--- a/docs/P2_V5_UM_TEMPLATE_MANUSCRIPT.docx
+++ b/docs/P2_V5_UM_TEMPLATE_MANUSCRIPT.docx
@@ -644,7 +644,7 @@
       <w:r>
         <w:fldChar w:fldCharType="separate"/>
       </w:r>
-      <w:hyperlink w:anchor="_Toc238057008" w:history="1">
+      <w:hyperlink w:anchor="_Toc238057933" w:history="1">
         <w:r>
           <w:rPr>
             <w:rStyle w:val="aff9"/>
@@ -682,7 +682,7 @@
             <w:noProof/>
             <w:webHidden/>
           </w:rPr>
-          <w:instrText>PAGEREF _Toc238057008 \h</w:instrText>
+          <w:instrText>PAGEREF _Toc238057933 \h</w:instrText>
         </w:r>
         <w:r>
           <w:rPr>
@@ -736,7 +736,7 @@
           <w:noProof/>
         </w:rPr>
       </w:pPr>
-      <w:hyperlink w:anchor="_Toc238057009" w:history="1">
+      <w:hyperlink w:anchor="_Toc238057934" w:history="1">
         <w:r>
           <w:rPr>
             <w:rStyle w:val="aff9"/>
@@ -774,7 +774,7 @@
             <w:noProof/>
             <w:webHidden/>
           </w:rPr>
-          <w:instrText>PAGEREF _Toc238057009 \h</w:instrText>
+          <w:instrText>PAGEREF _Toc238057934 \h</w:instrText>
         </w:r>
         <w:r>
           <w:rPr>
@@ -828,7 +828,7 @@
           <w:noProof/>
         </w:rPr>
       </w:pPr>
-      <w:hyperlink w:anchor="_Toc238057010" w:history="1">
+      <w:hyperlink w:anchor="_Toc238057935" w:history="1">
         <w:r>
           <w:rPr>
             <w:rStyle w:val="aff9"/>
@@ -866,7 +866,7 @@
             <w:noProof/>
             <w:webHidden/>
           </w:rPr>
-          <w:instrText>PAGEREF _Toc238057010 \h</w:instrText>
+          <w:instrText>PAGEREF _Toc238057935 \h</w:instrText>
         </w:r>
         <w:r>
           <w:rPr>
@@ -920,7 +920,7 @@
           <w:noProof/>
         </w:rPr>
       </w:pPr>
-      <w:hyperlink w:anchor="_Toc238057011" w:history="1">
+      <w:hyperlink w:anchor="_Toc238057936" w:history="1">
         <w:r>
           <w:rPr>
             <w:rStyle w:val="aff9"/>
@@ -958,7 +958,7 @@
             <w:noProof/>
             <w:webHidden/>
           </w:rPr>
-          <w:instrText>PAGEREF _Toc238057011 \h</w:instrText>
+          <w:instrText>PAGEREF _Toc238057936 \h</w:instrText>
         </w:r>
         <w:r>
           <w:rPr>
@@ -988,7 +988,7 @@
             <w:noProof/>
             <w:webHidden/>
           </w:rPr>
-          <w:t>3</w:t>
+          <w:t>4</w:t>
         </w:r>
         <w:r>
           <w:rPr>
@@ -1012,7 +1012,7 @@
           <w:noProof/>
         </w:rPr>
       </w:pPr>
-      <w:hyperlink w:anchor="_Toc238057012" w:history="1">
+      <w:hyperlink w:anchor="_Toc238057937" w:history="1">
         <w:r>
           <w:rPr>
             <w:rStyle w:val="aff9"/>
@@ -1050,7 +1050,7 @@
             <w:noProof/>
             <w:webHidden/>
           </w:rPr>
-          <w:instrText>PAGEREF _Toc238057012 \h</w:instrText>
+          <w:instrText>PAGEREF _Toc238057937 \h</w:instrText>
         </w:r>
         <w:r>
           <w:rPr>
@@ -1080,7 +1080,7 @@
             <w:noProof/>
             <w:webHidden/>
           </w:rPr>
-          <w:t>3</w:t>
+          <w:t>4</w:t>
         </w:r>
         <w:r>
           <w:rPr>
@@ -1104,7 +1104,7 @@
           <w:noProof/>
         </w:rPr>
       </w:pPr>
-      <w:hyperlink w:anchor="_Toc238057013" w:history="1">
+      <w:hyperlink w:anchor="_Toc238057938" w:history="1">
         <w:r>
           <w:rPr>
             <w:rStyle w:val="aff9"/>
@@ -1142,7 +1142,7 @@
             <w:noProof/>
             <w:webHidden/>
           </w:rPr>
-          <w:instrText>PAGEREF _Toc238057013 \h</w:instrText>
+          <w:instrText>PAGEREF _Toc238057938 \h</w:instrText>
         </w:r>
         <w:r>
           <w:rPr>
@@ -1172,7 +1172,7 @@
             <w:noProof/>
             <w:webHidden/>
           </w:rPr>
-          <w:t>4</w:t>
+          <w:t>5</w:t>
         </w:r>
         <w:r>
           <w:rPr>
@@ -1196,7 +1196,7 @@
           <w:noProof/>
         </w:rPr>
       </w:pPr>
-      <w:hyperlink w:anchor="_Toc238057014" w:history="1">
+      <w:hyperlink w:anchor="_Toc238057939" w:history="1">
         <w:r>
           <w:rPr>
             <w:rStyle w:val="aff9"/>
@@ -1234,7 +1234,7 @@
             <w:noProof/>
             <w:webHidden/>
           </w:rPr>
-          <w:instrText>PAGEREF _Toc238057014 \h</w:instrText>
+          <w:instrText>PAGEREF _Toc238057939 \h</w:instrText>
         </w:r>
         <w:r>
           <w:rPr>
@@ -1264,7 +1264,7 @@
             <w:noProof/>
             <w:webHidden/>
           </w:rPr>
-          <w:t>4</w:t>
+          <w:t>5</w:t>
         </w:r>
         <w:r>
           <w:rPr>
@@ -1288,7 +1288,7 @@
           <w:noProof/>
         </w:rPr>
       </w:pPr>
-      <w:hyperlink w:anchor="_Toc238057015" w:history="1">
+      <w:hyperlink w:anchor="_Toc238057940" w:history="1">
         <w:r>
           <w:rPr>
             <w:rStyle w:val="aff9"/>
@@ -1326,7 +1326,7 @@
             <w:noProof/>
             <w:webHidden/>
           </w:rPr>
-          <w:instrText>PAGEREF _Toc238057015 \h</w:instrText>
+          <w:instrText>PAGEREF _Toc238057940 \h</w:instrText>
         </w:r>
         <w:r>
           <w:rPr>
@@ -1356,7 +1356,7 @@
             <w:noProof/>
             <w:webHidden/>
           </w:rPr>
-          <w:t>5</w:t>
+          <w:t>7</w:t>
         </w:r>
         <w:r>
           <w:rPr>
@@ -1380,14 +1380,14 @@
           <w:noProof/>
         </w:rPr>
       </w:pPr>
-      <w:hyperlink w:anchor="_Toc238057016" w:history="1">
+      <w:hyperlink w:anchor="_Toc238057941" w:history="1">
         <w:r>
           <w:rPr>
             <w:rStyle w:val="aff9"/>
             <w:rFonts w:ascii="Calibri" w:hAnsi="Calibri"/>
             <w:noProof/>
           </w:rPr>
-          <w:t>1.8 Thesis Organization</w:t>
+          <w:t>1.8 Conceptual Framework</w:t>
         </w:r>
         <w:r>
           <w:rPr>
@@ -1418,7 +1418,7 @@
             <w:noProof/>
             <w:webHidden/>
           </w:rPr>
-          <w:instrText>PAGEREF _Toc238057016 \h</w:instrText>
+          <w:instrText>PAGEREF _Toc238057941 \h</w:instrText>
         </w:r>
         <w:r>
           <w:rPr>
@@ -1448,98 +1448,7 @@
             <w:noProof/>
             <w:webHidden/>
           </w:rPr>
-          <w:t>5</w:t>
-        </w:r>
-        <w:r>
-          <w:rPr>
-            <w:rFonts w:hint="eastAsia"/>
-            <w:noProof/>
-            <w:webHidden/>
-          </w:rPr>
-          <w:fldChar w:fldCharType="end"/>
-        </w:r>
-      </w:hyperlink>
-    </w:p>
-    <w:p>
-      <w:pPr>
-        <w:pStyle w:val="TOC1"/>
-        <w:tabs>
-          <w:tab w:val="right" w:leader="dot" w:pos="8494"/>
-        </w:tabs>
-        <w:rPr>
-          <w:rFonts w:hint="eastAsia"/>
-          <w:noProof/>
-        </w:rPr>
-      </w:pPr>
-      <w:hyperlink w:anchor="_Toc238057017" w:history="1">
-        <w:r>
-          <w:rPr>
-            <w:rStyle w:val="aff9"/>
-            <w:rFonts w:ascii="Calibri" w:hAnsi="Calibri"/>
-            <w:noProof/>
-          </w:rPr>
-          <w:t>CHAPTER 2: LITERATURE REVIEW</w:t>
-        </w:r>
-        <w:r>
-          <w:rPr>
-            <w:rFonts w:hint="eastAsia"/>
-            <w:noProof/>
-            <w:webHidden/>
-          </w:rPr>
-          <w:tab/>
-        </w:r>
-        <w:r>
-          <w:rPr>
-            <w:rFonts w:hint="eastAsia"/>
-            <w:noProof/>
-            <w:webHidden/>
-          </w:rPr>
-          <w:fldChar w:fldCharType="begin"/>
-        </w:r>
-        <w:r>
-          <w:rPr>
-            <w:rFonts w:hint="eastAsia"/>
-            <w:noProof/>
-            <w:webHidden/>
-          </w:rPr>
-          <w:instrText xml:space="preserve"> </w:instrText>
-        </w:r>
-        <w:r>
-          <w:rPr>
-            <w:noProof/>
-            <w:webHidden/>
-          </w:rPr>
-          <w:instrText>PAGEREF _Toc238057017 \h</w:instrText>
-        </w:r>
-        <w:r>
-          <w:rPr>
-            <w:rFonts w:hint="eastAsia"/>
-            <w:noProof/>
-            <w:webHidden/>
-          </w:rPr>
-          <w:instrText xml:space="preserve"> </w:instrText>
-        </w:r>
-        <w:r>
-          <w:rPr>
-            <w:rFonts w:hint="eastAsia"/>
-            <w:noProof/>
-            <w:webHidden/>
-          </w:rPr>
-        </w:r>
-        <w:r>
-          <w:rPr>
-            <w:rFonts w:hint="eastAsia"/>
-            <w:noProof/>
-            <w:webHidden/>
-          </w:rPr>
-          <w:fldChar w:fldCharType="separate"/>
-        </w:r>
-        <w:r>
-          <w:rPr>
-            <w:noProof/>
-            <w:webHidden/>
-          </w:rPr>
-          <w:t>7</w:t>
+          <w:t>8</w:t>
         </w:r>
         <w:r>
           <w:rPr>
@@ -1563,14 +1472,14 @@
           <w:noProof/>
         </w:rPr>
       </w:pPr>
-      <w:hyperlink w:anchor="_Toc238057018" w:history="1">
+      <w:hyperlink w:anchor="_Toc238057942" w:history="1">
         <w:r>
           <w:rPr>
             <w:rStyle w:val="aff9"/>
             <w:rFonts w:ascii="Calibri" w:hAnsi="Calibri"/>
             <w:noProof/>
           </w:rPr>
-          <w:t>2.1 Retrieval-Augmented Generation</w:t>
+          <w:t>1.9 Thesis Organization</w:t>
         </w:r>
         <w:r>
           <w:rPr>
@@ -1601,7 +1510,7 @@
             <w:noProof/>
             <w:webHidden/>
           </w:rPr>
-          <w:instrText>PAGEREF _Toc238057018 \h</w:instrText>
+          <w:instrText>PAGEREF _Toc238057942 \h</w:instrText>
         </w:r>
         <w:r>
           <w:rPr>
@@ -1631,7 +1540,98 @@
             <w:noProof/>
             <w:webHidden/>
           </w:rPr>
-          <w:t>7</w:t>
+          <w:t>9</w:t>
+        </w:r>
+        <w:r>
+          <w:rPr>
+            <w:rFonts w:hint="eastAsia"/>
+            <w:noProof/>
+            <w:webHidden/>
+          </w:rPr>
+          <w:fldChar w:fldCharType="end"/>
+        </w:r>
+      </w:hyperlink>
+    </w:p>
+    <w:p>
+      <w:pPr>
+        <w:pStyle w:val="TOC1"/>
+        <w:tabs>
+          <w:tab w:val="right" w:leader="dot" w:pos="8494"/>
+        </w:tabs>
+        <w:rPr>
+          <w:rFonts w:hint="eastAsia"/>
+          <w:noProof/>
+        </w:rPr>
+      </w:pPr>
+      <w:hyperlink w:anchor="_Toc238057943" w:history="1">
+        <w:r>
+          <w:rPr>
+            <w:rStyle w:val="aff9"/>
+            <w:rFonts w:ascii="Calibri" w:hAnsi="Calibri"/>
+            <w:noProof/>
+          </w:rPr>
+          <w:t>CHAPTER 2: LITERATURE REVIEW</w:t>
+        </w:r>
+        <w:r>
+          <w:rPr>
+            <w:rFonts w:hint="eastAsia"/>
+            <w:noProof/>
+            <w:webHidden/>
+          </w:rPr>
+          <w:tab/>
+        </w:r>
+        <w:r>
+          <w:rPr>
+            <w:rFonts w:hint="eastAsia"/>
+            <w:noProof/>
+            <w:webHidden/>
+          </w:rPr>
+          <w:fldChar w:fldCharType="begin"/>
+        </w:r>
+        <w:r>
+          <w:rPr>
+            <w:rFonts w:hint="eastAsia"/>
+            <w:noProof/>
+            <w:webHidden/>
+          </w:rPr>
+          <w:instrText xml:space="preserve"> </w:instrText>
+        </w:r>
+        <w:r>
+          <w:rPr>
+            <w:noProof/>
+            <w:webHidden/>
+          </w:rPr>
+          <w:instrText>PAGEREF _Toc238057943 \h</w:instrText>
+        </w:r>
+        <w:r>
+          <w:rPr>
+            <w:rFonts w:hint="eastAsia"/>
+            <w:noProof/>
+            <w:webHidden/>
+          </w:rPr>
+          <w:instrText xml:space="preserve"> </w:instrText>
+        </w:r>
+        <w:r>
+          <w:rPr>
+            <w:rFonts w:hint="eastAsia"/>
+            <w:noProof/>
+            <w:webHidden/>
+          </w:rPr>
+        </w:r>
+        <w:r>
+          <w:rPr>
+            <w:rFonts w:hint="eastAsia"/>
+            <w:noProof/>
+            <w:webHidden/>
+          </w:rPr>
+          <w:fldChar w:fldCharType="separate"/>
+        </w:r>
+        <w:r>
+          <w:rPr>
+            <w:noProof/>
+            <w:webHidden/>
+          </w:rPr>
+          <w:t>11</w:t>
         </w:r>
         <w:r>
           <w:rPr>
@@ -1655,14 +1655,14 @@
           <w:noProof/>
         </w:rPr>
       </w:pPr>
-      <w:hyperlink w:anchor="_Toc238057019" w:history="1">
+      <w:hyperlink w:anchor="_Toc238057944" w:history="1">
         <w:r>
           <w:rPr>
             <w:rStyle w:val="aff9"/>
             <w:rFonts w:ascii="Calibri" w:hAnsi="Calibri"/>
             <w:noProof/>
           </w:rPr>
-          <w:t>2.2 Medical RAG and Question Answering</w:t>
+          <w:t>2.1 Retrieval-Augmented Generation</w:t>
         </w:r>
         <w:r>
           <w:rPr>
@@ -1693,7 +1693,7 @@
             <w:noProof/>
             <w:webHidden/>
           </w:rPr>
-          <w:instrText>PAGEREF _Toc238057019 \h</w:instrText>
+          <w:instrText>PAGEREF _Toc238057944 \h</w:instrText>
         </w:r>
         <w:r>
           <w:rPr>
@@ -1723,7 +1723,7 @@
             <w:noProof/>
             <w:webHidden/>
           </w:rPr>
-          <w:t>7</w:t>
+          <w:t>11</w:t>
         </w:r>
         <w:r>
           <w:rPr>
@@ -1747,14 +1747,14 @@
           <w:noProof/>
         </w:rPr>
       </w:pPr>
-      <w:hyperlink w:anchor="_Toc238057020" w:history="1">
+      <w:hyperlink w:anchor="_Toc238057945" w:history="1">
         <w:r>
           <w:rPr>
             <w:rStyle w:val="aff9"/>
             <w:rFonts w:ascii="Calibri" w:hAnsi="Calibri"/>
             <w:noProof/>
           </w:rPr>
-          <w:t>2.3 Sparse, Dense, and Multimodal Retrieval</w:t>
+          <w:t>2.2 Medical RAG and Question Answering</w:t>
         </w:r>
         <w:r>
           <w:rPr>
@@ -1785,7 +1785,7 @@
             <w:noProof/>
             <w:webHidden/>
           </w:rPr>
-          <w:instrText>PAGEREF _Toc238057020 \h</w:instrText>
+          <w:instrText>PAGEREF _Toc238057945 \h</w:instrText>
         </w:r>
         <w:r>
           <w:rPr>
@@ -1815,7 +1815,7 @@
             <w:noProof/>
             <w:webHidden/>
           </w:rPr>
-          <w:t>8</w:t>
+          <w:t>12</w:t>
         </w:r>
         <w:r>
           <w:rPr>
@@ -1839,14 +1839,14 @@
           <w:noProof/>
         </w:rPr>
       </w:pPr>
-      <w:hyperlink w:anchor="_Toc238057021" w:history="1">
+      <w:hyperlink w:anchor="_Toc238057946" w:history="1">
         <w:r>
           <w:rPr>
             <w:rStyle w:val="aff9"/>
             <w:rFonts w:ascii="Calibri" w:hAnsi="Calibri"/>
             <w:noProof/>
           </w:rPr>
-          <w:t>2.4 Paired Radiology Images and Reports</w:t>
+          <w:t>2.3 Sparse, Dense, and Multimodal Retrieval</w:t>
         </w:r>
         <w:r>
           <w:rPr>
@@ -1877,7 +1877,7 @@
             <w:noProof/>
             <w:webHidden/>
           </w:rPr>
-          <w:instrText>PAGEREF _Toc238057021 \h</w:instrText>
+          <w:instrText>PAGEREF _Toc238057946 \h</w:instrText>
         </w:r>
         <w:r>
           <w:rPr>
@@ -1907,7 +1907,7 @@
             <w:noProof/>
             <w:webHidden/>
           </w:rPr>
-          <w:t>8</w:t>
+          <w:t>13</w:t>
         </w:r>
         <w:r>
           <w:rPr>
@@ -1931,14 +1931,14 @@
           <w:noProof/>
         </w:rPr>
       </w:pPr>
-      <w:hyperlink w:anchor="_Toc238057022" w:history="1">
+      <w:hyperlink w:anchor="_Toc238057947" w:history="1">
         <w:r>
           <w:rPr>
             <w:rStyle w:val="aff9"/>
             <w:rFonts w:ascii="Calibri" w:hAnsi="Calibri"/>
             <w:noProof/>
           </w:rPr>
-          <w:t>2.5 Biomedical Vision-Language Representation</w:t>
+          <w:t>2.4 Paired Radiology Images and Reports</w:t>
         </w:r>
         <w:r>
           <w:rPr>
@@ -1969,7 +1969,7 @@
             <w:noProof/>
             <w:webHidden/>
           </w:rPr>
-          <w:instrText>PAGEREF _Toc238057022 \h</w:instrText>
+          <w:instrText>PAGEREF _Toc238057947 \h</w:instrText>
         </w:r>
         <w:r>
           <w:rPr>
@@ -1999,7 +1999,7 @@
             <w:noProof/>
             <w:webHidden/>
           </w:rPr>
-          <w:t>9</w:t>
+          <w:t>15</w:t>
         </w:r>
         <w:r>
           <w:rPr>
@@ -2023,14 +2023,14 @@
           <w:noProof/>
         </w:rPr>
       </w:pPr>
-      <w:hyperlink w:anchor="_Toc238057023" w:history="1">
+      <w:hyperlink w:anchor="_Toc238057948" w:history="1">
         <w:r>
           <w:rPr>
             <w:rStyle w:val="aff9"/>
             <w:rFonts w:ascii="Calibri" w:hAnsi="Calibri"/>
             <w:noProof/>
           </w:rPr>
-          <w:t>2.6 Medical Visual and Report Question Answering</w:t>
+          <w:t>2.5 Biomedical Vision-Language Representation</w:t>
         </w:r>
         <w:r>
           <w:rPr>
@@ -2061,7 +2061,7 @@
             <w:noProof/>
             <w:webHidden/>
           </w:rPr>
-          <w:instrText>PAGEREF _Toc238057023 \h</w:instrText>
+          <w:instrText>PAGEREF _Toc238057948 \h</w:instrText>
         </w:r>
         <w:r>
           <w:rPr>
@@ -2091,7 +2091,7 @@
             <w:noProof/>
             <w:webHidden/>
           </w:rPr>
-          <w:t>9</w:t>
+          <w:t>16</w:t>
         </w:r>
         <w:r>
           <w:rPr>
@@ -2115,14 +2115,14 @@
           <w:noProof/>
         </w:rPr>
       </w:pPr>
-      <w:hyperlink w:anchor="_Toc238057024" w:history="1">
+      <w:hyperlink w:anchor="_Toc238057949" w:history="1">
         <w:r>
           <w:rPr>
             <w:rStyle w:val="aff9"/>
             <w:rFonts w:ascii="Calibri" w:hAnsi="Calibri"/>
             <w:noProof/>
           </w:rPr>
-          <w:t>2.7 Evidence Grounding and Medical Hallucination</w:t>
+          <w:t>2.6 Medical Visual and Report Question Answering</w:t>
         </w:r>
         <w:r>
           <w:rPr>
@@ -2153,7 +2153,7 @@
             <w:noProof/>
             <w:webHidden/>
           </w:rPr>
-          <w:instrText>PAGEREF _Toc238057024 \h</w:instrText>
+          <w:instrText>PAGEREF _Toc238057949 \h</w:instrText>
         </w:r>
         <w:r>
           <w:rPr>
@@ -2183,7 +2183,7 @@
             <w:noProof/>
             <w:webHidden/>
           </w:rPr>
-          <w:t>10</w:t>
+          <w:t>17</w:t>
         </w:r>
         <w:r>
           <w:rPr>
@@ -2207,14 +2207,14 @@
           <w:noProof/>
         </w:rPr>
       </w:pPr>
-      <w:hyperlink w:anchor="_Toc238057025" w:history="1">
+      <w:hyperlink w:anchor="_Toc238057950" w:history="1">
         <w:r>
           <w:rPr>
             <w:rStyle w:val="aff9"/>
             <w:rFonts w:ascii="Calibri" w:hAnsi="Calibri"/>
             <w:noProof/>
           </w:rPr>
-          <w:t>2.8 Alignment Controls and Benchmark Validity</w:t>
+          <w:t>2.7 Evidence Grounding and Medical Hallucination</w:t>
         </w:r>
         <w:r>
           <w:rPr>
@@ -2245,7 +2245,7 @@
             <w:noProof/>
             <w:webHidden/>
           </w:rPr>
-          <w:instrText>PAGEREF _Toc238057025 \h</w:instrText>
+          <w:instrText>PAGEREF _Toc238057950 \h</w:instrText>
         </w:r>
         <w:r>
           <w:rPr>
@@ -2275,7 +2275,7 @@
             <w:noProof/>
             <w:webHidden/>
           </w:rPr>
-          <w:t>10</w:t>
+          <w:t>19</w:t>
         </w:r>
         <w:r>
           <w:rPr>
@@ -2299,14 +2299,14 @@
           <w:noProof/>
         </w:rPr>
       </w:pPr>
-      <w:hyperlink w:anchor="_Toc238057026" w:history="1">
+      <w:hyperlink w:anchor="_Toc238057951" w:history="1">
         <w:r>
           <w:rPr>
             <w:rStyle w:val="aff9"/>
             <w:rFonts w:ascii="Calibri" w:hAnsi="Calibri"/>
             <w:noProof/>
           </w:rPr>
-          <w:t>2.9 Agentic and Auditable RAG Workflows</w:t>
+          <w:t>2.8 Alignment Controls and Benchmark Validity</w:t>
         </w:r>
         <w:r>
           <w:rPr>
@@ -2337,7 +2337,7 @@
             <w:noProof/>
             <w:webHidden/>
           </w:rPr>
-          <w:instrText>PAGEREF _Toc238057026 \h</w:instrText>
+          <w:instrText>PAGEREF _Toc238057951 \h</w:instrText>
         </w:r>
         <w:r>
           <w:rPr>
@@ -2367,7 +2367,7 @@
             <w:noProof/>
             <w:webHidden/>
           </w:rPr>
-          <w:t>11</w:t>
+          <w:t>20</w:t>
         </w:r>
         <w:r>
           <w:rPr>
@@ -2391,14 +2391,14 @@
           <w:noProof/>
         </w:rPr>
       </w:pPr>
-      <w:hyperlink w:anchor="_Toc238057027" w:history="1">
+      <w:hyperlink w:anchor="_Toc238057952" w:history="1">
         <w:r>
           <w:rPr>
             <w:rStyle w:val="aff9"/>
             <w:rFonts w:ascii="Calibri" w:hAnsi="Calibri"/>
             <w:noProof/>
           </w:rPr>
-          <w:t>2.10 Research Gap</w:t>
+          <w:t>2.9 Agentic and Auditable RAG Workflows</w:t>
         </w:r>
         <w:r>
           <w:rPr>
@@ -2429,7 +2429,7 @@
             <w:noProof/>
             <w:webHidden/>
           </w:rPr>
-          <w:instrText>PAGEREF _Toc238057027 \h</w:instrText>
+          <w:instrText>PAGEREF _Toc238057952 \h</w:instrText>
         </w:r>
         <w:r>
           <w:rPr>
@@ -2459,98 +2459,7 @@
             <w:noProof/>
             <w:webHidden/>
           </w:rPr>
-          <w:t>11</w:t>
-        </w:r>
-        <w:r>
-          <w:rPr>
-            <w:rFonts w:hint="eastAsia"/>
-            <w:noProof/>
-            <w:webHidden/>
-          </w:rPr>
-          <w:fldChar w:fldCharType="end"/>
-        </w:r>
-      </w:hyperlink>
-    </w:p>
-    <w:p>
-      <w:pPr>
-        <w:pStyle w:val="TOC1"/>
-        <w:tabs>
-          <w:tab w:val="right" w:leader="dot" w:pos="8494"/>
-        </w:tabs>
-        <w:rPr>
-          <w:rFonts w:hint="eastAsia"/>
-          <w:noProof/>
-        </w:rPr>
-      </w:pPr>
-      <w:hyperlink w:anchor="_Toc238057028" w:history="1">
-        <w:r>
-          <w:rPr>
-            <w:rStyle w:val="aff9"/>
-            <w:rFonts w:ascii="Calibri" w:hAnsi="Calibri"/>
-            <w:noProof/>
-          </w:rPr>
-          <w:t>CHAPTER 3: METHODOLOGY</w:t>
-        </w:r>
-        <w:r>
-          <w:rPr>
-            <w:rFonts w:hint="eastAsia"/>
-            <w:noProof/>
-            <w:webHidden/>
-          </w:rPr>
-          <w:tab/>
-        </w:r>
-        <w:r>
-          <w:rPr>
-            <w:rFonts w:hint="eastAsia"/>
-            <w:noProof/>
-            <w:webHidden/>
-          </w:rPr>
-          <w:fldChar w:fldCharType="begin"/>
-        </w:r>
-        <w:r>
-          <w:rPr>
-            <w:rFonts w:hint="eastAsia"/>
-            <w:noProof/>
-            <w:webHidden/>
-          </w:rPr>
-          <w:instrText xml:space="preserve"> </w:instrText>
-        </w:r>
-        <w:r>
-          <w:rPr>
-            <w:noProof/>
-            <w:webHidden/>
-          </w:rPr>
-          <w:instrText>PAGEREF _Toc238057028 \h</w:instrText>
-        </w:r>
-        <w:r>
-          <w:rPr>
-            <w:rFonts w:hint="eastAsia"/>
-            <w:noProof/>
-            <w:webHidden/>
-          </w:rPr>
-          <w:instrText xml:space="preserve"> </w:instrText>
-        </w:r>
-        <w:r>
-          <w:rPr>
-            <w:rFonts w:hint="eastAsia"/>
-            <w:noProof/>
-            <w:webHidden/>
-          </w:rPr>
-        </w:r>
-        <w:r>
-          <w:rPr>
-            <w:rFonts w:hint="eastAsia"/>
-            <w:noProof/>
-            <w:webHidden/>
-          </w:rPr>
-          <w:fldChar w:fldCharType="separate"/>
-        </w:r>
-        <w:r>
-          <w:rPr>
-            <w:noProof/>
-            <w:webHidden/>
-          </w:rPr>
-          <w:t>13</w:t>
+          <w:t>21</w:t>
         </w:r>
         <w:r>
           <w:rPr>
@@ -2574,14 +2483,14 @@
           <w:noProof/>
         </w:rPr>
       </w:pPr>
-      <w:hyperlink w:anchor="_Toc238057029" w:history="1">
+      <w:hyperlink w:anchor="_Toc238057953" w:history="1">
         <w:r>
           <w:rPr>
             <w:rStyle w:val="aff9"/>
             <w:rFonts w:ascii="Calibri" w:hAnsi="Calibri"/>
             <w:noProof/>
           </w:rPr>
-          <w:t>3.1 Research Design</w:t>
+          <w:t>2.10 Comparative Synthesis of Design Alternatives</w:t>
         </w:r>
         <w:r>
           <w:rPr>
@@ -2612,7 +2521,7 @@
             <w:noProof/>
             <w:webHidden/>
           </w:rPr>
-          <w:instrText>PAGEREF _Toc238057029 \h</w:instrText>
+          <w:instrText>PAGEREF _Toc238057953 \h</w:instrText>
         </w:r>
         <w:r>
           <w:rPr>
@@ -2642,7 +2551,7 @@
             <w:noProof/>
             <w:webHidden/>
           </w:rPr>
-          <w:t>13</w:t>
+          <w:t>23</w:t>
         </w:r>
         <w:r>
           <w:rPr>
@@ -2666,14 +2575,14 @@
           <w:noProof/>
         </w:rPr>
       </w:pPr>
-      <w:hyperlink w:anchor="_Toc238057030" w:history="1">
+      <w:hyperlink w:anchor="_Toc238057954" w:history="1">
         <w:r>
           <w:rPr>
             <w:rStyle w:val="aff9"/>
             <w:rFonts w:ascii="Calibri" w:hAnsi="Calibri"/>
             <w:noProof/>
           </w:rPr>
-          <w:t>3.2 Data Source and Cohort Construction</w:t>
+          <w:t>2.11 Research Gap</w:t>
         </w:r>
         <w:r>
           <w:rPr>
@@ -2704,7 +2613,7 @@
             <w:noProof/>
             <w:webHidden/>
           </w:rPr>
-          <w:instrText>PAGEREF _Toc238057030 \h</w:instrText>
+          <w:instrText>PAGEREF _Toc238057954 \h</w:instrText>
         </w:r>
         <w:r>
           <w:rPr>
@@ -2734,7 +2643,98 @@
             <w:noProof/>
             <w:webHidden/>
           </w:rPr>
-          <w:t>14</w:t>
+          <w:t>25</w:t>
+        </w:r>
+        <w:r>
+          <w:rPr>
+            <w:rFonts w:hint="eastAsia"/>
+            <w:noProof/>
+            <w:webHidden/>
+          </w:rPr>
+          <w:fldChar w:fldCharType="end"/>
+        </w:r>
+      </w:hyperlink>
+    </w:p>
+    <w:p>
+      <w:pPr>
+        <w:pStyle w:val="TOC1"/>
+        <w:tabs>
+          <w:tab w:val="right" w:leader="dot" w:pos="8494"/>
+        </w:tabs>
+        <w:rPr>
+          <w:rFonts w:hint="eastAsia"/>
+          <w:noProof/>
+        </w:rPr>
+      </w:pPr>
+      <w:hyperlink w:anchor="_Toc238057955" w:history="1">
+        <w:r>
+          <w:rPr>
+            <w:rStyle w:val="aff9"/>
+            <w:rFonts w:ascii="Calibri" w:hAnsi="Calibri"/>
+            <w:noProof/>
+          </w:rPr>
+          <w:t>CHAPTER 3: METHODOLOGY</w:t>
+        </w:r>
+        <w:r>
+          <w:rPr>
+            <w:rFonts w:hint="eastAsia"/>
+            <w:noProof/>
+            <w:webHidden/>
+          </w:rPr>
+          <w:tab/>
+        </w:r>
+        <w:r>
+          <w:rPr>
+            <w:rFonts w:hint="eastAsia"/>
+            <w:noProof/>
+            <w:webHidden/>
+          </w:rPr>
+          <w:fldChar w:fldCharType="begin"/>
+        </w:r>
+        <w:r>
+          <w:rPr>
+            <w:rFonts w:hint="eastAsia"/>
+            <w:noProof/>
+            <w:webHidden/>
+          </w:rPr>
+          <w:instrText xml:space="preserve"> </w:instrText>
+        </w:r>
+        <w:r>
+          <w:rPr>
+            <w:noProof/>
+            <w:webHidden/>
+          </w:rPr>
+          <w:instrText>PAGEREF _Toc238057955 \h</w:instrText>
+        </w:r>
+        <w:r>
+          <w:rPr>
+            <w:rFonts w:hint="eastAsia"/>
+            <w:noProof/>
+            <w:webHidden/>
+          </w:rPr>
+          <w:instrText xml:space="preserve"> </w:instrText>
+        </w:r>
+        <w:r>
+          <w:rPr>
+            <w:rFonts w:hint="eastAsia"/>
+            <w:noProof/>
+            <w:webHidden/>
+          </w:rPr>
+        </w:r>
+        <w:r>
+          <w:rPr>
+            <w:rFonts w:hint="eastAsia"/>
+            <w:noProof/>
+            <w:webHidden/>
+          </w:rPr>
+          <w:fldChar w:fldCharType="separate"/>
+        </w:r>
+        <w:r>
+          <w:rPr>
+            <w:noProof/>
+            <w:webHidden/>
+          </w:rPr>
+          <w:t>28</w:t>
         </w:r>
         <w:r>
           <w:rPr>
@@ -2758,14 +2758,14 @@
           <w:noProof/>
         </w:rPr>
       </w:pPr>
-      <w:hyperlink w:anchor="_Toc238057031" w:history="1">
+      <w:hyperlink w:anchor="_Toc238057956" w:history="1">
         <w:r>
           <w:rPr>
             <w:rStyle w:val="aff9"/>
             <w:rFonts w:ascii="Calibri" w:hAnsi="Calibri"/>
             <w:noProof/>
           </w:rPr>
-          <w:t>3.3 Question and Input Conditions</w:t>
+          <w:t>3.1 Research Design</w:t>
         </w:r>
         <w:r>
           <w:rPr>
@@ -2796,7 +2796,7 @@
             <w:noProof/>
             <w:webHidden/>
           </w:rPr>
-          <w:instrText>PAGEREF _Toc238057031 \h</w:instrText>
+          <w:instrText>PAGEREF _Toc238057956 \h</w:instrText>
         </w:r>
         <w:r>
           <w:rPr>
@@ -2826,7 +2826,7 @@
             <w:noProof/>
             <w:webHidden/>
           </w:rPr>
-          <w:t>14</w:t>
+          <w:t>28</w:t>
         </w:r>
         <w:r>
           <w:rPr>
@@ -2850,14 +2850,14 @@
           <w:noProof/>
         </w:rPr>
       </w:pPr>
-      <w:hyperlink w:anchor="_Toc238057032" w:history="1">
+      <w:hyperlink w:anchor="_Toc238057957" w:history="1">
         <w:r>
           <w:rPr>
             <w:rStyle w:val="aff9"/>
             <w:rFonts w:ascii="Calibri" w:hAnsi="Calibri"/>
             <w:noProof/>
           </w:rPr>
-          <w:t>3.4 Case-Aware Evidence Representation and Downstream QA Workflow</w:t>
+          <w:t>3.2 Data Source and Cohort Construction</w:t>
         </w:r>
         <w:r>
           <w:rPr>
@@ -2888,7 +2888,7 @@
             <w:noProof/>
             <w:webHidden/>
           </w:rPr>
-          <w:instrText>PAGEREF _Toc238057032 \h</w:instrText>
+          <w:instrText>PAGEREF _Toc238057957 \h</w:instrText>
         </w:r>
         <w:r>
           <w:rPr>
@@ -2918,7 +2918,7 @@
             <w:noProof/>
             <w:webHidden/>
           </w:rPr>
-          <w:t>15</w:t>
+          <w:t>30</w:t>
         </w:r>
         <w:r>
           <w:rPr>
@@ -2942,14 +2942,14 @@
           <w:noProof/>
         </w:rPr>
       </w:pPr>
-      <w:hyperlink w:anchor="_Toc238057033" w:history="1">
+      <w:hyperlink w:anchor="_Toc238057958" w:history="1">
         <w:r>
           <w:rPr>
             <w:rStyle w:val="aff9"/>
             <w:rFonts w:ascii="Calibri" w:hAnsi="Calibri"/>
             <w:noProof/>
           </w:rPr>
-          <w:t>3.5 Text Retrieval</w:t>
+          <w:t>3.3 Question and Input Conditions</w:t>
         </w:r>
         <w:r>
           <w:rPr>
@@ -2980,7 +2980,7 @@
             <w:noProof/>
             <w:webHidden/>
           </w:rPr>
-          <w:instrText>PAGEREF _Toc238057033 \h</w:instrText>
+          <w:instrText>PAGEREF _Toc238057958 \h</w:instrText>
         </w:r>
         <w:r>
           <w:rPr>
@@ -3010,7 +3010,7 @@
             <w:noProof/>
             <w:webHidden/>
           </w:rPr>
-          <w:t>16</w:t>
+          <w:t>32</w:t>
         </w:r>
         <w:r>
           <w:rPr>
@@ -3034,14 +3034,14 @@
           <w:noProof/>
         </w:rPr>
       </w:pPr>
-      <w:hyperlink w:anchor="_Toc238057034" w:history="1">
+      <w:hyperlink w:anchor="_Toc238057959" w:history="1">
         <w:r>
           <w:rPr>
             <w:rStyle w:val="aff9"/>
             <w:rFonts w:ascii="Calibri" w:hAnsi="Calibri"/>
             <w:noProof/>
           </w:rPr>
-          <w:t>3.6 Image Encoding and Multimodal Reranking</w:t>
+          <w:t>3.4 Case-Aware Evidence Representation and Downstream QA Workflow</w:t>
         </w:r>
         <w:r>
           <w:rPr>
@@ -3072,7 +3072,7 @@
             <w:noProof/>
             <w:webHidden/>
           </w:rPr>
-          <w:instrText>PAGEREF _Toc238057034 \h</w:instrText>
+          <w:instrText>PAGEREF _Toc238057959 \h</w:instrText>
         </w:r>
         <w:r>
           <w:rPr>
@@ -3102,7 +3102,7 @@
             <w:noProof/>
             <w:webHidden/>
           </w:rPr>
-          <w:t>16</w:t>
+          <w:t>33</w:t>
         </w:r>
         <w:r>
           <w:rPr>
@@ -3126,14 +3126,14 @@
           <w:noProof/>
         </w:rPr>
       </w:pPr>
-      <w:hyperlink w:anchor="_Toc238057035" w:history="1">
+      <w:hyperlink w:anchor="_Toc238057960" w:history="1">
         <w:r>
           <w:rPr>
             <w:rStyle w:val="aff9"/>
             <w:rFonts w:ascii="Calibri" w:hAnsi="Calibri"/>
             <w:noProof/>
           </w:rPr>
-          <w:t>3.7 Shuffled-Image Control</w:t>
+          <w:t>3.5 Text Retrieval</w:t>
         </w:r>
         <w:r>
           <w:rPr>
@@ -3164,7 +3164,7 @@
             <w:noProof/>
             <w:webHidden/>
           </w:rPr>
-          <w:instrText>PAGEREF _Toc238057035 \h</w:instrText>
+          <w:instrText>PAGEREF _Toc238057960 \h</w:instrText>
         </w:r>
         <w:r>
           <w:rPr>
@@ -3194,7 +3194,7 @@
             <w:noProof/>
             <w:webHidden/>
           </w:rPr>
-          <w:t>16</w:t>
+          <w:t>35</w:t>
         </w:r>
         <w:r>
           <w:rPr>
@@ -3218,14 +3218,14 @@
           <w:noProof/>
         </w:rPr>
       </w:pPr>
-      <w:hyperlink w:anchor="_Toc238057036" w:history="1">
+      <w:hyperlink w:anchor="_Toc238057961" w:history="1">
         <w:r>
           <w:rPr>
             <w:rStyle w:val="aff9"/>
             <w:rFonts w:ascii="Calibri" w:hAnsi="Calibri"/>
             <w:noProof/>
           </w:rPr>
-          <w:t>3.8 Answer Generation and Semantic Verification</w:t>
+          <w:t>3.6 Image Encoding and Multimodal Reranking</w:t>
         </w:r>
         <w:r>
           <w:rPr>
@@ -3256,7 +3256,7 @@
             <w:noProof/>
             <w:webHidden/>
           </w:rPr>
-          <w:instrText>PAGEREF _Toc238057036 \h</w:instrText>
+          <w:instrText>PAGEREF _Toc238057961 \h</w:instrText>
         </w:r>
         <w:r>
           <w:rPr>
@@ -3286,7 +3286,7 @@
             <w:noProof/>
             <w:webHidden/>
           </w:rPr>
-          <w:t>17</w:t>
+          <w:t>36</w:t>
         </w:r>
         <w:r>
           <w:rPr>
@@ -3310,14 +3310,14 @@
           <w:noProof/>
         </w:rPr>
       </w:pPr>
-      <w:hyperlink w:anchor="_Toc238057037" w:history="1">
+      <w:hyperlink w:anchor="_Toc238057962" w:history="1">
         <w:r>
           <w:rPr>
             <w:rStyle w:val="aff9"/>
             <w:rFonts w:ascii="Calibri" w:hAnsi="Calibri"/>
             <w:noProof/>
           </w:rPr>
-          <w:t>3.9 Evaluation Metrics and Statistical Analysis</w:t>
+          <w:t>3.7 Shuffled-Image Control</w:t>
         </w:r>
         <w:r>
           <w:rPr>
@@ -3348,7 +3348,7 @@
             <w:noProof/>
             <w:webHidden/>
           </w:rPr>
-          <w:instrText>PAGEREF _Toc238057037 \h</w:instrText>
+          <w:instrText>PAGEREF _Toc238057962 \h</w:instrText>
         </w:r>
         <w:r>
           <w:rPr>
@@ -3378,7 +3378,7 @@
             <w:noProof/>
             <w:webHidden/>
           </w:rPr>
-          <w:t>17</w:t>
+          <w:t>37</w:t>
         </w:r>
         <w:r>
           <w:rPr>
@@ -3402,14 +3402,14 @@
           <w:noProof/>
         </w:rPr>
       </w:pPr>
-      <w:hyperlink w:anchor="_Toc238057038" w:history="1">
+      <w:hyperlink w:anchor="_Toc238057963" w:history="1">
         <w:r>
           <w:rPr>
             <w:rStyle w:val="aff9"/>
             <w:rFonts w:ascii="Calibri" w:hAnsi="Calibri"/>
             <w:noProof/>
           </w:rPr>
-          <w:t>3.10 Researcher-Reviewed Qualitative Analysis</w:t>
+          <w:t>3.8 Answer Generation and Semantic Verification</w:t>
         </w:r>
         <w:r>
           <w:rPr>
@@ -3440,7 +3440,7 @@
             <w:noProof/>
             <w:webHidden/>
           </w:rPr>
-          <w:instrText>PAGEREF _Toc238057038 \h</w:instrText>
+          <w:instrText>PAGEREF _Toc238057963 \h</w:instrText>
         </w:r>
         <w:r>
           <w:rPr>
@@ -3470,7 +3470,7 @@
             <w:noProof/>
             <w:webHidden/>
           </w:rPr>
-          <w:t>18</w:t>
+          <w:t>38</w:t>
         </w:r>
         <w:r>
           <w:rPr>
@@ -3494,14 +3494,14 @@
           <w:noProof/>
         </w:rPr>
       </w:pPr>
-      <w:hyperlink w:anchor="_Toc238057039" w:history="1">
+      <w:hyperlink w:anchor="_Toc238057964" w:history="1">
         <w:r>
           <w:rPr>
             <w:rStyle w:val="aff9"/>
             <w:rFonts w:ascii="Calibri" w:hAnsi="Calibri"/>
             <w:noProof/>
           </w:rPr>
-          <w:t>3.11 Computational Cost and Reproducibility</w:t>
+          <w:t>3.9 Evaluation Metrics and Statistical Analysis</w:t>
         </w:r>
         <w:r>
           <w:rPr>
@@ -3532,7 +3532,7 @@
             <w:noProof/>
             <w:webHidden/>
           </w:rPr>
-          <w:instrText>PAGEREF _Toc238057039 \h</w:instrText>
+          <w:instrText>PAGEREF _Toc238057964 \h</w:instrText>
         </w:r>
         <w:r>
           <w:rPr>
@@ -3562,7 +3562,7 @@
             <w:noProof/>
             <w:webHidden/>
           </w:rPr>
-          <w:t>19</w:t>
+          <w:t>40</w:t>
         </w:r>
         <w:r>
           <w:rPr>
@@ -3586,14 +3586,14 @@
           <w:noProof/>
         </w:rPr>
       </w:pPr>
-      <w:hyperlink w:anchor="_Toc238057040" w:history="1">
+      <w:hyperlink w:anchor="_Toc238057965" w:history="1">
         <w:r>
           <w:rPr>
             <w:rStyle w:val="aff9"/>
             <w:rFonts w:ascii="Calibri" w:hAnsi="Calibri"/>
             <w:noProof/>
           </w:rPr>
-          <w:t>3.12 Ethics and Claim Boundaries</w:t>
+          <w:t>3.10 Researcher-Reviewed Qualitative Analysis</w:t>
         </w:r>
         <w:r>
           <w:rPr>
@@ -3624,7 +3624,7 @@
             <w:noProof/>
             <w:webHidden/>
           </w:rPr>
-          <w:instrText>PAGEREF _Toc238057040 \h</w:instrText>
+          <w:instrText>PAGEREF _Toc238057965 \h</w:instrText>
         </w:r>
         <w:r>
           <w:rPr>
@@ -3654,98 +3654,7 @@
             <w:noProof/>
             <w:webHidden/>
           </w:rPr>
-          <w:t>19</w:t>
-        </w:r>
-        <w:r>
-          <w:rPr>
-            <w:rFonts w:hint="eastAsia"/>
-            <w:noProof/>
-            <w:webHidden/>
-          </w:rPr>
-          <w:fldChar w:fldCharType="end"/>
-        </w:r>
-      </w:hyperlink>
-    </w:p>
-    <w:p>
-      <w:pPr>
-        <w:pStyle w:val="TOC1"/>
-        <w:tabs>
-          <w:tab w:val="right" w:leader="dot" w:pos="8494"/>
-        </w:tabs>
-        <w:rPr>
-          <w:rFonts w:hint="eastAsia"/>
-          <w:noProof/>
-        </w:rPr>
-      </w:pPr>
-      <w:hyperlink w:anchor="_Toc238057041" w:history="1">
-        <w:r>
-          <w:rPr>
-            <w:rStyle w:val="aff9"/>
-            <w:rFonts w:ascii="Calibri" w:hAnsi="Calibri"/>
-            <w:noProof/>
-          </w:rPr>
-          <w:t>CHAPTER 4: RESULTS AND ANALYSIS</w:t>
-        </w:r>
-        <w:r>
-          <w:rPr>
-            <w:rFonts w:hint="eastAsia"/>
-            <w:noProof/>
-            <w:webHidden/>
-          </w:rPr>
-          <w:tab/>
-        </w:r>
-        <w:r>
-          <w:rPr>
-            <w:rFonts w:hint="eastAsia"/>
-            <w:noProof/>
-            <w:webHidden/>
-          </w:rPr>
-          <w:fldChar w:fldCharType="begin"/>
-        </w:r>
-        <w:r>
-          <w:rPr>
-            <w:rFonts w:hint="eastAsia"/>
-            <w:noProof/>
-            <w:webHidden/>
-          </w:rPr>
-          <w:instrText xml:space="preserve"> </w:instrText>
-        </w:r>
-        <w:r>
-          <w:rPr>
-            <w:noProof/>
-            <w:webHidden/>
-          </w:rPr>
-          <w:instrText>PAGEREF _Toc238057041 \h</w:instrText>
-        </w:r>
-        <w:r>
-          <w:rPr>
-            <w:rFonts w:hint="eastAsia"/>
-            <w:noProof/>
-            <w:webHidden/>
-          </w:rPr>
-          <w:instrText xml:space="preserve"> </w:instrText>
-        </w:r>
-        <w:r>
-          <w:rPr>
-            <w:rFonts w:hint="eastAsia"/>
-            <w:noProof/>
-            <w:webHidden/>
-          </w:rPr>
-        </w:r>
-        <w:r>
-          <w:rPr>
-            <w:rFonts w:hint="eastAsia"/>
-            <w:noProof/>
-            <w:webHidden/>
-          </w:rPr>
-          <w:fldChar w:fldCharType="separate"/>
-        </w:r>
-        <w:r>
-          <w:rPr>
-            <w:noProof/>
-            <w:webHidden/>
-          </w:rPr>
-          <w:t>20</w:t>
+          <w:t>42</w:t>
         </w:r>
         <w:r>
           <w:rPr>
@@ -3769,14 +3678,14 @@
           <w:noProof/>
         </w:rPr>
       </w:pPr>
-      <w:hyperlink w:anchor="_Toc238057042" w:history="1">
+      <w:hyperlink w:anchor="_Toc238057966" w:history="1">
         <w:r>
           <w:rPr>
             <w:rStyle w:val="aff9"/>
             <w:rFonts w:ascii="Calibri" w:hAnsi="Calibri"/>
             <w:noProof/>
           </w:rPr>
-          <w:t>4.1 Patient-Scope Ambiguity and the Indication Shortcut</w:t>
+          <w:t>3.11 Computational Cost and Reproducibility</w:t>
         </w:r>
         <w:r>
           <w:rPr>
@@ -3807,7 +3716,7 @@
             <w:noProof/>
             <w:webHidden/>
           </w:rPr>
-          <w:instrText>PAGEREF _Toc238057042 \h</w:instrText>
+          <w:instrText>PAGEREF _Toc238057966 \h</w:instrText>
         </w:r>
         <w:r>
           <w:rPr>
@@ -3837,7 +3746,7 @@
             <w:noProof/>
             <w:webHidden/>
           </w:rPr>
-          <w:t>20</w:t>
+          <w:t>43</w:t>
         </w:r>
         <w:r>
           <w:rPr>
@@ -3861,14 +3770,14 @@
           <w:noProof/>
         </w:rPr>
       </w:pPr>
-      <w:hyperlink w:anchor="_Toc238057043" w:history="1">
+      <w:hyperlink w:anchor="_Toc238057967" w:history="1">
         <w:r>
           <w:rPr>
             <w:rStyle w:val="aff9"/>
             <w:rFonts w:ascii="Calibri" w:hAnsi="Calibri"/>
             <w:noProof/>
           </w:rPr>
-          <w:t>4.2 Indication and Correct-Image Ablation</w:t>
+          <w:t>3.12 Ethics and Claim Boundaries</w:t>
         </w:r>
         <w:r>
           <w:rPr>
@@ -3899,7 +3808,7 @@
             <w:noProof/>
             <w:webHidden/>
           </w:rPr>
-          <w:instrText>PAGEREF _Toc238057043 \h</w:instrText>
+          <w:instrText>PAGEREF _Toc238057967 \h</w:instrText>
         </w:r>
         <w:r>
           <w:rPr>
@@ -3929,7 +3838,7 @@
             <w:noProof/>
             <w:webHidden/>
           </w:rPr>
-          <w:t>20</w:t>
+          <w:t>44</w:t>
         </w:r>
         <w:r>
           <w:rPr>
@@ -3953,14 +3862,14 @@
           <w:noProof/>
         </w:rPr>
       </w:pPr>
-      <w:hyperlink w:anchor="_Toc238057044" w:history="1">
+      <w:hyperlink w:anchor="_Toc238057968" w:history="1">
         <w:r>
           <w:rPr>
             <w:rStyle w:val="aff9"/>
             <w:rFonts w:ascii="Calibri" w:hAnsi="Calibri"/>
             <w:noProof/>
           </w:rPr>
-          <w:t>4.3 Correctly Aligned Versus Shuffled Images</w:t>
+          <w:t>3.13 Methodological Summary</w:t>
         </w:r>
         <w:r>
           <w:rPr>
@@ -3991,7 +3900,7 @@
             <w:noProof/>
             <w:webHidden/>
           </w:rPr>
-          <w:instrText>PAGEREF _Toc238057044 \h</w:instrText>
+          <w:instrText>PAGEREF _Toc238057968 \h</w:instrText>
         </w:r>
         <w:r>
           <w:rPr>
@@ -4021,7 +3930,98 @@
             <w:noProof/>
             <w:webHidden/>
           </w:rPr>
-          <w:t>21</w:t>
+          <w:t>45</w:t>
+        </w:r>
+        <w:r>
+          <w:rPr>
+            <w:rFonts w:hint="eastAsia"/>
+            <w:noProof/>
+            <w:webHidden/>
+          </w:rPr>
+          <w:fldChar w:fldCharType="end"/>
+        </w:r>
+      </w:hyperlink>
+    </w:p>
+    <w:p>
+      <w:pPr>
+        <w:pStyle w:val="TOC1"/>
+        <w:tabs>
+          <w:tab w:val="right" w:leader="dot" w:pos="8494"/>
+        </w:tabs>
+        <w:rPr>
+          <w:rFonts w:hint="eastAsia"/>
+          <w:noProof/>
+        </w:rPr>
+      </w:pPr>
+      <w:hyperlink w:anchor="_Toc238057969" w:history="1">
+        <w:r>
+          <w:rPr>
+            <w:rStyle w:val="aff9"/>
+            <w:rFonts w:ascii="Calibri" w:hAnsi="Calibri"/>
+            <w:noProof/>
+          </w:rPr>
+          <w:t>CHAPTER 4: RESULTS AND ANALYSIS</w:t>
+        </w:r>
+        <w:r>
+          <w:rPr>
+            <w:rFonts w:hint="eastAsia"/>
+            <w:noProof/>
+            <w:webHidden/>
+          </w:rPr>
+          <w:tab/>
+        </w:r>
+        <w:r>
+          <w:rPr>
+            <w:rFonts w:hint="eastAsia"/>
+            <w:noProof/>
+            <w:webHidden/>
+          </w:rPr>
+          <w:fldChar w:fldCharType="begin"/>
+        </w:r>
+        <w:r>
+          <w:rPr>
+            <w:rFonts w:hint="eastAsia"/>
+            <w:noProof/>
+            <w:webHidden/>
+          </w:rPr>
+          <w:instrText xml:space="preserve"> </w:instrText>
+        </w:r>
+        <w:r>
+          <w:rPr>
+            <w:noProof/>
+            <w:webHidden/>
+          </w:rPr>
+          <w:instrText>PAGEREF _Toc238057969 \h</w:instrText>
+        </w:r>
+        <w:r>
+          <w:rPr>
+            <w:rFonts w:hint="eastAsia"/>
+            <w:noProof/>
+            <w:webHidden/>
+          </w:rPr>
+          <w:instrText xml:space="preserve"> </w:instrText>
+        </w:r>
+        <w:r>
+          <w:rPr>
+            <w:rFonts w:hint="eastAsia"/>
+            <w:noProof/>
+            <w:webHidden/>
+          </w:rPr>
+        </w:r>
+        <w:r>
+          <w:rPr>
+            <w:rFonts w:hint="eastAsia"/>
+            <w:noProof/>
+            <w:webHidden/>
+          </w:rPr>
+          <w:fldChar w:fldCharType="separate"/>
+        </w:r>
+        <w:r>
+          <w:rPr>
+            <w:noProof/>
+            <w:webHidden/>
+          </w:rPr>
+          <w:t>48</w:t>
         </w:r>
         <w:r>
           <w:rPr>
@@ -4045,14 +4045,14 @@
           <w:noProof/>
         </w:rPr>
       </w:pPr>
-      <w:hyperlink w:anchor="_Toc238057045" w:history="1">
+      <w:hyperlink w:anchor="_Toc238057970" w:history="1">
         <w:r>
           <w:rPr>
             <w:rStyle w:val="aff9"/>
             <w:rFonts w:ascii="Calibri" w:hAnsi="Calibri"/>
             <w:noProof/>
           </w:rPr>
-          <w:t>4.4 End-to-End Question Answering</w:t>
+          <w:t>4.1 Patient-Scope Ambiguity and the Indication Shortcut</w:t>
         </w:r>
         <w:r>
           <w:rPr>
@@ -4083,7 +4083,7 @@
             <w:noProof/>
             <w:webHidden/>
           </w:rPr>
-          <w:instrText>PAGEREF _Toc238057045 \h</w:instrText>
+          <w:instrText>PAGEREF _Toc238057970 \h</w:instrText>
         </w:r>
         <w:r>
           <w:rPr>
@@ -4113,7 +4113,7 @@
             <w:noProof/>
             <w:webHidden/>
           </w:rPr>
-          <w:t>21</w:t>
+          <w:t>48</w:t>
         </w:r>
         <w:r>
           <w:rPr>
@@ -4137,14 +4137,14 @@
           <w:noProof/>
         </w:rPr>
       </w:pPr>
-      <w:hyperlink w:anchor="_Toc238057046" w:history="1">
+      <w:hyperlink w:anchor="_Toc238057971" w:history="1">
         <w:r>
           <w:rPr>
             <w:rStyle w:val="aff9"/>
             <w:rFonts w:ascii="Calibri" w:hAnsi="Calibri"/>
             <w:noProof/>
           </w:rPr>
-          <w:t>4.5 Researcher-Reviewed Qualitative Findings</w:t>
+          <w:t>4.2 Indication and Correct-Image Ablation</w:t>
         </w:r>
         <w:r>
           <w:rPr>
@@ -4175,7 +4175,7 @@
             <w:noProof/>
             <w:webHidden/>
           </w:rPr>
-          <w:instrText>PAGEREF _Toc238057046 \h</w:instrText>
+          <w:instrText>PAGEREF _Toc238057971 \h</w:instrText>
         </w:r>
         <w:r>
           <w:rPr>
@@ -4205,7 +4205,7 @@
             <w:noProof/>
             <w:webHidden/>
           </w:rPr>
-          <w:t>22</w:t>
+          <w:t>49</w:t>
         </w:r>
         <w:r>
           <w:rPr>
@@ -4229,14 +4229,14 @@
           <w:noProof/>
         </w:rPr>
       </w:pPr>
-      <w:hyperlink w:anchor="_Toc238057047" w:history="1">
+      <w:hyperlink w:anchor="_Toc238057972" w:history="1">
         <w:r>
           <w:rPr>
             <w:rStyle w:val="aff9"/>
             <w:rFonts w:ascii="Calibri" w:hAnsi="Calibri"/>
             <w:noProof/>
           </w:rPr>
-          <w:t>4.6 Computational Cost</w:t>
+          <w:t>4.3 Correctly Aligned Versus Shuffled Images</w:t>
         </w:r>
         <w:r>
           <w:rPr>
@@ -4267,7 +4267,7 @@
             <w:noProof/>
             <w:webHidden/>
           </w:rPr>
-          <w:instrText>PAGEREF _Toc238057047 \h</w:instrText>
+          <w:instrText>PAGEREF _Toc238057972 \h</w:instrText>
         </w:r>
         <w:r>
           <w:rPr>
@@ -4297,7 +4297,7 @@
             <w:noProof/>
             <w:webHidden/>
           </w:rPr>
-          <w:t>23</w:t>
+          <w:t>51</w:t>
         </w:r>
         <w:r>
           <w:rPr>
@@ -4321,14 +4321,14 @@
           <w:noProof/>
         </w:rPr>
       </w:pPr>
-      <w:hyperlink w:anchor="_Toc238057048" w:history="1">
+      <w:hyperlink w:anchor="_Toc238057973" w:history="1">
         <w:r>
           <w:rPr>
             <w:rStyle w:val="aff9"/>
             <w:rFonts w:ascii="Calibri" w:hAnsi="Calibri"/>
             <w:noProof/>
           </w:rPr>
-          <w:t>4.7 Results Summary</w:t>
+          <w:t>4.4 End-to-End Question Answering</w:t>
         </w:r>
         <w:r>
           <w:rPr>
@@ -4359,7 +4359,7 @@
             <w:noProof/>
             <w:webHidden/>
           </w:rPr>
-          <w:instrText>PAGEREF _Toc238057048 \h</w:instrText>
+          <w:instrText>PAGEREF _Toc238057973 \h</w:instrText>
         </w:r>
         <w:r>
           <w:rPr>
@@ -4389,98 +4389,7 @@
             <w:noProof/>
             <w:webHidden/>
           </w:rPr>
-          <w:t>24</w:t>
-        </w:r>
-        <w:r>
-          <w:rPr>
-            <w:rFonts w:hint="eastAsia"/>
-            <w:noProof/>
-            <w:webHidden/>
-          </w:rPr>
-          <w:fldChar w:fldCharType="end"/>
-        </w:r>
-      </w:hyperlink>
-    </w:p>
-    <w:p>
-      <w:pPr>
-        <w:pStyle w:val="TOC1"/>
-        <w:tabs>
-          <w:tab w:val="right" w:leader="dot" w:pos="8494"/>
-        </w:tabs>
-        <w:rPr>
-          <w:rFonts w:hint="eastAsia"/>
-          <w:noProof/>
-        </w:rPr>
-      </w:pPr>
-      <w:hyperlink w:anchor="_Toc238057049" w:history="1">
-        <w:r>
-          <w:rPr>
-            <w:rStyle w:val="aff9"/>
-            <w:rFonts w:ascii="Calibri" w:hAnsi="Calibri"/>
-            <w:noProof/>
-          </w:rPr>
-          <w:t>CHAPTER 5: DISCUSSION AND CONCLUSION</w:t>
-        </w:r>
-        <w:r>
-          <w:rPr>
-            <w:rFonts w:hint="eastAsia"/>
-            <w:noProof/>
-            <w:webHidden/>
-          </w:rPr>
-          <w:tab/>
-        </w:r>
-        <w:r>
-          <w:rPr>
-            <w:rFonts w:hint="eastAsia"/>
-            <w:noProof/>
-            <w:webHidden/>
-          </w:rPr>
-          <w:fldChar w:fldCharType="begin"/>
-        </w:r>
-        <w:r>
-          <w:rPr>
-            <w:rFonts w:hint="eastAsia"/>
-            <w:noProof/>
-            <w:webHidden/>
-          </w:rPr>
-          <w:instrText xml:space="preserve"> </w:instrText>
-        </w:r>
-        <w:r>
-          <w:rPr>
-            <w:noProof/>
-            <w:webHidden/>
-          </w:rPr>
-          <w:instrText>PAGEREF _Toc238057049 \h</w:instrText>
-        </w:r>
-        <w:r>
-          <w:rPr>
-            <w:rFonts w:hint="eastAsia"/>
-            <w:noProof/>
-            <w:webHidden/>
-          </w:rPr>
-          <w:instrText xml:space="preserve"> </w:instrText>
-        </w:r>
-        <w:r>
-          <w:rPr>
-            <w:rFonts w:hint="eastAsia"/>
-            <w:noProof/>
-            <w:webHidden/>
-          </w:rPr>
-        </w:r>
-        <w:r>
-          <w:rPr>
-            <w:rFonts w:hint="eastAsia"/>
-            <w:noProof/>
-            <w:webHidden/>
-          </w:rPr>
-          <w:fldChar w:fldCharType="separate"/>
-        </w:r>
-        <w:r>
-          <w:rPr>
-            <w:noProof/>
-            <w:webHidden/>
-          </w:rPr>
-          <w:t>25</w:t>
+          <w:t>52</w:t>
         </w:r>
         <w:r>
           <w:rPr>
@@ -4504,13 +4413,380 @@
           <w:noProof/>
         </w:rPr>
       </w:pPr>
-      <w:hyperlink w:anchor="_Toc238057050" w:history="1">
+      <w:hyperlink w:anchor="_Toc238057974" w:history="1">
         <w:r>
           <w:rPr>
             <w:rStyle w:val="aff9"/>
             <w:rFonts w:ascii="Calibri" w:hAnsi="Calibri"/>
             <w:noProof/>
           </w:rPr>
+          <w:t>4.5 Researcher-Reviewed Qualitative Findings</w:t>
+        </w:r>
+        <w:r>
+          <w:rPr>
+            <w:rFonts w:hint="eastAsia"/>
+            <w:noProof/>
+            <w:webHidden/>
+          </w:rPr>
+          <w:tab/>
+        </w:r>
+        <w:r>
+          <w:rPr>
+            <w:rFonts w:hint="eastAsia"/>
+            <w:noProof/>
+            <w:webHidden/>
+          </w:rPr>
+          <w:fldChar w:fldCharType="begin"/>
+        </w:r>
+        <w:r>
+          <w:rPr>
+            <w:rFonts w:hint="eastAsia"/>
+            <w:noProof/>
+            <w:webHidden/>
+          </w:rPr>
+          <w:instrText xml:space="preserve"> </w:instrText>
+        </w:r>
+        <w:r>
+          <w:rPr>
+            <w:noProof/>
+            <w:webHidden/>
+          </w:rPr>
+          <w:instrText>PAGEREF _Toc238057974 \h</w:instrText>
+        </w:r>
+        <w:r>
+          <w:rPr>
+            <w:rFonts w:hint="eastAsia"/>
+            <w:noProof/>
+            <w:webHidden/>
+          </w:rPr>
+          <w:instrText xml:space="preserve"> </w:instrText>
+        </w:r>
+        <w:r>
+          <w:rPr>
+            <w:rFonts w:hint="eastAsia"/>
+            <w:noProof/>
+            <w:webHidden/>
+          </w:rPr>
+        </w:r>
+        <w:r>
+          <w:rPr>
+            <w:rFonts w:hint="eastAsia"/>
+            <w:noProof/>
+            <w:webHidden/>
+          </w:rPr>
+          <w:fldChar w:fldCharType="separate"/>
+        </w:r>
+        <w:r>
+          <w:rPr>
+            <w:noProof/>
+            <w:webHidden/>
+          </w:rPr>
+          <w:t>54</w:t>
+        </w:r>
+        <w:r>
+          <w:rPr>
+            <w:rFonts w:hint="eastAsia"/>
+            <w:noProof/>
+            <w:webHidden/>
+          </w:rPr>
+          <w:fldChar w:fldCharType="end"/>
+        </w:r>
+      </w:hyperlink>
+    </w:p>
+    <w:p>
+      <w:pPr>
+        <w:pStyle w:val="TOC2"/>
+        <w:tabs>
+          <w:tab w:val="right" w:leader="dot" w:pos="8494"/>
+        </w:tabs>
+        <w:ind w:left="480"/>
+        <w:rPr>
+          <w:rFonts w:hint="eastAsia"/>
+          <w:noProof/>
+        </w:rPr>
+      </w:pPr>
+      <w:hyperlink w:anchor="_Toc238057975" w:history="1">
+        <w:r>
+          <w:rPr>
+            <w:rStyle w:val="aff9"/>
+            <w:rFonts w:ascii="Calibri" w:hAnsi="Calibri"/>
+            <w:noProof/>
+          </w:rPr>
+          <w:t>4.6 Computational Cost</w:t>
+        </w:r>
+        <w:r>
+          <w:rPr>
+            <w:rFonts w:hint="eastAsia"/>
+            <w:noProof/>
+            <w:webHidden/>
+          </w:rPr>
+          <w:tab/>
+        </w:r>
+        <w:r>
+          <w:rPr>
+            <w:rFonts w:hint="eastAsia"/>
+            <w:noProof/>
+            <w:webHidden/>
+          </w:rPr>
+          <w:fldChar w:fldCharType="begin"/>
+        </w:r>
+        <w:r>
+          <w:rPr>
+            <w:rFonts w:hint="eastAsia"/>
+            <w:noProof/>
+            <w:webHidden/>
+          </w:rPr>
+          <w:instrText xml:space="preserve"> </w:instrText>
+        </w:r>
+        <w:r>
+          <w:rPr>
+            <w:noProof/>
+            <w:webHidden/>
+          </w:rPr>
+          <w:instrText>PAGEREF _Toc238057975 \h</w:instrText>
+        </w:r>
+        <w:r>
+          <w:rPr>
+            <w:rFonts w:hint="eastAsia"/>
+            <w:noProof/>
+            <w:webHidden/>
+          </w:rPr>
+          <w:instrText xml:space="preserve"> </w:instrText>
+        </w:r>
+        <w:r>
+          <w:rPr>
+            <w:rFonts w:hint="eastAsia"/>
+            <w:noProof/>
+            <w:webHidden/>
+          </w:rPr>
+        </w:r>
+        <w:r>
+          <w:rPr>
+            <w:rFonts w:hint="eastAsia"/>
+            <w:noProof/>
+            <w:webHidden/>
+          </w:rPr>
+          <w:fldChar w:fldCharType="separate"/>
+        </w:r>
+        <w:r>
+          <w:rPr>
+            <w:noProof/>
+            <w:webHidden/>
+          </w:rPr>
+          <w:t>57</w:t>
+        </w:r>
+        <w:r>
+          <w:rPr>
+            <w:rFonts w:hint="eastAsia"/>
+            <w:noProof/>
+            <w:webHidden/>
+          </w:rPr>
+          <w:fldChar w:fldCharType="end"/>
+        </w:r>
+      </w:hyperlink>
+    </w:p>
+    <w:p>
+      <w:pPr>
+        <w:pStyle w:val="TOC2"/>
+        <w:tabs>
+          <w:tab w:val="right" w:leader="dot" w:pos="8494"/>
+        </w:tabs>
+        <w:ind w:left="480"/>
+        <w:rPr>
+          <w:rFonts w:hint="eastAsia"/>
+          <w:noProof/>
+        </w:rPr>
+      </w:pPr>
+      <w:hyperlink w:anchor="_Toc238057976" w:history="1">
+        <w:r>
+          <w:rPr>
+            <w:rStyle w:val="aff9"/>
+            <w:rFonts w:ascii="Calibri" w:hAnsi="Calibri"/>
+            <w:noProof/>
+          </w:rPr>
+          <w:t>4.7 Results Summary</w:t>
+        </w:r>
+        <w:r>
+          <w:rPr>
+            <w:rFonts w:hint="eastAsia"/>
+            <w:noProof/>
+            <w:webHidden/>
+          </w:rPr>
+          <w:tab/>
+        </w:r>
+        <w:r>
+          <w:rPr>
+            <w:rFonts w:hint="eastAsia"/>
+            <w:noProof/>
+            <w:webHidden/>
+          </w:rPr>
+          <w:fldChar w:fldCharType="begin"/>
+        </w:r>
+        <w:r>
+          <w:rPr>
+            <w:rFonts w:hint="eastAsia"/>
+            <w:noProof/>
+            <w:webHidden/>
+          </w:rPr>
+          <w:instrText xml:space="preserve"> </w:instrText>
+        </w:r>
+        <w:r>
+          <w:rPr>
+            <w:noProof/>
+            <w:webHidden/>
+          </w:rPr>
+          <w:instrText>PAGEREF _Toc238057976 \h</w:instrText>
+        </w:r>
+        <w:r>
+          <w:rPr>
+            <w:rFonts w:hint="eastAsia"/>
+            <w:noProof/>
+            <w:webHidden/>
+          </w:rPr>
+          <w:instrText xml:space="preserve"> </w:instrText>
+        </w:r>
+        <w:r>
+          <w:rPr>
+            <w:rFonts w:hint="eastAsia"/>
+            <w:noProof/>
+            <w:webHidden/>
+          </w:rPr>
+        </w:r>
+        <w:r>
+          <w:rPr>
+            <w:rFonts w:hint="eastAsia"/>
+            <w:noProof/>
+            <w:webHidden/>
+          </w:rPr>
+          <w:fldChar w:fldCharType="separate"/>
+        </w:r>
+        <w:r>
+          <w:rPr>
+            <w:noProof/>
+            <w:webHidden/>
+          </w:rPr>
+          <w:t>58</w:t>
+        </w:r>
+        <w:r>
+          <w:rPr>
+            <w:rFonts w:hint="eastAsia"/>
+            <w:noProof/>
+            <w:webHidden/>
+          </w:rPr>
+          <w:fldChar w:fldCharType="end"/>
+        </w:r>
+      </w:hyperlink>
+    </w:p>
+    <w:p>
+      <w:pPr>
+        <w:pStyle w:val="TOC1"/>
+        <w:tabs>
+          <w:tab w:val="right" w:leader="dot" w:pos="8494"/>
+        </w:tabs>
+        <w:rPr>
+          <w:rFonts w:hint="eastAsia"/>
+          <w:noProof/>
+        </w:rPr>
+      </w:pPr>
+      <w:hyperlink w:anchor="_Toc238057977" w:history="1">
+        <w:r>
+          <w:rPr>
+            <w:rStyle w:val="aff9"/>
+            <w:rFonts w:ascii="Calibri" w:hAnsi="Calibri"/>
+            <w:noProof/>
+          </w:rPr>
+          <w:t>CHAPTER 5: DISCUSSION AND CONCLUSION</w:t>
+        </w:r>
+        <w:r>
+          <w:rPr>
+            <w:rFonts w:hint="eastAsia"/>
+            <w:noProof/>
+            <w:webHidden/>
+          </w:rPr>
+          <w:tab/>
+        </w:r>
+        <w:r>
+          <w:rPr>
+            <w:rFonts w:hint="eastAsia"/>
+            <w:noProof/>
+            <w:webHidden/>
+          </w:rPr>
+          <w:fldChar w:fldCharType="begin"/>
+        </w:r>
+        <w:r>
+          <w:rPr>
+            <w:rFonts w:hint="eastAsia"/>
+            <w:noProof/>
+            <w:webHidden/>
+          </w:rPr>
+          <w:instrText xml:space="preserve"> </w:instrText>
+        </w:r>
+        <w:r>
+          <w:rPr>
+            <w:noProof/>
+            <w:webHidden/>
+          </w:rPr>
+          <w:instrText>PAGEREF _Toc238057977 \h</w:instrText>
+        </w:r>
+        <w:r>
+          <w:rPr>
+            <w:rFonts w:hint="eastAsia"/>
+            <w:noProof/>
+            <w:webHidden/>
+          </w:rPr>
+          <w:instrText xml:space="preserve"> </w:instrText>
+        </w:r>
+        <w:r>
+          <w:rPr>
+            <w:rFonts w:hint="eastAsia"/>
+            <w:noProof/>
+            <w:webHidden/>
+          </w:rPr>
+        </w:r>
+        <w:r>
+          <w:rPr>
+            <w:rFonts w:hint="eastAsia"/>
+            <w:noProof/>
+            <w:webHidden/>
+          </w:rPr>
+          <w:fldChar w:fldCharType="separate"/>
+        </w:r>
+        <w:r>
+          <w:rPr>
+            <w:noProof/>
+            <w:webHidden/>
+          </w:rPr>
+          <w:t>60</w:t>
+        </w:r>
+        <w:r>
+          <w:rPr>
+            <w:rFonts w:hint="eastAsia"/>
+            <w:noProof/>
+            <w:webHidden/>
+          </w:rPr>
+          <w:fldChar w:fldCharType="end"/>
+        </w:r>
+      </w:hyperlink>
+    </w:p>
+    <w:p>
+      <w:pPr>
+        <w:pStyle w:val="TOC2"/>
+        <w:tabs>
+          <w:tab w:val="right" w:leader="dot" w:pos="8494"/>
+        </w:tabs>
+        <w:ind w:left="480"/>
+        <w:rPr>
+          <w:rFonts w:hint="eastAsia"/>
+          <w:noProof/>
+        </w:rPr>
+      </w:pPr>
+      <w:hyperlink w:anchor="_Toc238057978" w:history="1">
+        <w:r>
+          <w:rPr>
+            <w:rStyle w:val="aff9"/>
+            <w:rFonts w:ascii="Calibri" w:hAnsi="Calibri"/>
+            <w:noProof/>
+          </w:rPr>
           <w:t>5.1 Answers to the Research Questions</w:t>
         </w:r>
         <w:r>
@@ -4542,7 +4818,7 @@
             <w:noProof/>
             <w:webHidden/>
           </w:rPr>
-          <w:instrText>PAGEREF _Toc238057050 \h</w:instrText>
+          <w:instrText>PAGEREF _Toc238057978 \h</w:instrText>
         </w:r>
         <w:r>
           <w:rPr>
@@ -4572,7 +4848,7 @@
             <w:noProof/>
             <w:webHidden/>
           </w:rPr>
-          <w:t>25</w:t>
+          <w:t>60</w:t>
         </w:r>
         <w:r>
           <w:rPr>
@@ -4596,7 +4872,7 @@
           <w:noProof/>
         </w:rPr>
       </w:pPr>
-      <w:hyperlink w:anchor="_Toc238057051" w:history="1">
+      <w:hyperlink w:anchor="_Toc238057979" w:history="1">
         <w:r>
           <w:rPr>
             <w:rStyle w:val="aff9"/>
@@ -4634,7 +4910,7 @@
             <w:noProof/>
             <w:webHidden/>
           </w:rPr>
-          <w:instrText>PAGEREF _Toc238057051 \h</w:instrText>
+          <w:instrText>PAGEREF _Toc238057979 \h</w:instrText>
         </w:r>
         <w:r>
           <w:rPr>
@@ -4664,7 +4940,7 @@
             <w:noProof/>
             <w:webHidden/>
           </w:rPr>
-          <w:t>25</w:t>
+          <w:t>60</w:t>
         </w:r>
         <w:r>
           <w:rPr>
@@ -4688,7 +4964,7 @@
           <w:noProof/>
         </w:rPr>
       </w:pPr>
-      <w:hyperlink w:anchor="_Toc238057052" w:history="1">
+      <w:hyperlink w:anchor="_Toc238057980" w:history="1">
         <w:r>
           <w:rPr>
             <w:rStyle w:val="aff9"/>
@@ -4726,7 +5002,7 @@
             <w:noProof/>
             <w:webHidden/>
           </w:rPr>
-          <w:instrText>PAGEREF _Toc238057052 \h</w:instrText>
+          <w:instrText>PAGEREF _Toc238057980 \h</w:instrText>
         </w:r>
         <w:r>
           <w:rPr>
@@ -4756,7 +5032,7 @@
             <w:noProof/>
             <w:webHidden/>
           </w:rPr>
-          <w:t>25</w:t>
+          <w:t>60</w:t>
         </w:r>
         <w:r>
           <w:rPr>
@@ -4780,7 +5056,7 @@
           <w:noProof/>
         </w:rPr>
       </w:pPr>
-      <w:hyperlink w:anchor="_Toc238057053" w:history="1">
+      <w:hyperlink w:anchor="_Toc238057981" w:history="1">
         <w:r>
           <w:rPr>
             <w:rStyle w:val="aff9"/>
@@ -4818,7 +5094,7 @@
             <w:noProof/>
             <w:webHidden/>
           </w:rPr>
-          <w:instrText>PAGEREF _Toc238057053 \h</w:instrText>
+          <w:instrText>PAGEREF _Toc238057981 \h</w:instrText>
         </w:r>
         <w:r>
           <w:rPr>
@@ -4848,7 +5124,7 @@
             <w:noProof/>
             <w:webHidden/>
           </w:rPr>
-          <w:t>25</w:t>
+          <w:t>61</w:t>
         </w:r>
         <w:r>
           <w:rPr>
@@ -4872,7 +5148,7 @@
           <w:noProof/>
         </w:rPr>
       </w:pPr>
-      <w:hyperlink w:anchor="_Toc238057054" w:history="1">
+      <w:hyperlink w:anchor="_Toc238057982" w:history="1">
         <w:r>
           <w:rPr>
             <w:rStyle w:val="aff9"/>
@@ -4910,7 +5186,7 @@
             <w:noProof/>
             <w:webHidden/>
           </w:rPr>
-          <w:instrText>PAGEREF _Toc238057054 \h</w:instrText>
+          <w:instrText>PAGEREF _Toc238057982 \h</w:instrText>
         </w:r>
         <w:r>
           <w:rPr>
@@ -4940,7 +5216,7 @@
             <w:noProof/>
             <w:webHidden/>
           </w:rPr>
-          <w:t>25</w:t>
+          <w:t>61</w:t>
         </w:r>
         <w:r>
           <w:rPr>
@@ -4964,7 +5240,7 @@
           <w:noProof/>
         </w:rPr>
       </w:pPr>
-      <w:hyperlink w:anchor="_Toc238057055" w:history="1">
+      <w:hyperlink w:anchor="_Toc238057983" w:history="1">
         <w:r>
           <w:rPr>
             <w:rStyle w:val="aff9"/>
@@ -5002,7 +5278,7 @@
             <w:noProof/>
             <w:webHidden/>
           </w:rPr>
-          <w:instrText>PAGEREF _Toc238057055 \h</w:instrText>
+          <w:instrText>PAGEREF _Toc238057983 \h</w:instrText>
         </w:r>
         <w:r>
           <w:rPr>
@@ -5032,7 +5308,7 @@
             <w:noProof/>
             <w:webHidden/>
           </w:rPr>
-          <w:t>26</w:t>
+          <w:t>62</w:t>
         </w:r>
         <w:r>
           <w:rPr>
@@ -5056,7 +5332,7 @@
           <w:noProof/>
         </w:rPr>
       </w:pPr>
-      <w:hyperlink w:anchor="_Toc238057056" w:history="1">
+      <w:hyperlink w:anchor="_Toc238057984" w:history="1">
         <w:r>
           <w:rPr>
             <w:rStyle w:val="aff9"/>
@@ -5094,7 +5370,7 @@
             <w:noProof/>
             <w:webHidden/>
           </w:rPr>
-          <w:instrText>PAGEREF _Toc238057056 \h</w:instrText>
+          <w:instrText>PAGEREF _Toc238057984 \h</w:instrText>
         </w:r>
         <w:r>
           <w:rPr>
@@ -5124,7 +5400,7 @@
             <w:noProof/>
             <w:webHidden/>
           </w:rPr>
-          <w:t>26</w:t>
+          <w:t>64</w:t>
         </w:r>
         <w:r>
           <w:rPr>
@@ -5148,7 +5424,7 @@
           <w:noProof/>
         </w:rPr>
       </w:pPr>
-      <w:hyperlink w:anchor="_Toc238057057" w:history="1">
+      <w:hyperlink w:anchor="_Toc238057985" w:history="1">
         <w:r>
           <w:rPr>
             <w:rStyle w:val="aff9"/>
@@ -5186,7 +5462,7 @@
             <w:noProof/>
             <w:webHidden/>
           </w:rPr>
-          <w:instrText>PAGEREF _Toc238057057 \h</w:instrText>
+          <w:instrText>PAGEREF _Toc238057985 \h</w:instrText>
         </w:r>
         <w:r>
           <w:rPr>
@@ -5216,7 +5492,7 @@
             <w:noProof/>
             <w:webHidden/>
           </w:rPr>
-          <w:t>27</w:t>
+          <w:t>66</w:t>
         </w:r>
         <w:r>
           <w:rPr>
@@ -5240,7 +5516,7 @@
           <w:noProof/>
         </w:rPr>
       </w:pPr>
-      <w:hyperlink w:anchor="_Toc238057058" w:history="1">
+      <w:hyperlink w:anchor="_Toc238057986" w:history="1">
         <w:r>
           <w:rPr>
             <w:rStyle w:val="aff9"/>
@@ -5278,7 +5554,7 @@
             <w:noProof/>
             <w:webHidden/>
           </w:rPr>
-          <w:instrText>PAGEREF _Toc238057058 \h</w:instrText>
+          <w:instrText>PAGEREF _Toc238057986 \h</w:instrText>
         </w:r>
         <w:r>
           <w:rPr>
@@ -5308,7 +5584,7 @@
             <w:noProof/>
             <w:webHidden/>
           </w:rPr>
-          <w:t>28</w:t>
+          <w:t>70</w:t>
         </w:r>
         <w:r>
           <w:rPr>
@@ -5332,7 +5608,7 @@
           <w:noProof/>
         </w:rPr>
       </w:pPr>
-      <w:hyperlink w:anchor="_Toc238057059" w:history="1">
+      <w:hyperlink w:anchor="_Toc238057987" w:history="1">
         <w:r>
           <w:rPr>
             <w:rStyle w:val="aff9"/>
@@ -5370,7 +5646,7 @@
             <w:noProof/>
             <w:webHidden/>
           </w:rPr>
-          <w:instrText>PAGEREF _Toc238057059 \h</w:instrText>
+          <w:instrText>PAGEREF _Toc238057987 \h</w:instrText>
         </w:r>
         <w:r>
           <w:rPr>
@@ -5400,7 +5676,7 @@
             <w:noProof/>
             <w:webHidden/>
           </w:rPr>
-          <w:t>29</w:t>
+          <w:t>74</w:t>
         </w:r>
         <w:r>
           <w:rPr>
@@ -5423,7 +5699,7 @@
           <w:noProof/>
         </w:rPr>
       </w:pPr>
-      <w:hyperlink w:anchor="_Toc238057060" w:history="1">
+      <w:hyperlink w:anchor="_Toc238057988" w:history="1">
         <w:r>
           <w:rPr>
             <w:rStyle w:val="aff9"/>
@@ -5461,7 +5737,7 @@
             <w:noProof/>
             <w:webHidden/>
           </w:rPr>
-          <w:instrText>PAGEREF _Toc238057060 \h</w:instrText>
+          <w:instrText>PAGEREF _Toc238057988 \h</w:instrText>
         </w:r>
         <w:r>
           <w:rPr>
@@ -5491,7 +5767,7 @@
             <w:noProof/>
             <w:webHidden/>
           </w:rPr>
-          <w:t>31</w:t>
+          <w:t>76</w:t>
         </w:r>
         <w:r>
           <w:rPr>
@@ -5514,7 +5790,7 @@
           <w:noProof/>
         </w:rPr>
       </w:pPr>
-      <w:hyperlink w:anchor="_Toc238057061" w:history="1">
+      <w:hyperlink w:anchor="_Toc238057989" w:history="1">
         <w:r>
           <w:rPr>
             <w:rStyle w:val="aff9"/>
@@ -5552,7 +5828,7 @@
             <w:noProof/>
             <w:webHidden/>
           </w:rPr>
-          <w:instrText>PAGEREF _Toc238057061 \h</w:instrText>
+          <w:instrText>PAGEREF _Toc238057989 \h</w:instrText>
         </w:r>
         <w:r>
           <w:rPr>
@@ -5582,7 +5858,7 @@
             <w:noProof/>
             <w:webHidden/>
           </w:rPr>
-          <w:t>33</w:t>
+          <w:t>78</w:t>
         </w:r>
         <w:r>
           <w:rPr>
@@ -5606,7 +5882,7 @@
           <w:noProof/>
         </w:rPr>
       </w:pPr>
-      <w:hyperlink w:anchor="_Toc238057062" w:history="1">
+      <w:hyperlink w:anchor="_Toc238057990" w:history="1">
         <w:r>
           <w:rPr>
             <w:rStyle w:val="aff9"/>
@@ -5644,7 +5920,7 @@
             <w:noProof/>
             <w:webHidden/>
           </w:rPr>
-          <w:instrText>PAGEREF _Toc238057062 \h</w:instrText>
+          <w:instrText>PAGEREF _Toc238057990 \h</w:instrText>
         </w:r>
         <w:r>
           <w:rPr>
@@ -5674,7 +5950,7 @@
             <w:noProof/>
             <w:webHidden/>
           </w:rPr>
-          <w:t>33</w:t>
+          <w:t>78</w:t>
         </w:r>
         <w:r>
           <w:rPr>
@@ -5698,7 +5974,7 @@
           <w:noProof/>
         </w:rPr>
       </w:pPr>
-      <w:hyperlink w:anchor="_Toc238057063" w:history="1">
+      <w:hyperlink w:anchor="_Toc238057991" w:history="1">
         <w:r>
           <w:rPr>
             <w:rStyle w:val="aff9"/>
@@ -5736,7 +6012,7 @@
             <w:noProof/>
             <w:webHidden/>
           </w:rPr>
-          <w:instrText>PAGEREF _Toc238057063 \h</w:instrText>
+          <w:instrText>PAGEREF _Toc238057991 \h</w:instrText>
         </w:r>
         <w:r>
           <w:rPr>
@@ -5766,7 +6042,7 @@
             <w:noProof/>
             <w:webHidden/>
           </w:rPr>
-          <w:t>33</w:t>
+          <w:t>78</w:t>
         </w:r>
         <w:r>
           <w:rPr>
@@ -5790,7 +6066,7 @@
           <w:noProof/>
         </w:rPr>
       </w:pPr>
-      <w:hyperlink w:anchor="_Toc238057064" w:history="1">
+      <w:hyperlink w:anchor="_Toc238057992" w:history="1">
         <w:r>
           <w:rPr>
             <w:rStyle w:val="aff9"/>
@@ -5828,7 +6104,7 @@
             <w:noProof/>
             <w:webHidden/>
           </w:rPr>
-          <w:instrText>PAGEREF _Toc238057064 \h</w:instrText>
+          <w:instrText>PAGEREF _Toc238057992 \h</w:instrText>
         </w:r>
         <w:r>
           <w:rPr>
@@ -5858,7 +6134,7 @@
             <w:noProof/>
             <w:webHidden/>
           </w:rPr>
-          <w:t>34</w:t>
+          <w:t>79</w:t>
         </w:r>
         <w:r>
           <w:rPr>
@@ -5882,7 +6158,7 @@
           <w:noProof/>
         </w:rPr>
       </w:pPr>
-      <w:hyperlink w:anchor="_Toc238057065" w:history="1">
+      <w:hyperlink w:anchor="_Toc238057993" w:history="1">
         <w:r>
           <w:rPr>
             <w:rStyle w:val="aff9"/>
@@ -5920,7 +6196,7 @@
             <w:noProof/>
             <w:webHidden/>
           </w:rPr>
-          <w:instrText>PAGEREF _Toc238057065 \h</w:instrText>
+          <w:instrText>PAGEREF _Toc238057993 \h</w:instrText>
         </w:r>
         <w:r>
           <w:rPr>
@@ -5950,7 +6226,7 @@
             <w:noProof/>
             <w:webHidden/>
           </w:rPr>
-          <w:t>34</w:t>
+          <w:t>79</w:t>
         </w:r>
         <w:r>
           <w:rPr>
@@ -5974,7 +6250,7 @@
           <w:noProof/>
         </w:rPr>
       </w:pPr>
-      <w:hyperlink w:anchor="_Toc238057066" w:history="1">
+      <w:hyperlink w:anchor="_Toc238057994" w:history="1">
         <w:r>
           <w:rPr>
             <w:rStyle w:val="aff9"/>
@@ -6012,7 +6288,7 @@
             <w:noProof/>
             <w:webHidden/>
           </w:rPr>
-          <w:instrText>PAGEREF _Toc238057066 \h</w:instrText>
+          <w:instrText>PAGEREF _Toc238057994 \h</w:instrText>
         </w:r>
         <w:r>
           <w:rPr>
@@ -6042,7 +6318,7 @@
             <w:noProof/>
             <w:webHidden/>
           </w:rPr>
-          <w:t>34</w:t>
+          <w:t>79</w:t>
         </w:r>
         <w:r>
           <w:rPr>
@@ -6096,7 +6372,7 @@
         <w:rPr>
           <w:noProof/>
         </w:rPr>
-        <w:t>20</w:t>
+        <w:t>48</w:t>
       </w:r>
       <w:r>
         <w:fldChar w:fldCharType="end"/>
@@ -6122,7 +6398,7 @@
         <w:rPr>
           <w:noProof/>
         </w:rPr>
-        <w:t>21</w:t>
+        <w:t>52</w:t>
       </w:r>
       <w:r>
         <w:fldChar w:fldCharType="end"/>
@@ -6148,7 +6424,7 @@
         <w:rPr>
           <w:noProof/>
         </w:rPr>
-        <w:t>23</w:t>
+        <w:t>57</w:t>
       </w:r>
       <w:r>
         <w:fldChar w:fldCharType="end"/>
@@ -6863,7 +7139,7 @@
         <w:pStyle w:val="1"/>
         <w:pageBreakBefore/>
       </w:pPr>
-      <w:bookmarkStart w:id="0" w:name="_Toc238057008"/>
+      <w:bookmarkStart w:id="0" w:name="_Toc238057933"/>
       <w:r>
         <w:rPr>
           <w:rFonts w:ascii="Calibri" w:hAnsi="Calibri"/>
@@ -6877,7 +7153,7 @@
       <w:pPr>
         <w:pStyle w:val="21"/>
       </w:pPr>
-      <w:bookmarkStart w:id="1" w:name="_Toc238057009"/>
+      <w:bookmarkStart w:id="1" w:name="_Toc238057934"/>
       <w:r>
         <w:rPr>
           <w:rFonts w:ascii="Calibri" w:hAnsi="Calibri"/>
@@ -6943,7 +7219,7 @@
       <w:pPr>
         <w:pStyle w:val="21"/>
       </w:pPr>
-      <w:bookmarkStart w:id="2" w:name="_Toc238057010"/>
+      <w:bookmarkStart w:id="2" w:name="_Toc238057935"/>
       <w:r>
         <w:rPr>
           <w:rFonts w:ascii="Calibri" w:hAnsi="Calibri"/>
@@ -6977,9 +7253,6 @@
     <w:p>
       <w:pPr>
         <w:pStyle w:val="CodeBlock"/>
-        <w:rPr>
-          <w:rFonts w:hint="eastAsia"/>
-        </w:rPr>
       </w:pPr>
       <w:r>
         <w:t>Sentence supported by selected evidence</w:t>
@@ -6988,9 +7261,6 @@
     <w:p>
       <w:pPr>
         <w:pStyle w:val="CodeBlock"/>
-        <w:rPr>
-          <w:rFonts w:hint="eastAsia"/>
-        </w:rPr>
       </w:pPr>
       <w:r>
         <w:t xml:space="preserve">                does not imply</w:t>
@@ -6999,9 +7269,6 @@
     <w:p>
       <w:pPr>
         <w:pStyle w:val="CodeBlock"/>
-        <w:rPr>
-          <w:rFonts w:hint="eastAsia"/>
-        </w:rPr>
       </w:pPr>
       <w:r>
         <w:t>Selected evidence belongs to the frozen target case</w:t>
@@ -7010,9 +7277,6 @@
     <w:p>
       <w:pPr>
         <w:pStyle w:val="CodeBlock"/>
-        <w:rPr>
-          <w:rFonts w:hint="eastAsia"/>
-        </w:rPr>
       </w:pPr>
       <w:r>
         <w:t xml:space="preserve">                does not imply</w:t>
@@ -7021,9 +7285,6 @@
     <w:p>
       <w:pPr>
         <w:pStyle w:val="CodeBlock"/>
-        <w:rPr>
-          <w:rFonts w:hint="eastAsia"/>
-        </w:rPr>
       </w:pPr>
       <w:r>
         <w:t>Answer is clinically correct or safe</w:t>
@@ -7058,10 +7319,61 @@
       </w:r>
     </w:p>
     <w:p>
+      <w:r>
+        <w:rPr>
+          <w:rFonts w:ascii="Calibri" w:hAnsi="Calibri"/>
+        </w:rPr>
+        <w:t>The problem has both technical and methodological dimensions. Technically, the system must convert heterogeneous case elements into compatible retrieval signals, maintain the link between each image and its report, and pass only an explicitly selected report to the generator. A mistake at any one of these stages changes the meaning of all later measurements. If the wrong report is selected, for example, a semantically fluent answer may receive a high local support score because it accurately summarizes that</w:t>
+      </w:r>
+      <w:r>
+        <w:rPr>
+          <w:rFonts w:ascii="Calibri" w:hAnsi="Calibri"/>
+        </w:rPr>
+        <w:t xml:space="preserve"> wrong report. The verifier is then performing its stated task correctly while the end-to-end system is still misaligned with the target case. This illustrates why a medical RAG system cannot be evaluated only at the final response layer.</w:t>
+      </w:r>
+    </w:p>
+    <w:p>
+      <w:r>
+        <w:rPr>
+          <w:rFonts w:ascii="Calibri" w:hAnsi="Calibri"/>
+        </w:rPr>
+        <w:t>Methodologically, the benchmark must distinguish genuine image contribution from information already available in text. Referral indications often contain distinctive symptoms, prior procedures, or anatomical terms. When these terms also appear in the target report, conventional lexical retrieval can identify the case without using the image. Conversely, generic questions such as asking for the findings or impression contain almost no case-specific information. A multimodal experiment that compares only a w</w:t>
+      </w:r>
+      <w:r>
+        <w:rPr>
+          <w:rFonts w:ascii="Calibri" w:hAnsi="Calibri"/>
+        </w:rPr>
+        <w:t>eak generic-question baseline with a rich image-plus-indication input would therefore confound several effects. The present study separates these inputs so that the role of indication and image alignment can be estimated independently.</w:t>
+      </w:r>
+    </w:p>
+    <w:p>
+      <w:r>
+        <w:rPr>
+          <w:rFonts w:ascii="Calibri" w:hAnsi="Calibri"/>
+        </w:rPr>
+        <w:t xml:space="preserve">A further methodological difficulty concerns the definition of correctness. Retrieval correctness is defined against the frozen target case in the evaluation cohort. Reference consistency is measured against an answer derived from the target report. Report-level support is assessed against the report actually selected by the system. These criteria </w:t>
+      </w:r>
+      <w:r>
+        <w:rPr>
+          <w:rFonts w:ascii="Calibri" w:hAnsi="Calibri"/>
+        </w:rPr>
+        <w:lastRenderedPageBreak/>
+        <w:t>may disagree. The disagreement is not merely noise; it identifies where the pipeline failed. This thesis treats such disagreement as an analytical object and uses it to connect quantitative results with stage-specific qualitative interpretation.</w:t>
+      </w:r>
+    </w:p>
+    <w:p>
+      <w:r>
+        <w:rPr>
+          <w:rFonts w:ascii="Calibri" w:hAnsi="Calibri"/>
+        </w:rPr>
+        <w:t>Finally, the medical context requires conservative claims. The OpenI reports are expert-authored clinical documents, but the experiment is retrospective, de-identified, and restricted to a controlled corpus. No metric used here proves diagnostic accuracy, patient benefit, or deployment safety. The research problem is therefore framed as reliable evidence retrieval and traceability within a benchmark, not as replacement of radiologists or autonomous clinical decision making.</w:t>
+      </w:r>
+    </w:p>
+    <w:p>
       <w:pPr>
         <w:pStyle w:val="21"/>
       </w:pPr>
-      <w:bookmarkStart w:id="3" w:name="_Toc238057011"/>
+      <w:bookmarkStart w:id="3" w:name="_Toc238057936"/>
       <w:r>
         <w:rPr>
           <w:rFonts w:ascii="Calibri" w:hAnsi="Calibri"/>
@@ -7082,7 +7394,7 @@
       <w:pPr>
         <w:pStyle w:val="21"/>
       </w:pPr>
-      <w:bookmarkStart w:id="4" w:name="_Toc238057012"/>
+      <w:bookmarkStart w:id="4" w:name="_Toc238057937"/>
       <w:r>
         <w:rPr>
           <w:rFonts w:ascii="Calibri" w:hAnsi="Calibri"/>
@@ -7162,6 +7474,7 @@
         <w:rPr>
           <w:rFonts w:ascii="Calibri" w:hAnsi="Calibri"/>
         </w:rPr>
+        <w:lastRenderedPageBreak/>
         <w:t>Separate target-case alignment, report-level faithfulness, reference overlap, post-verification content loss, and abstention.</w:t>
       </w:r>
     </w:p>
@@ -7191,195 +7504,332 @@
       <w:pPr>
         <w:pStyle w:val="21"/>
       </w:pPr>
-      <w:bookmarkStart w:id="5" w:name="_Toc238057013"/>
+      <w:bookmarkStart w:id="5" w:name="_Toc238057938"/>
+      <w:r>
+        <w:rPr>
+          <w:rFonts w:ascii="Calibri" w:hAnsi="Calibri"/>
+        </w:rPr>
+        <w:t>1.5 Research Questions</w:t>
+      </w:r>
+      <w:bookmarkEnd w:id="5"/>
+    </w:p>
+    <w:p>
+      <w:r>
+        <w:rPr>
+          <w:rFonts w:ascii="Calibri" w:hAnsi="Calibri"/>
+          <w:b/>
+        </w:rPr>
+        <w:t>RQ1.</w:t>
+      </w:r>
+      <w:r>
+        <w:rPr>
+          <w:rFonts w:ascii="Calibri" w:hAnsi="Calibri"/>
+        </w:rPr>
+        <w:t xml:space="preserve"> How strongly do indication text and correctly aligned image representations affect target-report retrieval in a paired OpenI/IU-Xray benchmark?</w:t>
+      </w:r>
+    </w:p>
+    <w:p>
+      <w:r>
+        <w:rPr>
+          <w:rFonts w:ascii="Calibri" w:hAnsi="Calibri"/>
+          <w:b/>
+        </w:rPr>
+        <w:t>RQ2.</w:t>
+      </w:r>
+      <w:r>
+        <w:rPr>
+          <w:rFonts w:ascii="Calibri" w:hAnsi="Calibri"/>
+        </w:rPr>
+        <w:t xml:space="preserve"> Does the image contribution depend on correct image-report alignment rather than the presence of arbitrary image features?</w:t>
+      </w:r>
+    </w:p>
+    <w:p>
+      <w:r>
+        <w:rPr>
+          <w:rFonts w:ascii="Calibri" w:hAnsi="Calibri"/>
+          <w:b/>
+        </w:rPr>
+        <w:t>RQ3.</w:t>
+      </w:r>
+      <w:r>
+        <w:rPr>
+          <w:rFonts w:ascii="Calibri" w:hAnsi="Calibri"/>
+        </w:rPr>
+        <w:t xml:space="preserve"> Does multimodal retrieval improve downstream report-grounded QA under a fixed generation and semantic-verification pipeline, and what happens to automated evidence support?</w:t>
+      </w:r>
+    </w:p>
+    <w:p>
+      <w:r>
+        <w:rPr>
+          <w:rFonts w:ascii="Calibri" w:hAnsi="Calibri"/>
+          <w:b/>
+        </w:rPr>
+        <w:t>RQ4.</w:t>
+      </w:r>
+      <w:r>
+        <w:rPr>
+          <w:rFonts w:ascii="Calibri" w:hAnsi="Calibri"/>
+        </w:rPr>
+        <w:t xml:space="preserve"> Which retrieval, generation, verification, abstention, and data-quality patterns explain the remaining errors and metric trade-offs?</w:t>
+      </w:r>
+    </w:p>
+    <w:p>
+      <w:pPr>
+        <w:pStyle w:val="21"/>
+      </w:pPr>
+      <w:bookmarkStart w:id="6" w:name="_Toc238057939"/>
+      <w:r>
+        <w:rPr>
+          <w:rFonts w:ascii="Calibri" w:hAnsi="Calibri"/>
+        </w:rPr>
+        <w:t>1.6 Research Contributions</w:t>
+      </w:r>
+      <w:bookmarkEnd w:id="6"/>
+    </w:p>
+    <w:p>
+      <w:r>
+        <w:rPr>
+          <w:rFonts w:ascii="Calibri" w:hAnsi="Calibri"/>
+        </w:rPr>
+        <w:t>This thesis makes five scoped contributions.</w:t>
+      </w:r>
+    </w:p>
+    <w:p>
+      <w:r>
+        <w:rPr>
+          <w:rFonts w:ascii="Calibri" w:hAnsi="Calibri"/>
+        </w:rPr>
+        <w:t>First, it provides a reproducible paired image-report retrieval and QA workflow over real de-identified chest X-ray cases. The pipeline combines BM25, BioViL-T reranking, local Qwen generation, semantic evidence checking, abstention, and trace preservation.</w:t>
+      </w:r>
+    </w:p>
+    <w:p>
+      <w:r>
+        <w:rPr>
+          <w:rFonts w:ascii="Calibri" w:hAnsi="Calibri"/>
+        </w:rPr>
+        <w:t>Second, it introduces an alignment-specific evaluation design. Indication ablation measures a major text shortcut, while 100 fixed-point-free shuffled-image permutations distinguish correct alignment from generic image-conditioned reranking.</w:t>
+      </w:r>
+    </w:p>
+    <w:p>
       <w:r>
         <w:rPr>
           <w:rFonts w:ascii="Calibri" w:hAnsi="Calibri"/>
         </w:rPr>
         <w:lastRenderedPageBreak/>
-        <w:t>1.5 Research Questions</w:t>
-      </w:r>
-      <w:bookmarkEnd w:id="5"/>
-    </w:p>
-    <w:p>
-      <w:r>
-        <w:rPr>
-          <w:rFonts w:ascii="Calibri" w:hAnsi="Calibri"/>
-          <w:b/>
-        </w:rPr>
-        <w:t>RQ1.</w:t>
-      </w:r>
-      <w:r>
-        <w:rPr>
-          <w:rFonts w:ascii="Calibri" w:hAnsi="Calibri"/>
-        </w:rPr>
-        <w:t xml:space="preserve"> How strongly do indication text and correctly aligned image representations affect target-report retrieval in a paired OpenI/IU-Xray benchmark?</w:t>
-      </w:r>
-    </w:p>
-    <w:p>
-      <w:r>
-        <w:rPr>
-          <w:rFonts w:ascii="Calibri" w:hAnsi="Calibri"/>
-          <w:b/>
-        </w:rPr>
-        <w:t>RQ2.</w:t>
-      </w:r>
-      <w:r>
-        <w:rPr>
-          <w:rFonts w:ascii="Calibri" w:hAnsi="Calibri"/>
-        </w:rPr>
-        <w:t xml:space="preserve"> Does the image contribution depend on correct image-report alignment rather than the presence of arbitrary image features?</w:t>
-      </w:r>
-    </w:p>
-    <w:p>
-      <w:r>
-        <w:rPr>
-          <w:rFonts w:ascii="Calibri" w:hAnsi="Calibri"/>
-          <w:b/>
-        </w:rPr>
-        <w:t>RQ3.</w:t>
-      </w:r>
-      <w:r>
-        <w:rPr>
-          <w:rFonts w:ascii="Calibri" w:hAnsi="Calibri"/>
-        </w:rPr>
-        <w:t xml:space="preserve"> Does multimodal retrieval improve downstream report-grounded QA under a fixed generation and semantic-verification pipeline, and what happens to automated evidence support?</w:t>
-      </w:r>
-    </w:p>
-    <w:p>
-      <w:r>
-        <w:rPr>
-          <w:rFonts w:ascii="Calibri" w:hAnsi="Calibri"/>
-          <w:b/>
-        </w:rPr>
-        <w:t>RQ4.</w:t>
-      </w:r>
-      <w:r>
-        <w:rPr>
-          <w:rFonts w:ascii="Calibri" w:hAnsi="Calibri"/>
-        </w:rPr>
-        <w:t xml:space="preserve"> Which retrieval, generation, verification, abstention, and data-quality patterns explain the remaining errors and metric trade-offs?</w:t>
+        <w:t>Third, it demonstrates that report-level faithfulness and target-case alignment are separate requirements. An answer can follow the selected report yet remain misaligned with the frozen target case.</w:t>
+      </w:r>
+    </w:p>
+    <w:p>
+      <w:r>
+        <w:rPr>
+          <w:rFonts w:ascii="Calibri" w:hAnsi="Calibri"/>
+        </w:rPr>
+        <w:t>Fourth, it evaluates whether multimodal retrieval improvement transfers to end-to-end QA and reports the resulting performance-grounding trade-off rather than selecting only favorable metrics.</w:t>
+      </w:r>
+    </w:p>
+    <w:p>
+      <w:r>
+        <w:rPr>
+          <w:rFonts w:ascii="Calibri" w:hAnsi="Calibri"/>
+        </w:rPr>
+        <w:t>Fifth, it provides a frozen qualitative protocol, a preserved v1.0-to-v1.1 taxonomy mapping, researcher-reviewed case coding, runtime evidence, artifact hashes, and public reproduction entry points.</w:t>
+      </w:r>
+    </w:p>
+    <w:p>
+      <w:r>
+        <w:rPr>
+          <w:rFonts w:ascii="Calibri" w:hAnsi="Calibri"/>
+        </w:rPr>
+        <w:t>The contribution is not a claim of state-of-the-art clinical QA. It is a controlled study of image-report alignment and evidence ownership in a multimodal medical RAG pipeline.</w:t>
+      </w:r>
+    </w:p>
+    <w:p>
+      <w:r>
+        <w:rPr>
+          <w:rFonts w:ascii="Calibri" w:hAnsi="Calibri"/>
+        </w:rPr>
+        <w:t>The significance of these contributions is threefold. From a scientific perspective, the work tests a specific causal interpretation of multimodal improvement. A correctly paired image should outperform deliberately mismatched images when all text, candidates, and scoring rules are held constant. This is a stronger design than reporting a single multimodal score because it supplies a negative control for alignment. The design does not prove that the encoder recognizes each pathology correctly, but it does t</w:t>
+      </w:r>
+      <w:r>
+        <w:rPr>
+          <w:rFonts w:ascii="Calibri" w:hAnsi="Calibri"/>
+        </w:rPr>
+        <w:t>est whether the paired image representation carries case-specific information that changes report ranking in the expected direction.</w:t>
+      </w:r>
+    </w:p>
+    <w:p>
+      <w:r>
+        <w:rPr>
+          <w:rFonts w:ascii="Calibri" w:hAnsi="Calibri"/>
+        </w:rPr>
+        <w:t xml:space="preserve">From an evaluation perspective, the work makes evidence ownership explicit. Many faithfulness metrics ask whether the answer is supported by the context shown to the generator. That is necessary but insufficient for case-based data. A clinically plausible answer supported by another patient's report cannot be treated as correctly grounded for the target case. By reporting target rank, Top-1 selection, reference overlap, support, </w:t>
+      </w:r>
+      <w:r>
+        <w:rPr>
+          <w:rFonts w:ascii="Calibri" w:hAnsi="Calibri"/>
+        </w:rPr>
+        <w:lastRenderedPageBreak/>
+        <w:t>verification actions, and abstention separately, the study offers a practical template for auditing other record-based RAG systems.</w:t>
+      </w:r>
+    </w:p>
+    <w:p>
+      <w:r>
+        <w:rPr>
+          <w:rFonts w:ascii="Calibri" w:hAnsi="Calibri"/>
+        </w:rPr>
+        <w:t>From an engineering perspective, the project demonstrates a complete reproducible workflow on consumer hardware. The system uses local model inference, deterministic cohort construction, frozen configuration files, artifact manifests, and explicit runtime reporting. This matters because medical AI studies are difficult to assess when only aggregate results are published. The repository exposes the steps required to rebuild the cohort, rerun retrieval, construct prompt packs, calculate statistics, and regene</w:t>
+      </w:r>
+      <w:r>
+        <w:rPr>
+          <w:rFonts w:ascii="Calibri" w:hAnsi="Calibri"/>
+        </w:rPr>
+        <w:t>rate qualitative review materials, while keeping large or sensitive artifacts local.</w:t>
       </w:r>
     </w:p>
     <w:p>
       <w:pPr>
         <w:pStyle w:val="21"/>
       </w:pPr>
-      <w:bookmarkStart w:id="6" w:name="_Toc238057014"/>
-      <w:r>
-        <w:rPr>
-          <w:rFonts w:ascii="Calibri" w:hAnsi="Calibri"/>
-        </w:rPr>
-        <w:t>1.6 Research Contributions</w:t>
-      </w:r>
-      <w:bookmarkEnd w:id="6"/>
-    </w:p>
-    <w:p>
-      <w:r>
-        <w:rPr>
-          <w:rFonts w:ascii="Calibri" w:hAnsi="Calibri"/>
-        </w:rPr>
-        <w:t>This thesis makes five scoped contributions.</w:t>
-      </w:r>
-    </w:p>
-    <w:p>
-      <w:r>
-        <w:rPr>
-          <w:rFonts w:ascii="Calibri" w:hAnsi="Calibri"/>
-        </w:rPr>
-        <w:t>First, it provides a reproducible paired image-report retrieval and QA workflow over real de-identified chest X-ray cases. The pipeline combines BM25, BioViL-T reranking, local Qwen generation, semantic evidence checking, abstention, and trace preservation.</w:t>
-      </w:r>
-    </w:p>
-    <w:p>
-      <w:r>
-        <w:rPr>
-          <w:rFonts w:ascii="Calibri" w:hAnsi="Calibri"/>
-        </w:rPr>
-        <w:t>Second, it introduces an alignment-specific evaluation design. Indication ablation measures a major text shortcut, while 100 fixed-point-free shuffled-image permutations distinguish correct alignment from generic image-conditioned reranking.</w:t>
-      </w:r>
-    </w:p>
-    <w:p>
-      <w:r>
-        <w:rPr>
-          <w:rFonts w:ascii="Calibri" w:hAnsi="Calibri"/>
-        </w:rPr>
-        <w:t>Third, it demonstrates that report-level faithfulness and target-case alignment are separate requirements. An answer can follow the selected report yet remain misaligned with the frozen target case.</w:t>
-      </w:r>
-    </w:p>
-    <w:p>
-      <w:r>
-        <w:rPr>
-          <w:rFonts w:ascii="Calibri" w:hAnsi="Calibri"/>
-        </w:rPr>
-        <w:t>Fourth, it evaluates whether multimodal retrieval improvement transfers to end-to-end QA and reports the resulting performance-grounding trade-off rather than selecting only favorable metrics.</w:t>
-      </w:r>
-    </w:p>
-    <w:p>
+      <w:bookmarkStart w:id="7" w:name="_Toc238057940"/>
+      <w:r>
+        <w:rPr>
+          <w:rFonts w:ascii="Calibri" w:hAnsi="Calibri"/>
+        </w:rPr>
+        <w:t>1.7 Scope and Boundaries</w:t>
+      </w:r>
+      <w:bookmarkEnd w:id="7"/>
+    </w:p>
+    <w:p>
+      <w:r>
+        <w:rPr>
+          <w:rFonts w:ascii="Calibri" w:hAnsi="Calibri"/>
+        </w:rPr>
+        <w:t>The final experiment is limited to OpenI/IU-Xray and therefore remains within one data source. It uses a closed set of 240 candidate cases, 120 confirmation targets, and three report-derived question templates. The image encoder is frozen; the project does not train a new vision-language foundation model.</w:t>
+      </w:r>
+    </w:p>
+    <w:p>
+      <w:r>
+        <w:rPr>
+          <w:rFonts w:ascii="Calibri" w:hAnsi="Calibri"/>
+        </w:rPr>
+        <w:t>Images influence retrieval and reranking, but the Qwen answer generator receives selected report evidence rather than image pixels. The system therefore does not evaluate autonomous visual diagnosis. Token-F1, retrieval qrels, and automated semantic signals do not establish clinical correctness. The researcher-reviewed qualitative analysis is explanatory and is not independent radiologist adjudication.</w:t>
+      </w:r>
+    </w:p>
+    <w:p>
+      <w:r>
+        <w:rPr>
+          <w:rFonts w:ascii="Calibri" w:hAnsi="Calibri"/>
+        </w:rPr>
+        <w:t>The dashboard is a research demonstration rather than an authenticated hospital application. No treatment recommendation, clinical decision support, deployment safety, or external validation claim is made.</w:t>
+      </w:r>
+    </w:p>
+    <w:p>
+      <w:pPr>
+        <w:pStyle w:val="21"/>
+      </w:pPr>
+      <w:bookmarkStart w:id="8" w:name="_Toc238057941"/>
       <w:r>
         <w:rPr>
           <w:rFonts w:ascii="Calibri" w:hAnsi="Calibri"/>
         </w:rPr>
         <w:lastRenderedPageBreak/>
-        <w:t>Fifth, it provides a frozen qualitative protocol, a preserved v1.0-to-v1.1 taxonomy mapping, researcher-reviewed case coding, runtime evidence, artifact hashes, and public reproduction entry points.</w:t>
-      </w:r>
-    </w:p>
-    <w:p>
-      <w:r>
-        <w:rPr>
-          <w:rFonts w:ascii="Calibri" w:hAnsi="Calibri"/>
-        </w:rPr>
-        <w:t>The contribution is not a claim of state-of-the-art clinical QA. It is a controlled study of image-report alignment and evidence ownership in a multimodal medical RAG pipeline.</w:t>
+        <w:t>1.8 Conceptual Framework</w:t>
+      </w:r>
+      <w:bookmarkEnd w:id="8"/>
+    </w:p>
+    <w:p>
+      <w:r>
+        <w:rPr>
+          <w:rFonts w:ascii="Calibri" w:hAnsi="Calibri"/>
+        </w:rPr>
+        <w:t>The conceptual framework organizes the system around five linked stages: case construction, target retrieval, answer generation, evidence verification, and audit. Each stage has a distinct input, output, success criterion, and failure mode.</w:t>
+      </w:r>
+    </w:p>
+    <w:p>
+      <w:r>
+        <w:rPr>
+          <w:rFonts w:ascii="Calibri" w:hAnsi="Calibri"/>
+        </w:rPr>
+        <w:t>Case construction defines the unit over which evidence ownership is preserved. Each unit contains a stable case identifier, indication, findings, impression, report text, and one or more linked chest radiographs. Patient-level partitioning is applied before evaluation so that development decisions cannot use confirmation patients. The resulting case record is not merely a convenient data structure. It is the boundary that determines which image and report are allowed to support one another.</w:t>
+      </w:r>
+    </w:p>
+    <w:p>
+      <w:r>
+        <w:rPr>
+          <w:rFonts w:ascii="Calibri" w:hAnsi="Calibri"/>
+        </w:rPr>
+        <w:t>Target retrieval receives a question and an optional indication or image signal. It returns an ordered list of candidate case reports. Success at this stage means that the frozen target report is ranked highly, especially at rank one because the downstream generator uses only the Top-1 report. Hit@k measures whether the target appears within a rank cutoff, while MRR preserves information about movement throughout the ranking. The extractive proxy measures how much answer-bearing text would be available if a</w:t>
+      </w:r>
+      <w:r>
+        <w:rPr>
+          <w:rFonts w:ascii="Calibri" w:hAnsi="Calibri"/>
+        </w:rPr>
+        <w:t xml:space="preserve"> candidate report were selected. Together these measures distinguish useful rank improvement from actual Top-1 success.</w:t>
+      </w:r>
+    </w:p>
+    <w:p>
+      <w:r>
+        <w:rPr>
+          <w:rFonts w:ascii="Calibri" w:hAnsi="Calibri"/>
+        </w:rPr>
+        <w:t>Answer generation receives the selected report and a fixed prompt. Its responsibility is to produce a concise answer grounded in that report rather than to recover the hidden target independently. This design creates a non-oracle test of transfer: better retrieval can improve generation only when it places more useful evidence into the fixed generator context. Generation failure may still occur after correct retrieval through omission, excessive focus on one finding, unsupported elaboration, or failure to e</w:t>
+      </w:r>
+      <w:r>
+        <w:rPr>
+          <w:rFonts w:ascii="Calibri" w:hAnsi="Calibri"/>
+        </w:rPr>
+        <w:t>xpress uncertainty.</w:t>
+      </w:r>
+    </w:p>
+    <w:p>
+      <w:r>
+        <w:rPr>
+          <w:rFonts w:ascii="Calibri" w:hAnsi="Calibri"/>
+        </w:rPr>
+        <w:lastRenderedPageBreak/>
+        <w:t>Evidence verification operates sentence by sentence on the draft answer and selected report. It may retain supported content, filter content that fails the semantic criteria, or abstain when no acceptable content remains. Verification is intentionally treated as another fallible model component. Its automated support decision is not a clinical gold label and cannot determine whether the selected report belongs to the target case. The verifier is evaluated through aggregate behavior and researcher-reviewed e</w:t>
+      </w:r>
+      <w:r>
+        <w:rPr>
+          <w:rFonts w:ascii="Calibri" w:hAnsi="Calibri"/>
+        </w:rPr>
+        <w:t>xamples rather than assumed to be correct by construction.</w:t>
+      </w:r>
+    </w:p>
+    <w:p>
+      <w:r>
+        <w:rPr>
+          <w:rFonts w:ascii="Calibri" w:hAnsi="Calibri"/>
+        </w:rPr>
+        <w:t xml:space="preserve">The audit stage joins information from all earlier stages. A single trace can show the target identifier, selected identifier, target rank, retrieved report, draft answer, verifier actions, final answer, reference, and metric changes. This supports stage-specific attribution. A low final Token-F1 after correct retrieval suggests generation or verification error; a high support score after wrong retrieval suggests target-case misalignment; and a support decrease after harmless prefix removal suggests metric </w:t>
+      </w:r>
+      <w:r>
+        <w:rPr>
+          <w:rFonts w:ascii="Calibri" w:hAnsi="Calibri"/>
+        </w:rPr>
+        <w:t>sensitivity rather than substantive degradation.</w:t>
+      </w:r>
+    </w:p>
+    <w:p>
+      <w:r>
+        <w:rPr>
+          <w:rFonts w:ascii="Calibri" w:hAnsi="Calibri"/>
+        </w:rPr>
+        <w:t>The framework therefore distinguishes four nested questions. Was the correct case retrieved? Was the answer supported by the selected report? Was the answer consistent with the frozen target reference? Was the answer clinically correct and safe? The experiment provides evidence for the first three at different strengths but does not answer the fourth. Keeping these questions separate is the central conceptual discipline of the thesis.</w:t>
       </w:r>
     </w:p>
     <w:p>
       <w:pPr>
         <w:pStyle w:val="21"/>
       </w:pPr>
-      <w:bookmarkStart w:id="7" w:name="_Toc238057015"/>
-      <w:r>
-        <w:rPr>
-          <w:rFonts w:ascii="Calibri" w:hAnsi="Calibri"/>
-        </w:rPr>
-        <w:t>1.7 Scope and Boundaries</w:t>
-      </w:r>
-      <w:bookmarkEnd w:id="7"/>
-    </w:p>
-    <w:p>
-      <w:r>
-        <w:rPr>
-          <w:rFonts w:ascii="Calibri" w:hAnsi="Calibri"/>
-        </w:rPr>
-        <w:t>The final experiment is limited to OpenI/IU-Xray and therefore remains within one data source. It uses a closed set of 240 candidate cases, 120 confirmation targets, and three report-derived question templates. The image encoder is frozen; the project does not train a new vision-language foundation model.</w:t>
-      </w:r>
-    </w:p>
-    <w:p>
-      <w:r>
-        <w:rPr>
-          <w:rFonts w:ascii="Calibri" w:hAnsi="Calibri"/>
-        </w:rPr>
-        <w:t>Images influence retrieval and reranking, but the Qwen answer generator receives selected report evidence rather than image pixels. The system therefore does not evaluate autonomous visual diagnosis. Token-F1, retrieval qrels, and automated semantic signals do not establish clinical correctness. The researcher-reviewed qualitative analysis is explanatory and is not independent radiologist adjudication.</w:t>
-      </w:r>
-    </w:p>
-    <w:p>
-      <w:r>
-        <w:rPr>
-          <w:rFonts w:ascii="Calibri" w:hAnsi="Calibri"/>
-        </w:rPr>
-        <w:t>The dashboard is a research demonstration rather than an authenticated hospital application. No treatment recommendation, clinical decision support, deployment safety, or external validation claim is made.</w:t>
-      </w:r>
-    </w:p>
-    <w:p>
-      <w:pPr>
-        <w:pStyle w:val="21"/>
-      </w:pPr>
-      <w:bookmarkStart w:id="8" w:name="_Toc238057016"/>
-      <w:r>
-        <w:rPr>
-          <w:rFonts w:ascii="Calibri" w:hAnsi="Calibri"/>
-        </w:rPr>
-        <w:t>1.8 Thesis Organization</w:t>
-      </w:r>
-      <w:bookmarkEnd w:id="8"/>
+      <w:bookmarkStart w:id="9" w:name="_Toc238057942"/>
+      <w:r>
+        <w:rPr>
+          <w:rFonts w:ascii="Calibri" w:hAnsi="Calibri"/>
+        </w:rPr>
+        <w:t>1.9 Thesis Organization</w:t>
+      </w:r>
+      <w:bookmarkEnd w:id="9"/>
     </w:p>
     <w:p>
       <w:r>
@@ -7401,7 +7851,7 @@
         <w:pStyle w:val="1"/>
         <w:pageBreakBefore/>
       </w:pPr>
-      <w:bookmarkStart w:id="9" w:name="_Toc238057017"/>
+      <w:bookmarkStart w:id="10" w:name="_Toc238057943"/>
       <w:r>
         <w:rPr>
           <w:rFonts w:ascii="Calibri" w:hAnsi="Calibri"/>
@@ -7409,20 +7859,20 @@
         <w:lastRenderedPageBreak/>
         <w:t>CHAPTER 2: LITERATURE REVIEW</w:t>
       </w:r>
-      <w:bookmarkEnd w:id="9"/>
+      <w:bookmarkEnd w:id="10"/>
     </w:p>
     <w:p>
       <w:pPr>
         <w:pStyle w:val="21"/>
       </w:pPr>
-      <w:bookmarkStart w:id="10" w:name="_Toc238057018"/>
+      <w:bookmarkStart w:id="11" w:name="_Toc238057944"/>
       <w:r>
         <w:rPr>
           <w:rFonts w:ascii="Calibri" w:hAnsi="Calibri"/>
         </w:rPr>
         <w:t>2.1 Retrieval-Augmented Generation</w:t>
       </w:r>
-      <w:bookmarkEnd w:id="10"/>
+      <w:bookmarkEnd w:id="11"/>
     </w:p>
     <w:p>
       <w:r>
@@ -7441,17 +7891,54 @@
       </w:r>
     </w:p>
     <w:p>
+      <w:r>
+        <w:rPr>
+          <w:rFonts w:ascii="Calibri" w:hAnsi="Calibri"/>
+        </w:rPr>
+        <w:t>The original RAG formulation retrieves passages that help a sequence-to-sequence model answer knowledge-intensive questions (Lewis et al., 2020). In an open-domain setting, several passages may legitimately contain the same fact. Medical case retrieval is structurally different. The relevant evidence is not any document that states a similar finding; it is the document associated with the intended examination. This means relevance has an ownership component. Two radiology reports may both describe cardiomeg</w:t>
+      </w:r>
+      <w:r>
+        <w:rPr>
+          <w:rFonts w:ascii="Calibri" w:hAnsi="Calibri"/>
+        </w:rPr>
+        <w:t>aly, but only one is evidence about the target case.</w:t>
+      </w:r>
+    </w:p>
+    <w:p>
+      <w:r>
+        <w:rPr>
+          <w:rFonts w:ascii="Calibri" w:hAnsi="Calibri"/>
+        </w:rPr>
+        <w:t xml:space="preserve">RAG changes the location of model risk rather than eliminating it. Parametric hallucination may be reduced when explicit evidence is supplied, yet retrieval can introduce irrelevant, contradictory, or cross-case context. A generator can copy unsupported detail from a retrieved document, and a verifier can certify that copied detail as entailed. The final response may consequently be locally faithful and globally </w:t>
+      </w:r>
+      <w:r>
+        <w:rPr>
+          <w:rFonts w:ascii="Calibri" w:hAnsi="Calibri"/>
+        </w:rPr>
+        <w:lastRenderedPageBreak/>
+        <w:t>wrong with respect to the target. Pipeline evaluation must therefore preserve provenance from target definition through retrieval and generation.</w:t>
+      </w:r>
+    </w:p>
+    <w:p>
+      <w:r>
+        <w:rPr>
+          <w:rFonts w:ascii="Calibri" w:hAnsi="Calibri"/>
+        </w:rPr>
+        <w:t>Another important distinction is between retrieval for knowledge access and retrieval for identity resolution. In knowledge access, the question describes a topic and several sources may be useful. In the present benchmark, repeated question templates provide almost no identity information. Indication text and image representations partly resolve which case is intended. The study is therefore evaluating a constrained form of case resolution followed by report-grounded QA, not only semantic document search.</w:t>
+      </w:r>
+    </w:p>
+    <w:p>
       <w:pPr>
         <w:pStyle w:val="21"/>
       </w:pPr>
-      <w:bookmarkStart w:id="11" w:name="_Toc238057019"/>
+      <w:bookmarkStart w:id="12" w:name="_Toc238057945"/>
       <w:r>
         <w:rPr>
           <w:rFonts w:ascii="Calibri" w:hAnsi="Calibri"/>
         </w:rPr>
         <w:t>2.2 Medical RAG and Question Answering</w:t>
       </w:r>
-      <w:bookmarkEnd w:id="11"/>
+      <w:bookmarkEnd w:id="12"/>
     </w:p>
     <w:p>
       <w:r>
@@ -7470,55 +7957,131 @@
       </w:r>
     </w:p>
     <w:p>
+      <w:r>
+        <w:rPr>
+          <w:rFonts w:ascii="Calibri" w:hAnsi="Calibri"/>
+        </w:rPr>
+        <w:t>Medical QA benchmarks vary considerably in what they require from a system. Some ask multiple-choice questions that can be answered from general biomedical knowledge. Others provide a passage and evaluate extractive or abstractive comprehension. Visual QA datasets ask questions about pixels, while record-based tasks combine structured and unstructured patient information. Results across these settings are not directly interchangeable because the available evidence and target definition differ.</w:t>
+      </w:r>
+    </w:p>
+    <w:p>
+      <w:r>
+        <w:rPr>
+          <w:rFonts w:ascii="Calibri" w:hAnsi="Calibri"/>
+        </w:rPr>
+        <w:lastRenderedPageBreak/>
+        <w:t xml:space="preserve">Retrieval can help medical QA in at least three ways. It can supply knowledge absent from a small generator, constrain the answer to an authoritative source, and expose evidence for inspection. It can also fail in three corresponding ways: the corpus may be incomplete, the retriever may select misleading evidence, or the generator may ignore the evidence. A rigorous experiment should therefore define the corpus boundary, report retrieval performance independently, and test whether retrieval gains propagate </w:t>
+      </w:r>
+      <w:r>
+        <w:rPr>
+          <w:rFonts w:ascii="Calibri" w:hAnsi="Calibri"/>
+        </w:rPr>
+        <w:t>to the final answer.</w:t>
+      </w:r>
+    </w:p>
+    <w:p>
+      <w:r>
+        <w:rPr>
+          <w:rFonts w:ascii="Calibri" w:hAnsi="Calibri"/>
+        </w:rPr>
+        <w:t>The present work focuses on report-grounded answers because the radiology report is the available expert interpretation of the paired images. This choice avoids pretending that the language model independently reads the radiograph. At the same time, using the image to retrieve the report creates a meaningful multimodal problem: the system must exploit visual-textual alignment without transferring image pixels directly into the answer generator.</w:t>
+      </w:r>
+    </w:p>
+    <w:p>
       <w:pPr>
         <w:pStyle w:val="21"/>
       </w:pPr>
-      <w:bookmarkStart w:id="12" w:name="_Toc238057020"/>
+      <w:bookmarkStart w:id="13" w:name="_Toc238057946"/>
+      <w:r>
+        <w:rPr>
+          <w:rFonts w:ascii="Calibri" w:hAnsi="Calibri"/>
+        </w:rPr>
+        <w:t>2.3 Sparse, Dense, and Multimodal Retrieval</w:t>
+      </w:r>
+      <w:bookmarkEnd w:id="13"/>
+    </w:p>
+    <w:p>
+      <w:r>
+        <w:rPr>
+          <w:rFonts w:ascii="Calibri" w:hAnsi="Calibri"/>
+        </w:rPr>
+        <w:t>BM25 remains a strong transparent sparse-retrieval baseline based on probabilistic term matching (Robertson and Zaragoza, 2009). It is effective when a query shares terminology with a report, but it is sensitive to lexical overlap and may exploit benchmark shortcuts. Indication text can be especially discriminative because it describes symptoms, history, and reason for examination.</w:t>
+      </w:r>
+    </w:p>
+    <w:p>
+      <w:r>
+        <w:rPr>
+          <w:rFonts w:ascii="Calibri" w:hAnsi="Calibri"/>
+        </w:rPr>
+        <w:t>Dense retrieval encodes queries and documents in a shared vector space. MedCPT uses large-scale PubMed search logs for biomedical retrieval (Jin et al., 2023). General vision-language systems such as CLIP align images and text using contrastive learning (Radford et al., 2021). In radiology, domain-specific joint encoders can represent chest X-rays and reports within a medically relevant embedding space.</w:t>
+      </w:r>
+    </w:p>
+    <w:p>
       <w:r>
         <w:rPr>
           <w:rFonts w:ascii="Calibri" w:hAnsi="Calibri"/>
         </w:rPr>
         <w:lastRenderedPageBreak/>
-        <w:t>2.3 Sparse, Dense, and Multimodal Retrieval</w:t>
-      </w:r>
-      <w:bookmarkEnd w:id="12"/>
-    </w:p>
-    <w:p>
-      <w:r>
-        <w:rPr>
-          <w:rFonts w:ascii="Calibri" w:hAnsi="Calibri"/>
-        </w:rPr>
-        <w:t>BM25 remains a strong transparent sparse-retrieval baseline based on probabilistic term matching (Robertson and Zaragoza, 2009). It is effective when a query shares terminology with a report, but it is sensitive to lexical overlap and may exploit benchmark shortcuts. Indication text can be especially discriminative because it describes symptoms, history, and reason for examination.</w:t>
-      </w:r>
-    </w:p>
-    <w:p>
-      <w:r>
-        <w:rPr>
-          <w:rFonts w:ascii="Calibri" w:hAnsi="Calibri"/>
-        </w:rPr>
-        <w:t>Dense retrieval encodes queries and documents in a shared vector space. MedCPT uses large-scale PubMed search logs for biomedical retrieval (Jin et al., 2023). General vision-language systems such as CLIP align images and text using contrastive learning (Radford et al., 2021). In radiology, domain-specific joint encoders can represent chest X-rays and reports within a medically relevant embedding space.</w:t>
-      </w:r>
-    </w:p>
-    <w:p>
-      <w:r>
-        <w:rPr>
-          <w:rFonts w:ascii="Calibri" w:hAnsi="Calibri"/>
-        </w:rPr>
         <w:t>Hybrid and reranking systems combine complementary signals but do not guarantee Top-1 correctness. A target can move substantially upward while remaining below rank one. This distinction motivates reporting both rank-sensitive metrics such as MRR and decision metrics such as Hit@1.</w:t>
       </w:r>
     </w:p>
     <w:p>
+      <w:r>
+        <w:rPr>
+          <w:rFonts w:ascii="Calibri" w:hAnsi="Calibri"/>
+        </w:rPr>
+        <w:t>Sparse retrieval offers interpretability because term overlap and document statistics determine the score. BM25 downweights frequent terms, rewards informative matches, and normalizes for document length. In this study it also acts as a diagnostic instrument. The contrast between question-only and indication-plus-question BM25 reveals how much case identity is already encoded in the textual input. A strong sparse baseline prevents a multimodal gain from being exaggerated against an artificially weak compara</w:t>
+      </w:r>
+      <w:r>
+        <w:rPr>
+          <w:rFonts w:ascii="Calibri" w:hAnsi="Calibri"/>
+        </w:rPr>
+        <w:t>tor.</w:t>
+      </w:r>
+    </w:p>
+    <w:p>
+      <w:r>
+        <w:rPr>
+          <w:rFonts w:ascii="Calibri" w:hAnsi="Calibri"/>
+        </w:rPr>
+        <w:t>Dense retrieval addresses vocabulary mismatch by placing semantically related expressions near one another in an embedding space. Biomedical encoders may recognize that different clinical phrases describe similar concepts even when exact tokens differ. However, dense similarity can blur patient boundaries: two reports with similar findings may be close although they belong to different cases. Domain adaptation improves semantic relevance but does not solve evidence ownership by itself.</w:t>
+      </w:r>
+    </w:p>
+    <w:p>
+      <w:r>
+        <w:rPr>
+          <w:rFonts w:ascii="Calibri" w:hAnsi="Calibri"/>
+        </w:rPr>
+        <w:t>Multimodal reranking adds a second relation. Instead of asking only whether the query text resembles a report, it asks whether the target image representation aligns with candidate report representations. The two scores have different ranges and distributions, so fusion requires normalization and a fixed weighting policy. Tuning that policy on confirmation outcomes would inflate performance. The final V5 design therefore freezes shortlist size, min-max normalization, equal weights, and deterministic tie bre</w:t>
+      </w:r>
+      <w:r>
+        <w:rPr>
+          <w:rFonts w:ascii="Calibri" w:hAnsi="Calibri"/>
+        </w:rPr>
+        <w:t>aking before confirmation analysis.</w:t>
+      </w:r>
+    </w:p>
+    <w:p>
+      <w:r>
+        <w:rPr>
+          <w:rFonts w:ascii="Calibri" w:hAnsi="Calibri"/>
+        </w:rPr>
+        <w:lastRenderedPageBreak/>
+        <w:t>Reranking rather than full-corpus multimodal retrieval is also an engineering compromise. BM25 cheaply narrows the candidate set, after which cached report embeddings and one image embedding are compared. This structure limits GPU work and preserves a transparent text baseline. Its limitation is that a target excluded from the text shortlist cannot be rescued by the image. Reporting Hit@k and rank movement helps reveal this dependency.</w:t>
+      </w:r>
+    </w:p>
+    <w:p>
       <w:pPr>
         <w:pStyle w:val="21"/>
       </w:pPr>
-      <w:bookmarkStart w:id="13" w:name="_Toc238057021"/>
+      <w:bookmarkStart w:id="14" w:name="_Toc238057947"/>
       <w:r>
         <w:rPr>
           <w:rFonts w:ascii="Calibri" w:hAnsi="Calibri"/>
         </w:rPr>
         <w:t>2.4 Paired Radiology Images and Reports</w:t>
       </w:r>
-      <w:bookmarkEnd w:id="13"/>
+      <w:bookmarkEnd w:id="14"/>
     </w:p>
     <w:p>
       <w:r>
@@ -7533,28 +8096,58 @@
         <w:rPr>
           <w:rFonts w:ascii="Calibri" w:hAnsi="Calibri"/>
         </w:rPr>
-        <w:t xml:space="preserve">Paired radiology data enable at least three different tasks. Image classification predicts labels from pixels. Image-report retrieval ranks matching images or reports. Visual question answering generates answers from image content. The present study </w:t>
-      </w:r>
+        <w:t>Paired radiology data enable at least three different tasks. Image classification predicts labels from pixels. Image-report retrieval ranks matching images or reports. Visual question answering generates answers from image content. The present study evaluates paired-report retrieval followed by report-grounded QA. It does not equate retrieval of a matching report with diagnosis from an image.</w:t>
+      </w:r>
+    </w:p>
+    <w:p>
+      <w:r>
+        <w:rPr>
+          <w:rFonts w:ascii="Calibri" w:hAnsi="Calibri"/>
+        </w:rPr>
+        <w:t>Radiology reports also have an internal discourse structure. The indication states why the examination was requested, findings describe observations, and the impression summarizes the radiologist's conclusion. These sections are related but not redundant. Indication may contain clinical history not visible on the current image. Findings may include detailed normal and abnormal observations. Impression may prioritize only the most clinically relevant conclusion. A summary question may require information dis</w:t>
+      </w:r>
+      <w:r>
+        <w:rPr>
+          <w:rFonts w:ascii="Calibri" w:hAnsi="Calibri"/>
+        </w:rPr>
+        <w:t>tributed across both findings and impression.</w:t>
+      </w:r>
+    </w:p>
+    <w:p>
       <w:r>
         <w:rPr>
           <w:rFonts w:ascii="Calibri" w:hAnsi="Calibri"/>
         </w:rPr>
         <w:lastRenderedPageBreak/>
-        <w:t>evaluates paired-report retrieval followed by report-grounded QA. It does not equate retrieval of a matching report with diagnosis from an image.</w:t>
+        <w:t>Preserving this structure matters for retrieval and evaluation. Flattening all text into anonymous chunks can detach a statement from its section and case. Retrieving several high-scoring chunks can also mix normal findings from one examination with abnormalities from another. Whole-report retrieval preserves local coherence, while a case record additionally retains the image association and stable identifier. The final system uses the report as the answer evidence but carries the broader case package throu</w:t>
+      </w:r>
+      <w:r>
+        <w:rPr>
+          <w:rFonts w:ascii="Calibri" w:hAnsi="Calibri"/>
+        </w:rPr>
+        <w:t>gh retrieval and trace logging.</w:t>
+      </w:r>
+    </w:p>
+    <w:p>
+      <w:r>
+        <w:rPr>
+          <w:rFonts w:ascii="Calibri" w:hAnsi="Calibri"/>
+        </w:rPr>
+        <w:t>De-identified public radiology data introduce their own limitations. Placeholder tokens may replace dates, names, or other details; reports may contain typographical inconsistencies; and images may vary in view, quality, or number. These properties are not merely preprocessing inconveniences. They can influence token overlap, NLI decisions, and qualitative interpretation. The thesis records such ambiguity as a data-level category instead of forcing every discrepancy into a model-error label.</w:t>
       </w:r>
     </w:p>
     <w:p>
       <w:pPr>
         <w:pStyle w:val="21"/>
       </w:pPr>
-      <w:bookmarkStart w:id="14" w:name="_Toc238057022"/>
+      <w:bookmarkStart w:id="15" w:name="_Toc238057948"/>
       <w:r>
         <w:rPr>
           <w:rFonts w:ascii="Calibri" w:hAnsi="Calibri"/>
         </w:rPr>
         <w:t>2.5 Biomedical Vision-Language Representation</w:t>
       </w:r>
-      <w:bookmarkEnd w:id="14"/>
+      <w:bookmarkEnd w:id="15"/>
     </w:p>
     <w:p>
       <w:r>
@@ -7577,43 +8170,74 @@
         <w:rPr>
           <w:rFonts w:ascii="Calibri" w:hAnsi="Calibri"/>
         </w:rPr>
-        <w:t>Multi-view examinations introduce an aggregation question. Frontal and lateral views may carry complementary information. The final system normalizes each view, averages views at case level, and normalizes the aggregate. This deterministic policy avoids learned fusion on the confirmation outcomes.</w:t>
+        <w:t xml:space="preserve">Multi-view examinations introduce an aggregation question. Frontal and lateral views may carry complementary information. The final system normalizes each view, averages </w:t>
+      </w:r>
+      <w:r>
+        <w:rPr>
+          <w:rFonts w:ascii="Calibri" w:hAnsi="Calibri"/>
+        </w:rPr>
+        <w:lastRenderedPageBreak/>
+        <w:t>views at case level, and normalizes the aggregate. This deterministic policy avoids learned fusion on the confirmation outcomes.</w:t>
+      </w:r>
+    </w:p>
+    <w:p>
+      <w:r>
+        <w:rPr>
+          <w:rFonts w:ascii="Calibri" w:hAnsi="Calibri"/>
+        </w:rPr>
+        <w:t>Contrastive vision-language representation learning is attractive for this task because it directly optimizes proximity between related images and text. A radiology-specific encoder is expected to capture domain features that a generic natural-image model may not represent well. Nevertheless, an embedding is not an explanation. A high image-report similarity score does not identify which anatomical feature produced the match, and it cannot be interpreted as a diagnostic probability.</w:t>
+      </w:r>
+    </w:p>
+    <w:p>
+      <w:r>
+        <w:rPr>
+          <w:rFonts w:ascii="Calibri" w:hAnsi="Calibri"/>
+        </w:rPr>
+        <w:t>Using a frozen encoder separates representation evaluation from model training. It removes training instability, reduces compute requirements, and avoids fitting to the small confirmation cohort. The trade-off is that the system cannot adapt the representation to the exact retrieval objective or local data distribution. Consequently, the study evaluates whether an established biomedical representation adds value under a fixed policy, not whether the best possible multimodal retriever has been achieved.</w:t>
+      </w:r>
+    </w:p>
+    <w:p>
+      <w:r>
+        <w:rPr>
+          <w:rFonts w:ascii="Calibri" w:hAnsi="Calibri"/>
+        </w:rPr>
+        <w:t>Case-level view averaging is similarly conservative. It treats every available view equally after normalization and produces one deterministic vector for the examination. Learned attention or view-specific fusion might improve performance, but it would introduce additional parameters and validation choices. The chosen policy is sufficient for testing the primary alignment hypothesis while keeping the experimental degrees of freedom limited.</w:t>
       </w:r>
     </w:p>
     <w:p>
       <w:pPr>
         <w:pStyle w:val="21"/>
       </w:pPr>
-      <w:bookmarkStart w:id="15" w:name="_Toc238057023"/>
+      <w:bookmarkStart w:id="16" w:name="_Toc238057949"/>
       <w:r>
         <w:rPr>
           <w:rFonts w:ascii="Calibri" w:hAnsi="Calibri"/>
         </w:rPr>
         <w:t>2.6 Medical Visual and Report Question Answering</w:t>
       </w:r>
-      <w:bookmarkEnd w:id="15"/>
-    </w:p>
-    <w:p>
-      <w:r>
-        <w:rPr>
-          <w:rFonts w:ascii="Calibri" w:hAnsi="Calibri"/>
-        </w:rPr>
-        <w:t>VQA-RAD contains clinically generated questions and answers about radiology images and demonstrates the value of natural clinician phrasing for visual QA (Lau et al., 2018). EHRXQA combines electronic health records and chest X-rays for multimodal QA (Bae et al., 2023). These tasks are relevant but differ from retrieving one paired report from a candidate corpus.</w:t>
-      </w:r>
-    </w:p>
-    <w:p>
-      <w:r>
-        <w:rPr>
-          <w:rFonts w:ascii="Calibri" w:hAnsi="Calibri"/>
-        </w:rPr>
-        <w:t xml:space="preserve">RadQA contains physician-authored questions, report contexts, answer spans, and unanswerable cases (Soni et al., 2022). It is a valuable future report-QA benchmark, but authorized PhysioNet access was not part of the frozen V5 experiment. The present </w:t>
+      <w:bookmarkEnd w:id="16"/>
+    </w:p>
+    <w:p>
+      <w:r>
+        <w:rPr>
+          <w:rFonts w:ascii="Calibri" w:hAnsi="Calibri"/>
+        </w:rPr>
+        <w:t xml:space="preserve">VQA-RAD contains clinically generated questions and answers about radiology images and demonstrates the value of natural clinician phrasing for visual QA (Lau et al., 2018). EHRXQA combines electronic health records and chest X-rays for multimodal QA </w:t>
       </w:r>
       <w:r>
         <w:rPr>
           <w:rFonts w:ascii="Calibri" w:hAnsi="Calibri"/>
         </w:rPr>
         <w:lastRenderedPageBreak/>
-        <w:t>questions are generated from report roles and are therefore controlled but linguistically narrow.</w:t>
+        <w:t>(Bae et al., 2023). These tasks are relevant but differ from retrieving one paired report from a candidate corpus.</w:t>
+      </w:r>
+    </w:p>
+    <w:p>
+      <w:r>
+        <w:rPr>
+          <w:rFonts w:ascii="Calibri" w:hAnsi="Calibri"/>
+        </w:rPr>
+        <w:t>RadQA contains physician-authored questions, report contexts, answer spans, and unanswerable cases (Soni et al., 2022). It is a valuable future report-QA benchmark, but authorized PhysioNet access was not part of the frozen V5 experiment. The present questions are generated from report roles and are therefore controlled but linguistically narrow.</w:t>
       </w:r>
     </w:p>
     <w:p>
@@ -7625,17 +8249,48 @@
       </w:r>
     </w:p>
     <w:p>
+      <w:r>
+        <w:rPr>
+          <w:rFonts w:ascii="Calibri" w:hAnsi="Calibri"/>
+        </w:rPr>
+        <w:t>VQA-RAD and report QA differ in where evidence is located. In visual QA, the answer may depend on image content that is never stated in text. In report QA, the context contains the radiologist's interpretation and permits textual evidence spans. The present workflow occupies an intermediate position: the image helps identify a report, but the answer is generated from that report. This decomposition makes evidence inspection easier but cannot evaluate findings visible in the image and absent from the report.</w:t>
+      </w:r>
+    </w:p>
+    <w:p>
+      <w:r>
+        <w:rPr>
+          <w:rFonts w:ascii="Calibri" w:hAnsi="Calibri"/>
+        </w:rPr>
+        <w:t>Question provenance affects validity. Physician-authored questions reflect natural information needs, ambiguity, and varied phrasing. Template-derived questions offer controlled coverage and deterministic references but may repeat lexical or structural patterns. The V5 questions intentionally cover findings, impression, and summary roles, yet they remain narrow. Their primary purpose is to test transfer through the pipeline under controlled conditions, not to estimate unrestricted clinical QA performance.</w:t>
+      </w:r>
+    </w:p>
+    <w:p>
+      <w:r>
+        <w:rPr>
+          <w:rFonts w:ascii="Calibri" w:hAnsi="Calibri"/>
+        </w:rPr>
+        <w:t xml:space="preserve">Unanswerable questions are another important distinction. A safe system should abstain when the evidence does not contain the requested information. RadQA includes </w:t>
+      </w:r>
+      <w:r>
+        <w:rPr>
+          <w:rFonts w:ascii="Calibri" w:hAnsi="Calibri"/>
+        </w:rPr>
+        <w:lastRenderedPageBreak/>
+        <w:t>naturally unanswerable examples, whereas the frozen V5 references are derived from available report sections. V5 can still abstain because retrieval or verification fails, but it does not provide a complete evaluation of natural unanswerability. This is one reason external physician-authored validation remains future work.</w:t>
+      </w:r>
+    </w:p>
+    <w:p>
       <w:pPr>
         <w:pStyle w:val="21"/>
       </w:pPr>
-      <w:bookmarkStart w:id="16" w:name="_Toc238057024"/>
+      <w:bookmarkStart w:id="17" w:name="_Toc238057950"/>
       <w:r>
         <w:rPr>
           <w:rFonts w:ascii="Calibri" w:hAnsi="Calibri"/>
         </w:rPr>
         <w:t>2.7 Evidence Grounding and Medical Hallucination</w:t>
       </w:r>
-      <w:bookmarkEnd w:id="16"/>
+      <w:bookmarkEnd w:id="17"/>
     </w:p>
     <w:p>
       <w:r>
@@ -7717,61 +8372,110 @@
       </w:r>
     </w:p>
     <w:p>
+      <w:r>
+        <w:rPr>
+          <w:rFonts w:ascii="Calibri" w:hAnsi="Calibri"/>
+        </w:rPr>
+        <w:t xml:space="preserve">Faithfulness itself can be measured at different granularities. Lexical overlap rewards shared wording but may penalize correct paraphrases. Embedding similarity captures semantic closeness but can overlook negation or attribution. NLI attempts to classify entailment and contradiction, yet performance depends on the training domain, </w:t>
+      </w:r>
+      <w:r>
+        <w:rPr>
+          <w:rFonts w:ascii="Calibri" w:hAnsi="Calibri"/>
+        </w:rPr>
+        <w:lastRenderedPageBreak/>
+        <w:t>premise length, hypothesis segmentation, and decision threshold. Composite medical sentences are particularly difficult because one clause may be supported while another is not.</w:t>
+      </w:r>
+    </w:p>
+    <w:p>
+      <w:r>
+        <w:rPr>
+          <w:rFonts w:ascii="Calibri" w:hAnsi="Calibri"/>
+        </w:rPr>
+        <w:t>Sentence-level verification addresses part of this problem by decomposing the draft answer. It can retain supported sentences and remove questionable ones, producing a visible audit trail. However, sentence boundaries do not always correspond to atomic clinical claims. A single sentence may combine normal and abnormal findings, laterality, temporal comparison, and uncertainty. Filtering the whole sentence can remove useful content; retaining it can preserve an unsupported clause.</w:t>
+      </w:r>
+    </w:p>
+    <w:p>
+      <w:r>
+        <w:rPr>
+          <w:rFonts w:ascii="Calibri" w:hAnsi="Calibri"/>
+        </w:rPr>
+        <w:t>Abstention introduces a further trade-off. Conservative thresholds may reduce unsupported content but lower coverage and remove correct answers. Permissive thresholds improve coverage while increasing the risk of unsupported statements. Without expert labels, one cannot declare a threshold clinically optimal. This thesis therefore reports abstention and revision behavior descriptively and interprets selected cases using cautious labels such as possible verifier over-rejection.</w:t>
+      </w:r>
+    </w:p>
+    <w:p>
       <w:pPr>
         <w:pStyle w:val="21"/>
       </w:pPr>
-      <w:bookmarkStart w:id="17" w:name="_Toc238057025"/>
+      <w:bookmarkStart w:id="18" w:name="_Toc238057951"/>
       <w:r>
         <w:rPr>
           <w:rFonts w:ascii="Calibri" w:hAnsi="Calibri"/>
         </w:rPr>
         <w:t>2.8 Alignment Controls and Benchmark Validity</w:t>
       </w:r>
-      <w:bookmarkEnd w:id="17"/>
-    </w:p>
-    <w:p>
-      <w:r>
-        <w:rPr>
-          <w:rFonts w:ascii="Calibri" w:hAnsi="Calibri"/>
-        </w:rPr>
-        <w:t xml:space="preserve">Multimodal improvement can be misattributed if text already identifies the answer or if any image embedding changes score distributions. Input ablation is needed to </w:t>
-      </w:r>
+      <w:bookmarkEnd w:id="18"/>
+    </w:p>
+    <w:p>
+      <w:r>
+        <w:rPr>
+          <w:rFonts w:ascii="Calibri" w:hAnsi="Calibri"/>
+        </w:rPr>
+        <w:t>Multimodal improvement can be misattributed if text already identifies the answer or if any image embedding changes score distributions. Input ablation is needed to reveal text shortcuts. Alignment controls are needed to show that performance depends on the correctly paired image rather than arbitrary visual features.</w:t>
+      </w:r>
+    </w:p>
+    <w:p>
+      <w:r>
+        <w:rPr>
+          <w:rFonts w:ascii="Calibri" w:hAnsi="Calibri"/>
+        </w:rPr>
+        <w:t>The V5 shuffled-image condition uses fixed-point-free derangements so that no case retains its own image. Comparing correct alignment with many deterministic derangements produces an empirical null distribution while holding text, candidates, and fusion policy constant. The plus-one correction avoids reporting an exact zero probability from a finite permutation sample.</w:t>
+      </w:r>
+    </w:p>
+    <w:p>
       <w:r>
         <w:rPr>
           <w:rFonts w:ascii="Calibri" w:hAnsi="Calibri"/>
         </w:rPr>
         <w:lastRenderedPageBreak/>
-        <w:t>reveal text shortcuts. Alignment controls are needed to show that performance depends on the correctly paired image rather than arbitrary visual features.</w:t>
-      </w:r>
-    </w:p>
-    <w:p>
-      <w:r>
-        <w:rPr>
-          <w:rFonts w:ascii="Calibri" w:hAnsi="Calibri"/>
-        </w:rPr>
-        <w:t>The V5 shuffled-image condition uses fixed-point-free derangements so that no case retains its own image. Comparing correct alignment with many deterministic derangements produces an empirical null distribution while holding text, candidates, and fusion policy constant. The plus-one correction avoids reporting an exact zero probability from a finite permutation sample.</w:t>
-      </w:r>
-    </w:p>
-    <w:p>
-      <w:r>
-        <w:rPr>
-          <w:rFonts w:ascii="Calibri" w:hAnsi="Calibri"/>
-        </w:rPr>
         <w:t>Benchmark construction can create additional shortcuts. Repeated generic questions make open-corpus retrieval underidentified, while indications copied from target reports make lexical retrieval easier. These properties must be reported as characteristics of the task rather than credited to model reasoning.</w:t>
       </w:r>
     </w:p>
     <w:p>
+      <w:r>
+        <w:rPr>
+          <w:rFonts w:ascii="Calibri" w:hAnsi="Calibri"/>
+        </w:rPr>
+        <w:t>An ablation is informative only when the remaining inputs and evaluation set are held constant. Comparing models on different cases, candidate pools, or prompts makes the source of a difference unclear. The V5 conditions use identical confirmation questions and candidate reports, varying only whether indication and correctly aligned image information are available. This paired design supports per-case statistical comparisons and direct inspection of rank changes.</w:t>
+      </w:r>
+    </w:p>
+    <w:p>
+      <w:r>
+        <w:rPr>
+          <w:rFonts w:ascii="Calibri" w:hAnsi="Calibri"/>
+        </w:rPr>
+        <w:t>Shuffled-image controls serve a different purpose from image ablation. Removing the image asks whether the multimodal path improves on text alone. Shuffling asks whether the improvement depends on correct pairing. An arbitrary image can still alter normalized fusion scores and rankings; therefore, a single shuffled run could be unusually favorable or unfavorable. Repeating the control across 100 deterministic derangements provides a distribution of outcomes and a more stable alignment test.</w:t>
+      </w:r>
+    </w:p>
+    <w:p>
+      <w:r>
+        <w:rPr>
+          <w:rFonts w:ascii="Calibri" w:hAnsi="Calibri"/>
+        </w:rPr>
+        <w:t>Patient-level separation also protects benchmark validity. If examinations from the same patient appeared across development and confirmation, repeated anatomy, chronic findings, or report language could leak. The frozen cohort applies patient-level partitioning before experimentation. This does not create institutional external validity, but it reduces one important source of within-dataset dependence.</w:t>
+      </w:r>
+    </w:p>
+    <w:p>
       <w:pPr>
         <w:pStyle w:val="21"/>
       </w:pPr>
-      <w:bookmarkStart w:id="18" w:name="_Toc238057026"/>
+      <w:bookmarkStart w:id="19" w:name="_Toc238057952"/>
       <w:r>
         <w:rPr>
           <w:rFonts w:ascii="Calibri" w:hAnsi="Calibri"/>
         </w:rPr>
         <w:t>2.9 Agentic and Auditable RAG Workflows</w:t>
       </w:r>
-      <w:bookmarkEnd w:id="18"/>
+      <w:bookmarkEnd w:id="19"/>
     </w:p>
     <w:p>
       <w:r>
@@ -7786,21 +8490,180 @@
         <w:rPr>
           <w:rFonts w:ascii="Calibri" w:hAnsi="Calibri"/>
         </w:rPr>
+        <w:lastRenderedPageBreak/>
         <w:t>The implemented workflow is agentic in a bounded engineering sense: it records retrieval intent, executes retrieval and optional image reranking, generates from selected evidence, audits sentences, and either retains, filters, or abstains. Its main value is traceability. Each action can be inspected separately, which allows errors to be attributed to retrieval, generation, verification, abstention, or data ambiguity.</w:t>
       </w:r>
     </w:p>
     <w:p>
+      <w:r>
+        <w:rPr>
+          <w:rFonts w:ascii="Calibri" w:hAnsi="Calibri"/>
+        </w:rPr>
+        <w:t>The planner component is deliberately rule-based. It maps the known experimental condition to the permitted inputs and retrieval path. This is preferable to an unconstrained language-model planner for the confirmatory experiment because it prevents hidden prompt variation and makes every decision reproducible. A semantic fallback planner may be useful for a future interactive system, but its behavior would require a separately frozen evaluation set.</w:t>
+      </w:r>
+    </w:p>
+    <w:p>
+      <w:r>
+        <w:rPr>
+          <w:rFonts w:ascii="Calibri" w:hAnsi="Calibri"/>
+        </w:rPr>
+        <w:t>The workflow also illustrates a distinction between autonomy and auditability. More autonomous agents may choose tools, reformulate queries, retry retrieval, or negotiate between multiple models. Those capabilities can improve flexibility while making causal attribution harder. The V5 pipeline uses a limited action set and records each transition. Its research value lies less in open-ended autonomy than in making the consequences of retrieval and verification decisions inspectable.</w:t>
+      </w:r>
+    </w:p>
+    <w:p>
+      <w:r>
+        <w:rPr>
+          <w:rFonts w:ascii="Calibri" w:hAnsi="Calibri"/>
+        </w:rPr>
+        <w:t>Traceability supports both debugging and responsible communication. The dashboard can show which report was ranked first, what evidence was supplied to the generator, which sentences were filtered, and why the final answer abstained. It cannot prove that the top-ranked report belongs to an arbitrary uploaded patient's record. The interface therefore describes retrieval from an indexed corpus rather than claiming patient identification.</w:t>
+      </w:r>
+    </w:p>
+    <w:p>
       <w:pPr>
         <w:pStyle w:val="21"/>
       </w:pPr>
-      <w:bookmarkStart w:id="19" w:name="_Toc238057027"/>
-      <w:r>
-        <w:rPr>
-          <w:rFonts w:ascii="Calibri" w:hAnsi="Calibri"/>
-        </w:rPr>
-        <w:t>2.10 Research Gap</w:t>
-      </w:r>
-      <w:bookmarkEnd w:id="19"/>
+      <w:bookmarkStart w:id="20" w:name="_Toc238057953"/>
+      <w:r>
+        <w:rPr>
+          <w:rFonts w:ascii="Calibri" w:hAnsi="Calibri"/>
+        </w:rPr>
+        <w:lastRenderedPageBreak/>
+        <w:t>2.10 Comparative Synthesis of Design Alternatives</w:t>
+      </w:r>
+      <w:bookmarkEnd w:id="20"/>
+    </w:p>
+    <w:p>
+      <w:r>
+        <w:rPr>
+          <w:rFonts w:ascii="Calibri" w:hAnsi="Calibri"/>
+        </w:rPr>
+        <w:t>The reviewed literature offers several plausible system designs, but they answer different research questions. Comparing them clarifies why V5 uses sparse retrieval, frozen multimodal reranking, report-grounded generation, and explicit verification rather than one end-to-end vision-language model.</w:t>
+      </w:r>
+    </w:p>
+    <w:p>
+      <w:r>
+        <w:rPr>
+          <w:rFonts w:ascii="Calibri" w:hAnsi="Calibri"/>
+        </w:rPr>
+        <w:t>An LLM-only design is the simplest baseline. It accepts a question and generates from parametric memory. This can be useful for testing general medical knowledge, but it cannot expose a case-specific evidence path. In the present task, the model would not know which of 240 examinations the repeated question refers to. Any apparently correct response could arise from generic radiology language rather than the frozen target. LLM-only answering is therefore unsuitable as the main V5 retrieval comparison, altho</w:t>
+      </w:r>
+      <w:r>
+        <w:rPr>
+          <w:rFonts w:ascii="Calibri" w:hAnsi="Calibri"/>
+        </w:rPr>
+        <w:t>ugh earlier project stages used it to demonstrate the need for grounding.</w:t>
+      </w:r>
+    </w:p>
+    <w:p>
+      <w:r>
+        <w:rPr>
+          <w:rFonts w:ascii="Calibri" w:hAnsi="Calibri"/>
+        </w:rPr>
+        <w:t>A chunk-level text RAG design retrieves small report passages. Its advantage is fine-grained matching and a short generator context. Its disadvantage is weak evidence ownership when chunks lose stable case metadata or when several chunks from different reports are combined. Chunk boundaries can split negation, temporal qualifiers, and findings from impressions. Such a design is valuable for large documents, but radiology reports in this dataset are short enough that whole-report retrieval provides a clearer</w:t>
+      </w:r>
+      <w:r>
+        <w:rPr>
+          <w:rFonts w:ascii="Calibri" w:hAnsi="Calibri"/>
+        </w:rPr>
+        <w:t xml:space="preserve"> evidence unit.</w:t>
+      </w:r>
+    </w:p>
+    <w:p>
+      <w:r>
+        <w:rPr>
+          <w:rFonts w:ascii="Calibri" w:hAnsi="Calibri"/>
+        </w:rPr>
+        <w:t>A report-level text RAG design preserves the full report and is a stronger baseline. It avoids cross-chunk assembly and supplies coherent evidence to the generator. However, report text alone cannot exploit the paired image and may confuse clinically similar examinations. V5 retains whole-report evidence while adding the image only during candidate reranking. This preserves interpretability: the answer can still be traced to one text report even though image information influenced which report was selected.</w:t>
+      </w:r>
+    </w:p>
+    <w:p>
+      <w:r>
+        <w:rPr>
+          <w:rFonts w:ascii="Calibri" w:hAnsi="Calibri"/>
+        </w:rPr>
+        <w:lastRenderedPageBreak/>
+        <w:t>A case-scoped oracle design would retrieve only within a known patient or directly supply the correct report. This is appropriate in an authenticated clinical record where patient identity is established externally. It is not appropriate for testing whether paired image information improves target selection because the central retrieval problem has already been solved. V5 instead ranks all 240 candidate reports and uses the frozen identifier only for evaluation.</w:t>
+      </w:r>
+    </w:p>
+    <w:p>
+      <w:r>
+        <w:rPr>
+          <w:rFonts w:ascii="Calibri" w:hAnsi="Calibri"/>
+        </w:rPr>
+        <w:t>A fully generative vision-language model could receive the image and question and answer directly. This would test visual QA or diagnostic generation rather than report retrieval. It might mention findings absent from the report, making textual evidence verification difficult. It would also confound visual representation, medical reasoning, and language generation in one output. The V5 decomposition asks a narrower question: can a frozen image-text representation improve report selection, and does that evid</w:t>
+      </w:r>
+      <w:r>
+        <w:rPr>
+          <w:rFonts w:ascii="Calibri" w:hAnsi="Calibri"/>
+        </w:rPr>
+        <w:t>ence change a fixed report-grounded answer?</w:t>
+      </w:r>
+    </w:p>
+    <w:p>
+      <w:r>
+        <w:rPr>
+          <w:rFonts w:ascii="Calibri" w:hAnsi="Calibri"/>
+        </w:rPr>
+        <w:t>A learned multimodal retriever is another alternative. It could fine-tune image and text encoders, learn fusion weights, and optimize Top-1 selection. Such a model may achieve higher performance, but the 240-case cohort is too small to support a strong new training claim without additional validation. Training would also add choices about negatives, epochs, learning rate, checkpoints, and early stopping. Freezing BioViL-T and using predetermined equal fusion reduces these degrees of freedom and isolates rep</w:t>
+      </w:r>
+      <w:r>
+        <w:rPr>
+          <w:rFonts w:ascii="Calibri" w:hAnsi="Calibri"/>
+        </w:rPr>
+        <w:t>resentation utility.</w:t>
+      </w:r>
+    </w:p>
+    <w:p>
+      <w:r>
+        <w:rPr>
+          <w:rFonts w:ascii="Calibri" w:hAnsi="Calibri"/>
+        </w:rPr>
+        <w:t xml:space="preserve">Dense text retrieval could replace or complement BM25. Biomedical dense encoders can reduce vocabulary mismatch and may retrieve semantically similar reports. Yet semantic similarity alone is not case identity, and a dense retriever can rank a wrong but clinically similar report highly. BM25 was retained because it is transparent, fast, and </w:t>
+      </w:r>
+      <w:r>
+        <w:rPr>
+          <w:rFonts w:ascii="Calibri" w:hAnsi="Calibri"/>
+        </w:rPr>
+        <w:lastRenderedPageBreak/>
+        <w:t>exposes the indication shortcut clearly. Future work can add dense retrieval while preserving the same alignment and shuffled controls.</w:t>
+      </w:r>
+    </w:p>
+    <w:p>
+      <w:r>
+        <w:rPr>
+          <w:rFonts w:ascii="Calibri" w:hAnsi="Calibri"/>
+        </w:rPr>
+        <w:t>Verification can also be implemented in several ways. A purely lexical checker is transparent but brittle to paraphrase. Embedding similarity is flexible but weak on negation. NLI models explicitly represent entailment and contradiction but may be miscalibrated on radiology prose. Large-language-model judges can produce explanations but introduce prompt sensitivity, cost, and possible circularity. V5 uses a fixed hybrid semantic checker and treats it as a measured component rather than a gold standard.</w:t>
+      </w:r>
+    </w:p>
+    <w:p>
+      <w:r>
+        <w:rPr>
+          <w:rFonts w:ascii="Calibri" w:hAnsi="Calibri"/>
+        </w:rPr>
+        <w:t>The chosen architecture therefore reflects the research objective rather than a claim that it is universally best. BM25 supplies an auditable text baseline, BioViL-T supplies a frozen image-report relation, deterministic fusion enables controlled alignment tests, Qwen supplies a feasible local generator, and the checker supplies sentence-level actions for analysis. The modular design allows each component's effect and limitation to remain visible.</w:t>
+      </w:r>
+    </w:p>
+    <w:p>
+      <w:r>
+        <w:rPr>
+          <w:rFonts w:ascii="Calibri" w:hAnsi="Calibri"/>
+        </w:rPr>
+        <w:t>Across these alternatives, three principles emerge. First, the unit of retrieval should preserve evidence ownership. Second, multimodal gain should be tested against strong text and incorrect-alignment controls. Third, downstream faithfulness should not be evaluated without target-case alignment. These principles directly motivate the final research gap and methodology.</w:t>
+      </w:r>
+    </w:p>
+    <w:p>
+      <w:pPr>
+        <w:pStyle w:val="21"/>
+      </w:pPr>
+      <w:bookmarkStart w:id="21" w:name="_Toc238057954"/>
+      <w:r>
+        <w:rPr>
+          <w:rFonts w:ascii="Calibri" w:hAnsi="Calibri"/>
+        </w:rPr>
+        <w:t>2.11 Research Gap</w:t>
+      </w:r>
+      <w:bookmarkEnd w:id="21"/>
     </w:p>
     <w:p>
       <w:r>
@@ -7834,11 +8697,48 @@
       </w:r>
     </w:p>
     <w:p>
+      <w:r>
+        <w:rPr>
+          <w:rFonts w:ascii="Calibri" w:hAnsi="Calibri"/>
+        </w:rPr>
+        <w:t>The literature synthesis leads to four requirements for the present study. First, the evaluation must include a strong text baseline and expose the indication shortcut. Second, image contribution must be tested against both image removal and incorrect alignment. Third, retrieval and answer generation must be connected through a fixed non-oracle path so that transfer can be measured. Fourth, automated support must be interpreted alongside target alignment and qualitative traces rather than treated as a clini</w:t>
+      </w:r>
+      <w:r>
+        <w:rPr>
+          <w:rFonts w:ascii="Calibri" w:hAnsi="Calibri"/>
+        </w:rPr>
+        <w:t>cal truth label.</w:t>
+      </w:r>
+    </w:p>
+    <w:p>
+      <w:r>
+        <w:rPr>
+          <w:rFonts w:ascii="Calibri" w:hAnsi="Calibri"/>
+        </w:rPr>
+        <w:t xml:space="preserve">These requirements also explain the deliberately narrow design. Expanding to many models, datasets, and prompts could increase the number of reported comparisons while weakening control over causal interpretation. V5 instead freezes one cohort, one retrieval policy, one generator, one checker, and one statistical protocol. The resulting claims are smaller but more defensible: aligned images improved report ordering within this benchmark; shuffled images did not reproduce the result; the gain transferred to </w:t>
+      </w:r>
+      <w:r>
+        <w:rPr>
+          <w:rFonts w:ascii="Calibri" w:hAnsi="Calibri"/>
+        </w:rPr>
+        <w:t>automatic answer overlap; and verification remained an independent source of error.</w:t>
+      </w:r>
+    </w:p>
+    <w:p>
+      <w:r>
+        <w:rPr>
+          <w:rFonts w:ascii="Calibri" w:hAnsi="Calibri"/>
+        </w:rPr>
+        <w:lastRenderedPageBreak/>
+        <w:t>The remaining gap is not the absence of another general medical chatbot. It is the absence of a carefully controlled account of how evidence identity changes across a multimodal RAG pipeline. By treating case ownership, report support, answer consistency, and clinical validity as different layers, the thesis provides a framework that can later be applied to larger archives, natural clinical questions, and independently adjudicated outputs.</w:t>
+      </w:r>
+    </w:p>
+    <w:p>
       <w:pPr>
         <w:pStyle w:val="1"/>
         <w:pageBreakBefore/>
       </w:pPr>
-      <w:bookmarkStart w:id="20" w:name="_Toc238057028"/>
+      <w:bookmarkStart w:id="22" w:name="_Toc238057955"/>
       <w:r>
         <w:rPr>
           <w:rFonts w:ascii="Calibri" w:hAnsi="Calibri"/>
@@ -7846,20 +8746,20 @@
         <w:lastRenderedPageBreak/>
         <w:t>CHAPTER 3: METHODOLOGY</w:t>
       </w:r>
-      <w:bookmarkEnd w:id="20"/>
+      <w:bookmarkEnd w:id="22"/>
     </w:p>
     <w:p>
       <w:pPr>
         <w:pStyle w:val="21"/>
       </w:pPr>
-      <w:bookmarkStart w:id="21" w:name="_Toc238057029"/>
+      <w:bookmarkStart w:id="23" w:name="_Toc238057956"/>
       <w:r>
         <w:rPr>
           <w:rFonts w:ascii="Calibri" w:hAnsi="Calibri"/>
         </w:rPr>
         <w:t>3.1 Research Design</w:t>
       </w:r>
-      <w:bookmarkEnd w:id="21"/>
+      <w:bookmarkEnd w:id="23"/>
     </w:p>
     <w:p>
       <w:r>
@@ -7945,17 +8845,62 @@
       </w:r>
     </w:p>
     <w:p>
+      <w:r>
+        <w:rPr>
+          <w:rFonts w:ascii="Calibri" w:hAnsi="Calibri"/>
+        </w:rPr>
+        <w:t>The staged design was chosen because an end-to-end score alone cannot identify the cause of success or failure. The same final answer error can originate from an ambiguous query, a retrieval miss, insufficient evidence in the selected report, generation omission, semantic-checker filtering, or ambiguity in the source data. Each stage was therefore evaluated with its own observable outputs before the outputs were joined for end-to-end interpretation.</w:t>
+      </w:r>
+    </w:p>
+    <w:p>
+      <w:r>
+        <w:rPr>
+          <w:rFonts w:ascii="Calibri" w:hAnsi="Calibri"/>
+        </w:rPr>
+        <w:t>The study combined confirmatory and exploratory elements. The V5 configuration, cohort membership, input conditions, primary comparisons, seeds, and quantitative procedures were frozen before the final confirmation run. The later qualitative analysis was explicitly post-hoc and exploratory, although its case-selection protocol was committed before systematic extraction and coding. This distinction prevents the qualitative findings from being presented as blinded confirmatory evidence while still allowing th</w:t>
+      </w:r>
+      <w:r>
+        <w:rPr>
+          <w:rFonts w:ascii="Calibri" w:hAnsi="Calibri"/>
+        </w:rPr>
+        <w:t>em to explain frozen quantitative outcomes.</w:t>
+      </w:r>
+    </w:p>
+    <w:p>
+      <w:r>
+        <w:rPr>
+          <w:rFonts w:ascii="Calibri" w:hAnsi="Calibri"/>
+        </w:rPr>
+        <w:t>The unit of analysis was the radiology case, not the individual question. Each case produced three questions, which created within-case dependence. Treating all 360 questions as independent observations would underestimate uncertainty because findings, impression, and summary questions share the same target report and retrieval ranking. Case-grouped resampling retained this structure and aligned the statistics with the patient-level split.</w:t>
+      </w:r>
+    </w:p>
+    <w:p>
+      <w:r>
+        <w:rPr>
+          <w:rFonts w:ascii="Calibri" w:hAnsi="Calibri"/>
+        </w:rPr>
+        <w:t xml:space="preserve">The design also fixed the downstream generator and checker across report-only and multimodal retrieval. This controlled comparison ensured that any difference in answer outcomes originated from the evidence selected upstream rather than from a larger </w:t>
+      </w:r>
+      <w:r>
+        <w:rPr>
+          <w:rFonts w:ascii="Calibri" w:hAnsi="Calibri"/>
+        </w:rPr>
+        <w:lastRenderedPageBreak/>
+        <w:t>language model, a different prompt, or a changed verification threshold. It therefore tested transfer through the pipeline rather than comparing unrelated systems.</w:t>
+      </w:r>
+    </w:p>
+    <w:p>
       <w:pPr>
         <w:pStyle w:val="21"/>
       </w:pPr>
-      <w:bookmarkStart w:id="22" w:name="_Toc238057030"/>
+      <w:bookmarkStart w:id="24" w:name="_Toc238057957"/>
       <w:r>
         <w:rPr>
           <w:rFonts w:ascii="Calibri" w:hAnsi="Calibri"/>
         </w:rPr>
         <w:t>3.2 Data Source and Cohort Construction</w:t>
       </w:r>
-      <w:bookmarkEnd w:id="22"/>
+      <w:bookmarkEnd w:id="24"/>
     </w:p>
     <w:p>
       <w:r>
@@ -7982,17 +8927,79 @@
       </w:r>
     </w:p>
     <w:p>
+      <w:r>
+        <w:rPr>
+          <w:rFonts w:ascii="Calibri" w:hAnsi="Calibri"/>
+        </w:rPr>
+        <w:t>Cohort construction began from locally processed case records produced from the downloaded OpenI report and image archives. Records without the required report content or usable image association were not eligible for the paired experiment. Stable identifiers were carried through every artifact so that a retrieval row could be traced back to one case record without exposing an inferred patient identity. Image paths, report fields, and derived question references were validated before splitting.</w:t>
+      </w:r>
+    </w:p>
+    <w:p>
+      <w:r>
+        <w:rPr>
+          <w:rFonts w:ascii="Calibri" w:hAnsi="Calibri"/>
+        </w:rPr>
+        <w:t xml:space="preserve">Freshness was enforced against manifests from earlier development stages. This prevented previously used cases from silently reappearing in V5 and reduced the risk </w:t>
+      </w:r>
+      <w:r>
+        <w:rPr>
+          <w:rFonts w:ascii="Calibri" w:hAnsi="Calibri"/>
+        </w:rPr>
+        <w:lastRenderedPageBreak/>
+        <w:t>that manual inspection, prompt adjustment, or threshold development had indirectly adapted to the confirmation examples. The term fresh therefore means excluded from earlier project cohorts, not collected from a different hospital. The source distribution, reporting style, and acquisition practices remained those of IU X-Ray/OpenI.</w:t>
+      </w:r>
+    </w:p>
+    <w:p>
+      <w:r>
+        <w:rPr>
+          <w:rFonts w:ascii="Calibri" w:hAnsi="Calibri"/>
+        </w:rPr>
+        <w:t>The split was performed at patient level. All examinations associated with one patient remained in one partition, preventing the same person from contributing related studies to both development and confirmation. The fixed seed made the assignment reproducible. Development cases could be used to verify implementation and confirm that the frozen pipeline executed, whereas confirmation outcomes were reserved for the reported V5 comparisons.</w:t>
+      </w:r>
+    </w:p>
+    <w:p>
+      <w:r>
+        <w:rPr>
+          <w:rFonts w:ascii="Calibri" w:hAnsi="Calibri"/>
+        </w:rPr>
+        <w:t>The candidate corpus deliberately included both development and confirmation cases. Every confirmation query therefore had to identify its target among 240 plausible paired reports rather than among only the 120 evaluation targets. This creates a more demanding ranking task while retaining a known target for qrels. It is still a small closed corpus relative to a hospital archive, and the candidate set always contains the target by construction.</w:t>
+      </w:r>
+    </w:p>
+    <w:p>
+      <w:r>
+        <w:rPr>
+          <w:rFonts w:ascii="Calibri" w:hAnsi="Calibri"/>
+        </w:rPr>
+        <w:t>Data preprocessing preserved report section boundaries. Indication, findings, and impression were stored separately and also assembled into a normalized report representation for retrieval and prompting. Empty or placeholder-only fields were handled deterministically. De-identification tokens were not expanded, and laterality or wording inconsistencies were not silently corrected because such intervention would change the source evidence.</w:t>
+      </w:r>
+    </w:p>
+    <w:p>
+      <w:r>
+        <w:rPr>
+          <w:rFonts w:ascii="Calibri" w:hAnsi="Calibri"/>
+        </w:rPr>
+        <w:t xml:space="preserve">For images, the case record retained every available linked view. Pixel loading and encoder preprocessing followed the BioViL-T requirements in the local runtime. Per-view vectors and case aggregates were cached so that repeated shuffled controls did </w:t>
+      </w:r>
+      <w:r>
+        <w:rPr>
+          <w:rFonts w:ascii="Calibri" w:hAnsi="Calibri"/>
+        </w:rPr>
+        <w:lastRenderedPageBreak/>
+        <w:t>not repeatedly encode the same image. This separated expensive image encoding from lightweight reranking and made the 100-control analysis computationally feasible.</w:t>
+      </w:r>
+    </w:p>
+    <w:p>
       <w:pPr>
         <w:pStyle w:val="21"/>
       </w:pPr>
-      <w:bookmarkStart w:id="23" w:name="_Toc238057031"/>
+      <w:bookmarkStart w:id="25" w:name="_Toc238057958"/>
       <w:r>
         <w:rPr>
           <w:rFonts w:ascii="Calibri" w:hAnsi="Calibri"/>
         </w:rPr>
         <w:t>3.3 Question and Input Conditions</w:t>
       </w:r>
-      <w:bookmarkEnd w:id="23"/>
+      <w:bookmarkEnd w:id="25"/>
     </w:p>
     <w:p>
       <w:r>
@@ -8048,8 +9055,121 @@
         <w:rPr>
           <w:rFonts w:ascii="Calibri" w:hAnsi="Calibri"/>
         </w:rPr>
+        <w:t>Four principal input conditions were compared in the main retrieval table:</w:t>
+      </w:r>
+    </w:p>
+    <w:p>
+      <w:pPr>
+        <w:pStyle w:val="a"/>
+      </w:pPr>
+      <w:r>
+        <w:rPr>
+          <w:rFonts w:ascii="Calibri" w:hAnsi="Calibri"/>
+        </w:rPr>
+        <w:t>question-only BM25;</w:t>
+      </w:r>
+    </w:p>
+    <w:p>
+      <w:pPr>
+        <w:pStyle w:val="a"/>
+      </w:pPr>
+      <w:r>
+        <w:rPr>
+          <w:rFonts w:ascii="Calibri" w:hAnsi="Calibri"/>
+        </w:rPr>
+        <w:t>indication plus question BM25;</w:t>
+      </w:r>
+    </w:p>
+    <w:p>
+      <w:pPr>
+        <w:pStyle w:val="a"/>
+      </w:pPr>
+      <w:r>
+        <w:rPr>
+          <w:rFonts w:ascii="Calibri" w:hAnsi="Calibri"/>
+        </w:rPr>
+        <w:t>question plus correctly aligned image;</w:t>
+      </w:r>
+    </w:p>
+    <w:p>
+      <w:pPr>
+        <w:pStyle w:val="a"/>
+      </w:pPr>
+      <w:r>
+        <w:rPr>
+          <w:rFonts w:ascii="Calibri" w:hAnsi="Calibri"/>
+        </w:rPr>
+        <w:t>indication plus question plus correctly aligned image.</w:t>
+      </w:r>
+    </w:p>
+    <w:p>
+      <w:r>
+        <w:rPr>
+          <w:rFonts w:ascii="Calibri" w:hAnsi="Calibri"/>
+        </w:rPr>
+        <w:t>A fifth condition, indication plus question with shuffled-image alignment, was evaluated separately as a negative control. Keeping shuffled images outside the main four-condition table separated ordinary input ablation from the alignment-specific test.</w:t>
+      </w:r>
+    </w:p>
+    <w:p>
+      <w:r>
+        <w:rPr>
+          <w:rFonts w:ascii="Calibri" w:hAnsi="Calibri"/>
+        </w:rPr>
+        <w:t>The question templates were selected to represent three report functions rather than three unrelated clinical tasks. The findings question targets descriptive observations, the impression question targets the radiologist's final conclusion, and the summary question tests whether the system can prioritize the principal abnormality or conclusion. Using the same roles for every case creates balanced question-type coverage and allows each shuffled or ablation condition to be evaluated on identical prompts.</w:t>
+      </w:r>
+    </w:p>
+    <w:p>
+      <w:r>
+        <w:rPr>
+          <w:rFonts w:ascii="Calibri" w:hAnsi="Calibri"/>
+        </w:rPr>
         <w:lastRenderedPageBreak/>
-        <w:t>Four principal input conditions were compared in the main retrieval table:</w:t>
+        <w:t>References were derived from the corresponding frozen report fields. They therefore provide deterministic answer targets and avoid asking a language model to invent gold labels. This choice also creates limitations: the reference wording is close to the report, section boundaries may make retrieval easier, and a clinically acceptable paraphrase can receive lower Token-F1. The reference is best understood as a reproducible textual target rather than an independently adjudicated clinical answer.</w:t>
+      </w:r>
+    </w:p>
+    <w:p>
+      <w:r>
+        <w:rPr>
+          <w:rFonts w:ascii="Calibri" w:hAnsi="Calibri"/>
+        </w:rPr>
+        <w:t>Input construction was deterministic. The question-only query contained only the role-specific question. The indication condition concatenated the stored referral indication with the same question. Image conditions supplied a case-level image vector to the reranker while leaving the text query unchanged. The shuffled condition replaced only that vector through the frozen permutation mapping. No condition received the target identifier or reference answer.</w:t>
+      </w:r>
+    </w:p>
+    <w:p>
+      <w:r>
+        <w:rPr>
+          <w:rFonts w:ascii="Calibri" w:hAnsi="Calibri"/>
+        </w:rPr>
+        <w:t>This factorial interpretation is important. Question-only versus indication-plus-question measures the contribution of referral text. Question-only versus question-plus-image shows whether image information can help when text is deliberately underidentified. Indication-plus-question versus indication-plus-question-plus-image estimates incremental image value beyond the strongest text baseline. Correctly aligned versus shuffled image tests whether that incremental value depends on pairing.</w:t>
+      </w:r>
+    </w:p>
+    <w:p>
+      <w:pPr>
+        <w:pStyle w:val="21"/>
+      </w:pPr>
+      <w:bookmarkStart w:id="26" w:name="_Toc238057959"/>
+      <w:r>
+        <w:rPr>
+          <w:rFonts w:ascii="Calibri" w:hAnsi="Calibri"/>
+        </w:rPr>
+        <w:t>3.4 Case-Aware Evidence Representation and Downstream QA Workflow</w:t>
+      </w:r>
+      <w:bookmarkEnd w:id="26"/>
+    </w:p>
+    <w:p>
+      <w:r>
+        <w:rPr>
+          <w:rFonts w:ascii="Calibri" w:hAnsi="Calibri"/>
+        </w:rPr>
+        <w:t>V5 did not assume that the correct report was already known. For every confirmation question, the retriever ranked reports from the 240-case candidate pool. The top-ranked report was then passed to the downstream QA pipeline. Correct-case retrieval was determined only during evaluation using the frozen target case identifier.</w:t>
+      </w:r>
+    </w:p>
+    <w:p>
+      <w:r>
+        <w:rPr>
+          <w:rFonts w:ascii="Calibri" w:hAnsi="Calibri"/>
+        </w:rPr>
+        <w:t>The workflow was:</w:t>
       </w:r>
     </w:p>
     <w:p>
@@ -8060,7 +9180,7 @@
         <w:rPr>
           <w:rFonts w:ascii="Calibri" w:hAnsi="Calibri"/>
         </w:rPr>
-        <w:t>question-only BM25;</w:t>
+        <w:t>construct the text query from the question, with or without indication;</w:t>
       </w:r>
     </w:p>
     <w:p>
@@ -8071,7 +9191,8 @@
         <w:rPr>
           <w:rFonts w:ascii="Calibri" w:hAnsi="Calibri"/>
         </w:rPr>
-        <w:t>indication plus question BM25;</w:t>
+        <w:lastRenderedPageBreak/>
+        <w:t>obtain a BM25 shortlist from the candidate reports;</w:t>
       </w:r>
     </w:p>
     <w:p>
@@ -8082,7 +9203,7 @@
         <w:rPr>
           <w:rFonts w:ascii="Calibri" w:hAnsi="Calibri"/>
         </w:rPr>
-        <w:t>question plus correctly aligned image;</w:t>
+        <w:t>optionally rerank that shortlist using the paired-image representation;</w:t>
       </w:r>
     </w:p>
     <w:p>
@@ -8093,190 +9214,196 @@
         <w:rPr>
           <w:rFonts w:ascii="Calibri" w:hAnsi="Calibri"/>
         </w:rPr>
-        <w:t>indication plus question plus correctly aligned image.</w:t>
-      </w:r>
-    </w:p>
-    <w:p>
-      <w:r>
-        <w:rPr>
-          <w:rFonts w:ascii="Calibri" w:hAnsi="Calibri"/>
-        </w:rPr>
-        <w:t>A fifth condition, indication plus question with shuffled-image alignment, was evaluated separately as a negative control. Keeping shuffled images outside the main four-condition table separated ordinary input ablation from the alignment-specific test.</w:t>
+        <w:t>select the top-ranked candidate report;</w:t>
+      </w:r>
+    </w:p>
+    <w:p>
+      <w:pPr>
+        <w:pStyle w:val="a"/>
+      </w:pPr>
+      <w:r>
+        <w:rPr>
+          <w:rFonts w:ascii="Calibri" w:hAnsi="Calibri"/>
+        </w:rPr>
+        <w:t>generate an answer from that selected report using a fixed local Qwen model;</w:t>
+      </w:r>
+    </w:p>
+    <w:p>
+      <w:pPr>
+        <w:pStyle w:val="a"/>
+      </w:pPr>
+      <w:r>
+        <w:rPr>
+          <w:rFonts w:ascii="Calibri" w:hAnsi="Calibri"/>
+        </w:rPr>
+        <w:t>audit generated sentences against the selected report using the frozen semantic checker;</w:t>
+      </w:r>
+    </w:p>
+    <w:p>
+      <w:pPr>
+        <w:pStyle w:val="a"/>
+      </w:pPr>
+      <w:r>
+        <w:rPr>
+          <w:rFonts w:ascii="Calibri" w:hAnsi="Calibri"/>
+        </w:rPr>
+        <w:t>filter unsupported sentences or abstain according to the locked action policy;</w:t>
+      </w:r>
+    </w:p>
+    <w:p>
+      <w:pPr>
+        <w:pStyle w:val="a"/>
+      </w:pPr>
+      <w:r>
+        <w:rPr>
+          <w:rFonts w:ascii="Calibri" w:hAnsi="Calibri"/>
+        </w:rPr>
+        <w:t>preserve the retrieval, generation, evidence, and action trace for evaluation.</w:t>
+      </w:r>
+    </w:p>
+    <w:p>
+      <w:r>
+        <w:rPr>
+          <w:rFonts w:ascii="Calibri" w:hAnsi="Calibri"/>
+        </w:rPr>
+        <w:t>This architecture distinguished two forms of grounding. Report-level grounding asked whether the answer was supported by the selected report. Target-case alignment asked whether that selected report belonged to the frozen target case. An answer could satisfy the first condition while failing the second.</w:t>
+      </w:r>
+    </w:p>
+    <w:p>
+      <w:r>
+        <w:rPr>
+          <w:rFonts w:ascii="Calibri" w:hAnsi="Calibri"/>
+        </w:rPr>
+        <w:t>The workflow was implemented as a sequence of explicit artifacts rather than one opaque application call. Retrieval outputs stored ranked candidate identifiers and component scores. Prompt packs stored the selected evidence and fixed instruction format. Generation files stored draft responses. Evaluation rows stored sentence-level support decisions, final answers, references, and metrics. Aggregate summaries were produced from these lower-level records. This structure allowed a reported value to be traced b</w:t>
+      </w:r>
+      <w:r>
+        <w:rPr>
+          <w:rFonts w:ascii="Calibri" w:hAnsi="Calibri"/>
+        </w:rPr>
+        <w:t>ack without rerunning the complete GPU pipeline.</w:t>
+      </w:r>
+    </w:p>
+    <w:p>
+      <w:r>
+        <w:rPr>
+          <w:rFonts w:ascii="Calibri" w:hAnsi="Calibri"/>
+        </w:rPr>
+        <w:t>The Top-1 decision connected retrieval and QA. The generator did not receive several candidate reports and was not allowed to choose among them. This made the transfer test strict: a rank improvement that stopped at rank two could improve MRR but could not improve the evidence shown to the generator. The qualitative analysis later used this distinction to separate target-rank improvement from Top-1 retrieval success.</w:t>
+      </w:r>
+    </w:p>
+    <w:p>
+      <w:r>
+        <w:rPr>
+          <w:rFonts w:ascii="Calibri" w:hAnsi="Calibri"/>
+        </w:rPr>
+        <w:lastRenderedPageBreak/>
+        <w:t>The workflow did not use oracle recovery. When the target report was not ranked first, the generator still received the selected wrong report. Substituting the known target would measure generation with perfect retrieval and would conceal the practical impact of ranking errors. The non-oracle path therefore provides a more realistic estimate of the benefit transferred from the frozen retriever.</w:t>
+      </w:r>
+    </w:p>
+    <w:p>
+      <w:r>
+        <w:rPr>
+          <w:rFonts w:ascii="Calibri" w:hAnsi="Calibri"/>
+        </w:rPr>
+        <w:t>Evidence traces also supported abstention analysis. A final empty or abstaining response could arise because the selected report lacked target information, because the draft was unsupported, or because the verifier removed report-supported content. Retaining the draft, filtered sentences, and checker scores allowed these possibilities to be distinguished during review.</w:t>
       </w:r>
     </w:p>
     <w:p>
       <w:pPr>
         <w:pStyle w:val="21"/>
       </w:pPr>
-      <w:bookmarkStart w:id="24" w:name="_Toc238057032"/>
-      <w:r>
-        <w:rPr>
-          <w:rFonts w:ascii="Calibri" w:hAnsi="Calibri"/>
-        </w:rPr>
-        <w:t>3.4 Case-Aware Evidence Representation and Downstream QA Workflow</w:t>
-      </w:r>
-      <w:bookmarkEnd w:id="24"/>
-    </w:p>
-    <w:p>
-      <w:r>
-        <w:rPr>
-          <w:rFonts w:ascii="Calibri" w:hAnsi="Calibri"/>
-        </w:rPr>
-        <w:t>V5 did not assume that the correct report was already known. For every confirmation question, the retriever ranked reports from the 240-case candidate pool. The top-ranked report was then passed to the downstream QA pipeline. Correct-case retrieval was determined only during evaluation using the frozen target case identifier.</w:t>
-      </w:r>
-    </w:p>
-    <w:p>
-      <w:r>
-        <w:rPr>
-          <w:rFonts w:ascii="Calibri" w:hAnsi="Calibri"/>
-        </w:rPr>
-        <w:t>The workflow was:</w:t>
-      </w:r>
-    </w:p>
-    <w:p>
-      <w:pPr>
-        <w:pStyle w:val="a"/>
-      </w:pPr>
-      <w:r>
-        <w:rPr>
-          <w:rFonts w:ascii="Calibri" w:hAnsi="Calibri"/>
-        </w:rPr>
-        <w:t>construct the text query from the question, with or without indication;</w:t>
-      </w:r>
-    </w:p>
-    <w:p>
-      <w:pPr>
-        <w:pStyle w:val="a"/>
-      </w:pPr>
-      <w:r>
-        <w:rPr>
-          <w:rFonts w:ascii="Calibri" w:hAnsi="Calibri"/>
-        </w:rPr>
-        <w:t>obtain a BM25 shortlist from the candidate reports;</w:t>
-      </w:r>
-    </w:p>
-    <w:p>
-      <w:pPr>
-        <w:pStyle w:val="a"/>
-      </w:pPr>
-      <w:r>
-        <w:rPr>
-          <w:rFonts w:ascii="Calibri" w:hAnsi="Calibri"/>
-        </w:rPr>
-        <w:t>optionally rerank that shortlist using the paired-image representation;</w:t>
-      </w:r>
-    </w:p>
-    <w:p>
-      <w:pPr>
-        <w:pStyle w:val="a"/>
-      </w:pPr>
-      <w:r>
-        <w:rPr>
-          <w:rFonts w:ascii="Calibri" w:hAnsi="Calibri"/>
-        </w:rPr>
-        <w:t>select the top-ranked candidate report;</w:t>
-      </w:r>
-    </w:p>
-    <w:p>
-      <w:pPr>
-        <w:pStyle w:val="a"/>
-      </w:pPr>
-      <w:r>
-        <w:rPr>
-          <w:rFonts w:ascii="Calibri" w:hAnsi="Calibri"/>
-        </w:rPr>
-        <w:t>generate an answer from that selected report using a fixed local Qwen model;</w:t>
-      </w:r>
-    </w:p>
-    <w:p>
-      <w:pPr>
-        <w:pStyle w:val="a"/>
-      </w:pPr>
-      <w:r>
-        <w:rPr>
-          <w:rFonts w:ascii="Calibri" w:hAnsi="Calibri"/>
-        </w:rPr>
-        <w:t>audit generated sentences against the selected report using the frozen semantic checker;</w:t>
-      </w:r>
-    </w:p>
-    <w:p>
-      <w:pPr>
-        <w:pStyle w:val="a"/>
-      </w:pPr>
-      <w:r>
-        <w:rPr>
-          <w:rFonts w:ascii="Calibri" w:hAnsi="Calibri"/>
-        </w:rPr>
-        <w:t>filter unsupported sentences or abstain according to the locked action policy;</w:t>
-      </w:r>
-    </w:p>
-    <w:p>
-      <w:pPr>
-        <w:pStyle w:val="a"/>
-      </w:pPr>
-      <w:r>
-        <w:rPr>
-          <w:rFonts w:ascii="Calibri" w:hAnsi="Calibri"/>
-        </w:rPr>
-        <w:t>preserve the retrieval, generation, evidence, and action trace for evaluation.</w:t>
-      </w:r>
-    </w:p>
-    <w:p>
-      <w:r>
-        <w:rPr>
-          <w:rFonts w:ascii="Calibri" w:hAnsi="Calibri"/>
-        </w:rPr>
-        <w:t xml:space="preserve">This architecture distinguished two forms of grounding. Report-level grounding asked whether the answer was supported by the selected report. Target-case alignment asked </w:t>
+      <w:bookmarkStart w:id="27" w:name="_Toc238057960"/>
+      <w:r>
+        <w:rPr>
+          <w:rFonts w:ascii="Calibri" w:hAnsi="Calibri"/>
+        </w:rPr>
+        <w:t>3.5 Text Retrieval</w:t>
+      </w:r>
+      <w:bookmarkEnd w:id="27"/>
+    </w:p>
+    <w:p>
+      <w:r>
+        <w:rPr>
+          <w:rFonts w:ascii="Calibri" w:hAnsi="Calibri"/>
+        </w:rPr>
+        <w:t>BM25 provided the transparent sparse retrieval baseline. The question-only condition intentionally exposed patient-scope ambiguity because the three generic question templates contained little case-specific information. The indication-plus-question condition tested how much clinical referral text reduced this ambiguity.</w:t>
+      </w:r>
+    </w:p>
+    <w:p>
+      <w:r>
+        <w:rPr>
+          <w:rFonts w:ascii="Calibri" w:hAnsi="Calibri"/>
+        </w:rPr>
+        <w:t>The multimodal conditions first produced the same text shortlist of 100 candidate cases. Scores were normalized independently within that shortlist. Ties were resolved by descending fused score and then ascending case identifier, giving a deterministic ranking.</w:t>
+      </w:r>
+    </w:p>
+    <w:p>
+      <w:r>
+        <w:rPr>
+          <w:rFonts w:ascii="Calibri" w:hAnsi="Calibri"/>
+        </w:rPr>
+        <w:t>BM25 scores a candidate report by accumulating query-term contributions weighted by inverse document frequency, term frequency saturation, and document-length normalization. In simplified form, the score is:</w:t>
+      </w:r>
+    </w:p>
+    <w:p>
+      <w:pPr>
+        <w:pStyle w:val="CodeBlock"/>
+      </w:pPr>
+      <w:r>
+        <w:t>BM25(q,d) = sum IDF(t) * [f(t,d) * (k1 + 1)] /</w:t>
+      </w:r>
+    </w:p>
+    <w:p>
+      <w:pPr>
+        <w:pStyle w:val="CodeBlock"/>
+      </w:pPr>
+      <w:r>
+        <w:t xml:space="preserve">            [f(t,d) + k1 * (1 - b + b * |d| / avgdl)]</w:t>
+      </w:r>
+    </w:p>
+    <w:p>
+      <w:r>
+        <w:rPr>
+          <w:rFonts w:ascii="Calibri" w:hAnsi="Calibri"/>
+        </w:rPr>
+        <w:t xml:space="preserve">The implementation used the frozen tokenizer and BM25 parameters recorded by the project environment. No confirmation labels were used to edit queries or report text. </w:t>
       </w:r>
       <w:r>
         <w:rPr>
           <w:rFonts w:ascii="Calibri" w:hAnsi="Calibri"/>
         </w:rPr>
         <w:lastRenderedPageBreak/>
-        <w:t>whether that selected report belonged to the frozen target case. An answer could satisfy the first condition while failing the second.</w:t>
+        <w:t>The same indexed report representation and candidate order were reused across comparable conditions.</w:t>
+      </w:r>
+    </w:p>
+    <w:p>
+      <w:r>
+        <w:rPr>
+          <w:rFonts w:ascii="Calibri" w:hAnsi="Calibri"/>
+        </w:rPr>
+        <w:t>Question-only retrieval served as a deliberately difficult lower bound, not as a realistic patient-scoped clinical query. Because all cases reuse three semantic roles, the query mainly matches common radiology language. Indication-plus-question retrieval is the more informative text baseline because the indication supplies case-specific lexical detail. Reporting both prevents the indication gain from being mistaken for an image gain.</w:t>
+      </w:r>
+    </w:p>
+    <w:p>
+      <w:r>
+        <w:rPr>
+          <w:rFonts w:ascii="Calibri" w:hAnsi="Calibri"/>
+        </w:rPr>
+        <w:t>The shortlist size of 100 balances two considerations. A larger shortlist gives the image more opportunity to rescue a target that BM25 ranks poorly, while a smaller shortlist reduces reranking cost. The value was frozen before confirmation evaluation. Since only shortlisted reports receive multimodal scores, the reported image effect is conditional on the target surviving the text stage.</w:t>
       </w:r>
     </w:p>
     <w:p>
       <w:pPr>
         <w:pStyle w:val="21"/>
       </w:pPr>
-      <w:bookmarkStart w:id="25" w:name="_Toc238057033"/>
-      <w:r>
-        <w:rPr>
-          <w:rFonts w:ascii="Calibri" w:hAnsi="Calibri"/>
-        </w:rPr>
-        <w:t>3.5 Text Retrieval</w:t>
-      </w:r>
-      <w:bookmarkEnd w:id="25"/>
-    </w:p>
-    <w:p>
-      <w:r>
-        <w:rPr>
-          <w:rFonts w:ascii="Calibri" w:hAnsi="Calibri"/>
-        </w:rPr>
-        <w:t>BM25 provided the transparent sparse retrieval baseline. The question-only condition intentionally exposed patient-scope ambiguity because the three generic question templates contained little case-specific information. The indication-plus-question condition tested how much clinical referral text reduced this ambiguity.</w:t>
-      </w:r>
-    </w:p>
-    <w:p>
-      <w:r>
-        <w:rPr>
-          <w:rFonts w:ascii="Calibri" w:hAnsi="Calibri"/>
-        </w:rPr>
-        <w:t>The multimodal conditions first produced the same text shortlist of 100 candidate cases. Scores were normalized independently within that shortlist. Ties were resolved by descending fused score and then ascending case identifier, giving a deterministic ranking.</w:t>
-      </w:r>
-    </w:p>
-    <w:p>
-      <w:pPr>
-        <w:pStyle w:val="21"/>
-      </w:pPr>
-      <w:bookmarkStart w:id="26" w:name="_Toc238057034"/>
+      <w:bookmarkStart w:id="28" w:name="_Toc238057961"/>
       <w:r>
         <w:rPr>
           <w:rFonts w:ascii="Calibri" w:hAnsi="Calibri"/>
         </w:rPr>
         <w:t>3.6 Image Encoding and Multimodal Reranking</w:t>
       </w:r>
-      <w:bookmarkEnd w:id="26"/>
+      <w:bookmarkEnd w:id="28"/>
     </w:p>
     <w:p>
       <w:r>
@@ -8323,31 +9450,79 @@
       </w:r>
     </w:p>
     <w:p>
+      <w:r>
+        <w:rPr>
+          <w:rFonts w:ascii="Calibri" w:hAnsi="Calibri"/>
+        </w:rPr>
+        <w:t xml:space="preserve">For a case with multiple views, each view vector was L2-normalized before aggregation. The arithmetic mean represented the case, followed by another L2 </w:t>
+      </w:r>
+      <w:r>
+        <w:rPr>
+          <w:rFonts w:ascii="Calibri" w:hAnsi="Calibri"/>
+        </w:rPr>
+        <w:lastRenderedPageBreak/>
+        <w:t>normalization. This prevents a case with more available views from receiving a larger vector norm merely because it contains more images. It also creates one stable query vector per examination for caching and permutation.</w:t>
+      </w:r>
+    </w:p>
+    <w:p>
+      <w:r>
+        <w:rPr>
+          <w:rFonts w:ascii="Calibri" w:hAnsi="Calibri"/>
+        </w:rPr>
+        <w:t>Candidate report embeddings were computed in the same BioViL-T representation space. Cosine similarity measured image-report alignment within the BM25 shortlist. Text and image scores were independently min-max normalized because their raw scales are not directly comparable. For candidate d, the fused score can be summarized as:</w:t>
+      </w:r>
+    </w:p>
+    <w:p>
+      <w:pPr>
+        <w:pStyle w:val="CodeBlock"/>
+      </w:pPr>
+      <w:r>
+        <w:t>fused(d) = 0.5 * normalized_BM25(d)</w:t>
+      </w:r>
+    </w:p>
+    <w:p>
+      <w:pPr>
+        <w:pStyle w:val="CodeBlock"/>
+      </w:pPr>
+      <w:r>
+        <w:t xml:space="preserve">         + 0.5 * normalized_image_report_similarity(d)</w:t>
+      </w:r>
+    </w:p>
+    <w:p>
+      <w:r>
+        <w:rPr>
+          <w:rFonts w:ascii="Calibri" w:hAnsi="Calibri"/>
+        </w:rPr>
+        <w:t>Equal weighting was a fixed engineering policy rather than an optimized clinical parameter. It gives both modalities influence and keeps interpretation simple. A learned or extensively tuned weight might improve performance but would require a separate validation procedure and would add another source of confirmation-set overfitting.</w:t>
+      </w:r>
+    </w:p>
+    <w:p>
+      <w:r>
+        <w:rPr>
+          <w:rFonts w:ascii="Calibri" w:hAnsi="Calibri"/>
+        </w:rPr>
+        <w:t>The reranker returned a complete deterministic ordering for the shortlist. When fused scores were equal, ascending case identifier resolved the tie. Deterministic tie handling matters because Hit@1 and MRR can otherwise vary across runs even when component scores are unchanged.</w:t>
+      </w:r>
+    </w:p>
+    <w:p>
       <w:pPr>
         <w:pStyle w:val="21"/>
       </w:pPr>
-      <w:bookmarkStart w:id="27" w:name="_Toc238057035"/>
+      <w:bookmarkStart w:id="29" w:name="_Toc238057962"/>
       <w:r>
         <w:rPr>
           <w:rFonts w:ascii="Calibri" w:hAnsi="Calibri"/>
         </w:rPr>
         <w:t>3.7 Shuffled-Image Control</w:t>
       </w:r>
-      <w:bookmarkEnd w:id="27"/>
-    </w:p>
-    <w:p>
-      <w:r>
-        <w:rPr>
-          <w:rFonts w:ascii="Calibri" w:hAnsi="Calibri"/>
-        </w:rPr>
-        <w:t xml:space="preserve">The alignment control used 100 deterministic fixed-point-free permutations with seed 7023. In each permutation, every source case received another case's image </w:t>
-      </w:r>
-      <w:r>
-        <w:rPr>
-          <w:rFonts w:ascii="Calibri" w:hAnsi="Calibri"/>
-        </w:rPr>
-        <w:lastRenderedPageBreak/>
-        <w:t>embedding and no case retained its own image. Text queries, candidate reports, shortlist size, fusion weights, and evaluation procedure remained unchanged.</w:t>
+      <w:bookmarkEnd w:id="29"/>
+    </w:p>
+    <w:p>
+      <w:r>
+        <w:rPr>
+          <w:rFonts w:ascii="Calibri" w:hAnsi="Calibri"/>
+        </w:rPr>
+        <w:t>The alignment control used 100 deterministic fixed-point-free permutations with seed 7023. In each permutation, every source case received another case's image embedding and no case retained its own image. Text queries, candidate reports, shortlist size, fusion weights, and evaluation procedure remained unchanged.</w:t>
       </w:r>
     </w:p>
     <w:p>
@@ -8369,7 +9544,14 @@
         <w:rPr>
           <w:rFonts w:ascii="Calibri" w:hAnsi="Calibri"/>
         </w:rPr>
-        <w:t xml:space="preserve">, where </w:t>
+        <w:t xml:space="preserve">, </w:t>
+      </w:r>
+      <w:r>
+        <w:rPr>
+          <w:rFonts w:ascii="Calibri" w:hAnsi="Calibri"/>
+        </w:rPr>
+        <w:lastRenderedPageBreak/>
+        <w:t xml:space="preserve">where </w:t>
       </w:r>
       <w:r>
         <w:rPr>
@@ -8401,17 +9583,41 @@
       </w:r>
     </w:p>
     <w:p>
+      <w:r>
+        <w:rPr>
+          <w:rFonts w:ascii="Calibri" w:hAnsi="Calibri"/>
+        </w:rPr>
+        <w:t>A fixed-point-free permutation is stronger than an unconstrained shuffle because it guarantees that every target receives an incorrect image. In an ordinary random shuffle, some cases could retain their own image, weakening the negative control. Each of the 100 mappings was stored or reproducibly generated from the frozen seed so the exact null distribution could be reconstructed.</w:t>
+      </w:r>
+    </w:p>
+    <w:p>
+      <w:r>
+        <w:rPr>
+          <w:rFonts w:ascii="Calibri" w:hAnsi="Calibri"/>
+        </w:rPr>
+        <w:t>The same incorrect mapping was applied consistently to all three questions from a case within a run. This preserved the case as the unit of dependence and prevented findings, impression, and summary questions from receiving different pseudo-patients. Across runs, text input and candidate reports remained fixed, so variation arose from image assignment.</w:t>
+      </w:r>
+    </w:p>
+    <w:p>
+      <w:r>
+        <w:rPr>
+          <w:rFonts w:ascii="Calibri" w:hAnsi="Calibri"/>
+        </w:rPr>
+        <w:t>The shuffled distribution is an empirical alignment control rather than a universal null model. Incorrect images may sometimes be clinically similar to the target and can still help or harm ranking. The relevant observation is whether correct alignment lies beyond the outcomes produced by many controlled misalignments under the same fusion mechanism.</w:t>
+      </w:r>
+    </w:p>
+    <w:p>
       <w:pPr>
         <w:pStyle w:val="21"/>
       </w:pPr>
-      <w:bookmarkStart w:id="28" w:name="_Toc238057036"/>
+      <w:bookmarkStart w:id="30" w:name="_Toc238057963"/>
       <w:r>
         <w:rPr>
           <w:rFonts w:ascii="Calibri" w:hAnsi="Calibri"/>
         </w:rPr>
         <w:t>3.8 Answer Generation and Semantic Verification</w:t>
       </w:r>
-      <w:bookmarkEnd w:id="28"/>
+      <w:bookmarkEnd w:id="30"/>
     </w:p>
     <w:p>
       <w:r>
@@ -8454,7 +9660,14 @@
         <w:rPr>
           <w:rFonts w:ascii="Calibri" w:hAnsi="Calibri"/>
         </w:rPr>
-        <w:t>. It combined lexical evidence matching, entailment and contradiction probabilities, and polarity consistency. Its locked configuration used lexical weight 0.2, support threshold 0.6, entailment threshold 0.75, and contradiction threshold 0.5. Evidence scope was restricted to the top-ranked selected report. The action path could retain supported sentences, filter flagged sentences, or abstain if no usable answer remained.</w:t>
+        <w:t xml:space="preserve">. It combined lexical evidence matching, entailment and contradiction probabilities, and polarity consistency. Its locked configuration used lexical weight 0.2, support threshold 0.6, entailment </w:t>
+      </w:r>
+      <w:r>
+        <w:rPr>
+          <w:rFonts w:ascii="Calibri" w:hAnsi="Calibri"/>
+        </w:rPr>
+        <w:lastRenderedPageBreak/>
+        <w:t>threshold 0.75, and contradiction threshold 0.5. Evidence scope was restricted to the top-ranked selected report. The action path could retain supported sentences, filter flagged sentences, or abstain if no usable answer remained.</w:t>
       </w:r>
     </w:p>
     <w:p>
@@ -8466,61 +9679,149 @@
       </w:r>
     </w:p>
     <w:p>
+      <w:r>
+        <w:rPr>
+          <w:rFonts w:ascii="Calibri" w:hAnsi="Calibri"/>
+        </w:rPr>
+        <w:t>Prompt construction used the same instruction structure for both retrieval conditions. The prompt identified the selected report as the only evidence source, supplied the question, requested a concise answer, and allowed abstention when the report did not support an answer. It did not reveal whether retrieval was correct and did not include the frozen reference. Temperature zero reduced sampling variation, while the 256-token limit was sufficient for the short report-grounded task.</w:t>
+      </w:r>
+    </w:p>
+    <w:p>
+      <w:r>
+        <w:rPr>
+          <w:rFonts w:ascii="Calibri" w:hAnsi="Calibri"/>
+        </w:rPr>
+        <w:t>Qwen2.5-1.5B-Instruct was selected because it could run locally within the available laptop GPU memory and support batched deterministic generation. The study does not claim that this model is optimal for radiology. Holding it fixed was more important for causal comparison than maximizing absolute generation quality with multiple generators.</w:t>
+      </w:r>
+    </w:p>
+    <w:p>
+      <w:r>
+        <w:rPr>
+          <w:rFonts w:ascii="Calibri" w:hAnsi="Calibri"/>
+        </w:rPr>
+        <w:t>The verifier segmented each draft into sentences and evaluated each sentence against selected-report evidence. Lexical matching rewarded direct support, the NLI model estimated entailment and contradiction, and polarity checks guarded against simple negation reversals. The frozen action policy converted these signals into retained, filtered, or abstaining output. Sentence-level records were preserved so that a final revision rate could be decomposed during qualitative review.</w:t>
+      </w:r>
+    </w:p>
+    <w:p>
+      <w:r>
+        <w:rPr>
+          <w:rFonts w:ascii="Calibri" w:hAnsi="Calibri"/>
+        </w:rPr>
+        <w:t xml:space="preserve">The checker could not correct retrieval identity. Its premise was always the selected report. If that report belonged to the wrong case, a faithful draft could pass. Conversely, </w:t>
+      </w:r>
+      <w:r>
+        <w:rPr>
+          <w:rFonts w:ascii="Calibri" w:hAnsi="Calibri"/>
+        </w:rPr>
+        <w:lastRenderedPageBreak/>
+        <w:t>a correct-report paraphrase could be rejected by the checker. For this reason, automated support was reported as one pipeline measure and was not used to redefine retrieval qrels or reference answers.</w:t>
+      </w:r>
+    </w:p>
+    <w:p>
       <w:pPr>
         <w:pStyle w:val="21"/>
       </w:pPr>
-      <w:bookmarkStart w:id="29" w:name="_Toc238057037"/>
+      <w:bookmarkStart w:id="31" w:name="_Toc238057964"/>
       <w:r>
         <w:rPr>
           <w:rFonts w:ascii="Calibri" w:hAnsi="Calibri"/>
         </w:rPr>
         <w:t>3.9 Evaluation Metrics and Statistical Analysis</w:t>
       </w:r>
-      <w:bookmarkEnd w:id="29"/>
-    </w:p>
-    <w:p>
-      <w:r>
-        <w:rPr>
-          <w:rFonts w:ascii="Calibri" w:hAnsi="Calibri"/>
-        </w:rPr>
-        <w:t xml:space="preserve">Retrieval metrics were Hit@1, Hit@5, Hit@10, MRR, and an extractive proxy Token-F1 calculated from the selected report evidence. Hit@1 measured Top-1 target-case </w:t>
+      <w:bookmarkEnd w:id="31"/>
+    </w:p>
+    <w:p>
+      <w:r>
+        <w:rPr>
+          <w:rFonts w:ascii="Calibri" w:hAnsi="Calibri"/>
+        </w:rPr>
+        <w:t>Retrieval metrics were Hit@1, Hit@5, Hit@10, MRR, and an extractive proxy Token-F1 calculated from the selected report evidence. Hit@1 measured Top-1 target-case alignment; MRR retained information about target-rank movement even when the target did not reach first place.</w:t>
+      </w:r>
+    </w:p>
+    <w:p>
+      <w:r>
+        <w:rPr>
+          <w:rFonts w:ascii="Calibri" w:hAnsi="Calibri"/>
+        </w:rPr>
+        <w:t>QA metrics were draft Token-F1, final Token-F1 after semantic checking, automated evidence-support rate, revision rate, and abstention rate. Token-F1 measured reference overlap and was not interpreted as clinical correctness.</w:t>
+      </w:r>
+    </w:p>
+    <w:p>
+      <w:r>
+        <w:rPr>
+          <w:rFonts w:ascii="Calibri" w:hAnsi="Calibri"/>
+        </w:rPr>
+        <w:t>V5 used 5,000 grouped bootstrap resamples at case level and paired randomization tests with seed 7023. The primary retrieval comparison was indication-plus-question with correctly aligned image minus indication-plus-question BM25. The primary QA comparison was multimodal final Token-F1 minus report-only final Token-F1. Confidence intervals and p-values therefore preserved the dependence among questions from the same case.</w:t>
+      </w:r>
+    </w:p>
+    <w:p>
+      <w:r>
+        <w:rPr>
+          <w:rFonts w:ascii="Calibri" w:hAnsi="Calibri"/>
+        </w:rPr>
+        <w:t>Hit@k was defined as the proportion of questions for which the frozen target report appeared within the first k positions. Hit@1 corresponds to the report actually passed downstream. MRR averaged the reciprocal target rank, assigning greater credit to movement near the top. These metrics answer different questions: Hit@1 evaluates the operational selection decision, whereas MRR detects useful ordering changes that may support future multi-document or retry policies.</w:t>
+      </w:r>
+    </w:p>
+    <w:p>
+      <w:r>
+        <w:rPr>
+          <w:rFonts w:ascii="Calibri" w:hAnsi="Calibri"/>
+        </w:rPr>
+        <w:t xml:space="preserve">The extractive proxy Token-F1 compared answer-bearing target text with evidence available from a ranked candidate. It is a retrieval-oriented approximation of answer </w:t>
       </w:r>
       <w:r>
         <w:rPr>
           <w:rFonts w:ascii="Calibri" w:hAnsi="Calibri"/>
         </w:rPr>
         <w:lastRenderedPageBreak/>
-        <w:t>alignment; MRR retained information about target-rank movement even when the target did not reach first place.</w:t>
-      </w:r>
-    </w:p>
-    <w:p>
-      <w:r>
-        <w:rPr>
-          <w:rFonts w:ascii="Calibri" w:hAnsi="Calibri"/>
-        </w:rPr>
-        <w:t>QA metrics were draft Token-F1, final Token-F1 after semantic checking, automated evidence-support rate, revision rate, and abstention rate. Token-F1 measured reference overlap and was not interpreted as clinical correctness.</w:t>
-      </w:r>
-    </w:p>
-    <w:p>
-      <w:r>
-        <w:rPr>
-          <w:rFonts w:ascii="Calibri" w:hAnsi="Calibri"/>
-        </w:rPr>
-        <w:t>V5 used 5,000 grouped bootstrap resamples at case level and paired randomization tests with seed 7023. The primary retrieval comparison was indication-plus-question with correctly aligned image minus indication-plus-question BM25. The primary QA comparison was multimodal final Token-F1 minus report-only final Token-F1. Confidence intervals and p-values therefore preserved the dependence among questions from the same case.</w:t>
+        <w:t>availability rather than a generated-answer metric. An increase indicates that the selected or highly ranked evidence contains more target wording, but it does not demonstrate that the generator uses that evidence correctly.</w:t>
+      </w:r>
+    </w:p>
+    <w:p>
+      <w:r>
+        <w:rPr>
+          <w:rFonts w:ascii="Calibri" w:hAnsi="Calibri"/>
+        </w:rPr>
+        <w:t>Draft Token-F1 measured overlap between the raw generated response and frozen reference. Final Token-F1 measured the response after checker actions. Precision and recall were calculated over normalized tokens and combined as their harmonic mean. This metric is transparent and reproducible but insensitive to some forms of semantic equivalence and clinical importance. It may reward copied phrasing and penalize acceptable paraphrase.</w:t>
+      </w:r>
+    </w:p>
+    <w:p>
+      <w:r>
+        <w:rPr>
+          <w:rFonts w:ascii="Calibri" w:hAnsi="Calibri"/>
+        </w:rPr>
+        <w:t>Automated support rate summarized checker judgments, revision rate measured how often the final response differed from the draft, and abstention rate measured outputs in which no substantive answer was retained. These outcomes were interpreted jointly. A higher revision rate can represent useful filtering or excessive intervention; a higher abstention rate can represent caution or loss of valid coverage.</w:t>
+      </w:r>
+    </w:p>
+    <w:p>
+      <w:r>
+        <w:rPr>
+          <w:rFonts w:ascii="Calibri" w:hAnsi="Calibri"/>
+        </w:rPr>
+        <w:t>For paired bootstrap analysis, cases were sampled with replacement and all three questions for each sampled case were included. The 2.5th and 97.5th percentiles of 5,000 paired differences formed the reported 95% interval. Paired randomization swapped condition labels within cases under the null and recalculated the difference. The seed and iteration count were fixed for reproducibility.</w:t>
+      </w:r>
+    </w:p>
+    <w:p>
+      <w:r>
+        <w:rPr>
+          <w:rFonts w:ascii="Calibri" w:hAnsi="Calibri"/>
+        </w:rPr>
+        <w:t>Statistical significance was not treated as clinical significance. The candidate pool was controlled, questions were templated, and metrics were automatic. Confidence intervals quantify uncertainty within this benchmark; they do not account for institutional shift, different clinical workflows, or expert disagreement.</w:t>
       </w:r>
     </w:p>
     <w:p>
       <w:pPr>
         <w:pStyle w:val="21"/>
       </w:pPr>
-      <w:bookmarkStart w:id="30" w:name="_Toc238057038"/>
-      <w:r>
-        <w:rPr>
-          <w:rFonts w:ascii="Calibri" w:hAnsi="Calibri"/>
-        </w:rPr>
+      <w:bookmarkStart w:id="32" w:name="_Toc238057965"/>
+      <w:r>
+        <w:rPr>
+          <w:rFonts w:ascii="Calibri" w:hAnsi="Calibri"/>
+        </w:rPr>
+        <w:lastRenderedPageBreak/>
         <w:t>3.10 Researcher-Reviewed Qualitative Analysis</w:t>
       </w:r>
-      <w:bookmarkEnd w:id="30"/>
+      <w:bookmarkEnd w:id="32"/>
     </w:p>
     <w:p>
       <w:r>
@@ -8543,36 +9844,68 @@
         <w:rPr>
           <w:rFonts w:ascii="Calibri" w:hAnsi="Calibri"/>
         </w:rPr>
-        <w:t xml:space="preserve">Protocol taxonomy v1.0 was preserved in the audit trail. During interpretation, a refined three-level taxonomy v1.1 separated pipeline stage, specific pattern, and outcome modifier. It distinguished target-rank movement from Top-1 success, generation omission from post-verification content loss, and abstention occurrence from its suspected cause. Assistant-proposed v1.1 labels were recorded separately from </w:t>
-      </w:r>
+        <w:t>Protocol taxonomy v1.0 was preserved in the audit trail. During interpretation, a refined three-level taxonomy v1.1 separated pipeline stage, specific pattern, and outcome modifier. It distinguished target-rank movement from Top-1 success, generation omission from post-verification content loss, and abstention occurrence from its suspected cause. Assistant-proposed v1.1 labels were recorded separately from the original labels. The researcher reviewed and accepted all 24 proposals on 19 August 2026, producin</w:t>
+      </w:r>
+      <w:r>
+        <w:rPr>
+          <w:rFonts w:ascii="Calibri" w:hAnsi="Calibri"/>
+        </w:rPr>
+        <w:t>g 24 accepted, 0 modified, and 0 excluded cases.</w:t>
+      </w:r>
+    </w:p>
+    <w:p>
+      <w:r>
+        <w:rPr>
+          <w:rFonts w:ascii="Calibri" w:hAnsi="Calibri"/>
+        </w:rPr>
+        <w:t>Qualitative counts describe only this predefined purposive review set. They were not used for population-level inference, verifier accuracy estimation, or clinical error-rate estimation.</w:t>
+      </w:r>
+    </w:p>
+    <w:p>
+      <w:r>
+        <w:rPr>
+          <w:rFonts w:ascii="Calibri" w:hAnsi="Calibri"/>
+        </w:rPr>
+        <w:t>Case extraction was deterministic. The script read frozen retrieval and QA rows, calculated rank and metric deltas, applied the protocol strata, balanced question roles, and produced a 24-row review package. The public package retained identifiers, metric changes, original protocol labels, proposed refined labels, review status, and concise notes. Full report text and model generations remained local under repository policy.</w:t>
+      </w:r>
+    </w:p>
+    <w:p>
       <w:r>
         <w:rPr>
           <w:rFonts w:ascii="Calibri" w:hAnsi="Calibri"/>
         </w:rPr>
         <w:lastRenderedPageBreak/>
-        <w:t>the original labels. The researcher reviewed and accepted all 24 proposals on 19 August 2026, producing 24 accepted, 0 modified, and 0 excluded cases.</w:t>
-      </w:r>
-    </w:p>
-    <w:p>
-      <w:r>
-        <w:rPr>
-          <w:rFonts w:ascii="Calibri" w:hAnsi="Calibri"/>
-        </w:rPr>
-        <w:t>Qualitative counts describe only this predefined purposive review set. They were not used for population-level inference, verifier accuracy estimation, or clinical error-rate estimation.</w:t>
+        <w:t>Taxonomy v1.1 used three levels. Pipeline stage located the issue in retrieval, generation, verification, abstention, or data ambiguity. A specific pattern described the mechanism, such as Top-1 retrieval failure, generation omission, possible verifier over-rejection, or de-identification ambiguity. An outcome modifier recorded cross-stage effects such as QA gain with support loss or no substantive answer loss. This structure avoided treating every observation as one mutually exclusive error.</w:t>
+      </w:r>
+    </w:p>
+    <w:p>
+      <w:r>
+        <w:rPr>
+          <w:rFonts w:ascii="Calibri" w:hAnsi="Calibri"/>
+        </w:rPr>
+        <w:t>The researcher decision field distinguished accepted, modified, excluded, and pending cases. In the completed review, all 24 assistant proposals were accepted as the researcher-reviewed labels. This does not make the labels independent or clinically adjudicated. It establishes that the named researcher reviewed the proposed interpretation and accepted it for exploratory analysis.</w:t>
+      </w:r>
+    </w:p>
+    <w:p>
+      <w:r>
+        <w:rPr>
+          <w:rFonts w:ascii="Calibri" w:hAnsi="Calibri"/>
+        </w:rPr>
+        <w:t>The qualitative analysis used cautious language. Without physician gold labels, it did not call checker decisions false positives or false negatives. Terms such as possible over-rejection, suspected unnecessary abstention, and abstention consistent with available evidence describe the observed relation among the frozen report, reference, and outputs without asserting definitive clinical correctness.</w:t>
       </w:r>
     </w:p>
     <w:p>
       <w:pPr>
         <w:pStyle w:val="21"/>
       </w:pPr>
-      <w:bookmarkStart w:id="31" w:name="_Toc238057039"/>
+      <w:bookmarkStart w:id="33" w:name="_Toc238057966"/>
       <w:r>
         <w:rPr>
           <w:rFonts w:ascii="Calibri" w:hAnsi="Calibri"/>
         </w:rPr>
         <w:t>3.11 Computational Cost and Reproducibility</w:t>
       </w:r>
-      <w:bookmarkEnd w:id="31"/>
+      <w:bookmarkEnd w:id="33"/>
     </w:p>
     <w:p>
       <w:r>
@@ -8591,24 +9924,177 @@
       </w:r>
     </w:p>
     <w:p>
+      <w:r>
+        <w:rPr>
+          <w:rFonts w:ascii="Calibri" w:hAnsi="Calibri"/>
+        </w:rPr>
+        <w:t xml:space="preserve">Reproducibility operated at several levels. Configuration reproducibility stored model identifiers, revisions, seeds, shortlist size, fusion weights, thresholds, batch sizes, and </w:t>
+      </w:r>
+      <w:r>
+        <w:rPr>
+          <w:rFonts w:ascii="Calibri" w:hAnsi="Calibri"/>
+        </w:rPr>
+        <w:lastRenderedPageBreak/>
+        <w:t>generation parameters. Data reproducibility stored case counts, patient-level partitions, and a cohort fingerprint. Result reproducibility stored aggregate JSON summaries and statistical outputs. Implementation reproducibility stored scripts and tests. The artifact manifest joined these with LF-normalized SHA-256 values so that unintended changes could be detected across platforms.</w:t>
+      </w:r>
+    </w:p>
+    <w:p>
+      <w:r>
+        <w:rPr>
+          <w:rFonts w:ascii="Calibri" w:hAnsi="Calibri"/>
+        </w:rPr>
+        <w:t>Large files were separated from the public repository for practical and licensing reasons. Image archives, local processed image pixels, model weights, full prompt packs, per-question generations, and some detailed review material remained local. Their absence from GitHub is documented rather than hidden. Public aggregate files and indices are sufficient to audit reported counts and metrics, while authorized users can rerun the complete local pipeline after obtaining the source data and models.</w:t>
+      </w:r>
+    </w:p>
+    <w:p>
+      <w:r>
+        <w:rPr>
+          <w:rFonts w:ascii="Calibri" w:hAnsi="Calibri"/>
+        </w:rPr>
+        <w:t>Runtime measurement distinguished generation-only time from total processing time and reported throughput and peak allocated GPU memory. Earlier component measurements were retained for image encoding, BM25 retrieval, and cached reranking. The measurements were not combined into a deployment service-level claim because startup, disk cache, concurrent users, web overhead, and hardware power were outside the protocol.</w:t>
+      </w:r>
+    </w:p>
+    <w:p>
+      <w:r>
+        <w:rPr>
+          <w:rFonts w:ascii="Calibri" w:hAnsi="Calibri"/>
+        </w:rPr>
+        <w:t>Automated tests covered cohort behavior, multimodal retrieval logic, dashboard integration, and artifact assumptions. Passing tests do not validate scientific claims, but they reduce the risk that reported behavior results from accidental schema drift or broken code paths. Hash checks and tests were rerun after manuscript generation to confirm that documentation changes did not modify frozen V5 artifacts.</w:t>
+      </w:r>
+    </w:p>
+    <w:p>
       <w:pPr>
         <w:pStyle w:val="21"/>
       </w:pPr>
-      <w:bookmarkStart w:id="32" w:name="_Toc238057040"/>
+      <w:bookmarkStart w:id="34" w:name="_Toc238057967"/>
       <w:r>
         <w:rPr>
           <w:rFonts w:ascii="Calibri" w:hAnsi="Calibri"/>
         </w:rPr>
         <w:t>3.12 Ethics and Claim Boundaries</w:t>
       </w:r>
-      <w:bookmarkEnd w:id="32"/>
-    </w:p>
-    <w:p>
-      <w:r>
-        <w:rPr>
-          <w:rFonts w:ascii="Calibri" w:hAnsi="Calibri"/>
-        </w:rPr>
-        <w:t>The system was a research prototype. It did not provide treatment recommendations, authenticate clinical users, or claim deployment safety. V5 did not establish image-based diagnosis, clinical causality, external validation, natural-question generalization, or human-validated verifier correctness. Images and reports were processed locally, and no attempt was made to reverse de-identification.</w:t>
+      <w:bookmarkEnd w:id="34"/>
+    </w:p>
+    <w:p>
+      <w:r>
+        <w:rPr>
+          <w:rFonts w:ascii="Calibri" w:hAnsi="Calibri"/>
+        </w:rPr>
+        <w:t xml:space="preserve">The system was a research prototype. It did not provide treatment recommendations, authenticate clinical users, or claim deployment safety. V5 did not establish image-based </w:t>
+      </w:r>
+      <w:r>
+        <w:rPr>
+          <w:rFonts w:ascii="Calibri" w:hAnsi="Calibri"/>
+        </w:rPr>
+        <w:lastRenderedPageBreak/>
+        <w:t>diagnosis, clinical causality, external validation, natural-question generalization, or human-validated verifier correctness. Images and reports were processed locally, and no attempt was made to reverse de-identification.</w:t>
+      </w:r>
+    </w:p>
+    <w:p>
+      <w:r>
+        <w:rPr>
+          <w:rFonts w:ascii="Calibri" w:hAnsi="Calibri"/>
+        </w:rPr>
+        <w:t>The source collection is de-identified and publicly distributed for research, but de-identification does not remove every ethical responsibility. The project minimized redistribution of raw content, retained source licensing and citation requirements, and avoided sending images or reports to ordinary online language-model services. Local processing reduced exposure to third-party retention and training policies.</w:t>
+      </w:r>
+    </w:p>
+    <w:p>
+      <w:r>
+        <w:rPr>
+          <w:rFonts w:ascii="Calibri" w:hAnsi="Calibri"/>
+        </w:rPr>
+        <w:t>The system was designed for retrospective experimentation rather than clinical access control. A real deployment would require authenticated patient scope, role-based permissions, audit logging, encryption, data-retention governance, and procedures for correcting records. Visual similarity should never be used as a substitute for patient identity when an authorized record identifier is available.</w:t>
+      </w:r>
+    </w:p>
+    <w:p>
+      <w:r>
+        <w:rPr>
+          <w:rFonts w:ascii="Calibri" w:hAnsi="Calibri"/>
+        </w:rPr>
+        <w:t>The dashboard language follows this boundary. It can state that the system retrieves the top-ranked candidate report from the indexed corpus and shows the evidence used for generation. It must not state that an arbitrary uploaded image has been matched to the true patient record, that the model diagnosed the image, or that an answer is medically safe.</w:t>
+      </w:r>
+    </w:p>
+    <w:p>
+      <w:r>
+        <w:rPr>
+          <w:rFonts w:ascii="Calibri" w:hAnsi="Calibri"/>
+        </w:rPr>
+        <w:t>Finally, the analysis avoids fabricating human evaluation. The completed researcher review supports exploratory interpretation of 24 cases. Independent radiologist correctness, harmfulness, preference, and inter-rater agreement remain future work. This distinction is preserved in the manuscript, repository, and demonstration narrative.</w:t>
+      </w:r>
+    </w:p>
+    <w:p>
+      <w:pPr>
+        <w:pStyle w:val="21"/>
+      </w:pPr>
+      <w:bookmarkStart w:id="35" w:name="_Toc238057968"/>
+      <w:r>
+        <w:rPr>
+          <w:rFonts w:ascii="Calibri" w:hAnsi="Calibri"/>
+        </w:rPr>
+        <w:t>3.13 Methodological Summary</w:t>
+      </w:r>
+      <w:bookmarkEnd w:id="35"/>
+    </w:p>
+    <w:p>
+      <w:r>
+        <w:rPr>
+          <w:rFonts w:ascii="Calibri" w:hAnsi="Calibri"/>
+        </w:rPr>
+        <w:t xml:space="preserve">The methodology links each research question to a controlled comparison. RQ1 uses question and indication ablations to measure patient-scope ambiguity and then </w:t>
+      </w:r>
+      <w:r>
+        <w:rPr>
+          <w:rFonts w:ascii="Calibri" w:hAnsi="Calibri"/>
+        </w:rPr>
+        <w:lastRenderedPageBreak/>
+        <w:t>compares the strongest text baseline with correctly aligned image reranking. RQ2 holds the text workflow fixed and replaces the correct image with 100 deterministic fixed-point-free misalignments. RQ3 passes the Top-1 report from report-only and multimodal retrieval through the same non-oracle generator and checker. RQ4 joins frozen metrics with a protocol-driven 24-question qualitative review.</w:t>
+      </w:r>
+    </w:p>
+    <w:p>
+      <w:r>
+        <w:rPr>
+          <w:rFonts w:ascii="Calibri" w:hAnsi="Calibri"/>
+        </w:rPr>
+        <w:t>Several safeguards reduce avoidable bias. Cases were fresh relative to earlier project cohorts and split at patient level. Confirmation targets were evaluated in a fixed 240-case candidate pool. Model identifiers, revisions, seeds, prompts, thresholds, fusion weights, shortlist size, and statistical iterations were frozen. Case-grouped resampling respected the three-question dependency. Artifact hashes made later changes detectable.</w:t>
+      </w:r>
+    </w:p>
+    <w:p>
+      <w:r>
+        <w:rPr>
+          <w:rFonts w:ascii="Calibri" w:hAnsi="Calibri"/>
+        </w:rPr>
+        <w:t>The design also preserves negative evidence. The question-only condition is retained despite poor performance because it measures scope ambiguity. The shuffled-image distribution is retained despite lower scores because it tests alignment. Hit@1 is reported even though its evidence is weaker than MRR. Automated support decline is reported alongside Token-F1 improvement. Qualitative cases include target-rank degradation and suspected verifier disagreement rather than only successful examples.</w:t>
+      </w:r>
+    </w:p>
+    <w:p>
+      <w:r>
+        <w:rPr>
+          <w:rFonts w:ascii="Calibri" w:hAnsi="Calibri"/>
+        </w:rPr>
+        <w:t>The methodology does not eliminate all bias. V5 remains within one dataset, uses templated questions, assumes the target is present, and evaluates a single frozen model path. The technical freeze was not a formal preregistration, and the qualitative review was not independent clinical adjudication. These limitations define the appropriate inference: a controlled within-source result about alignment-specific retrieval and downstream automatic QA behavior.</w:t>
+      </w:r>
+    </w:p>
+    <w:p>
+      <w:r>
+        <w:rPr>
+          <w:rFonts w:ascii="Calibri" w:hAnsi="Calibri"/>
+        </w:rPr>
+        <w:t xml:space="preserve">The complete method can be reproduced in stages. A researcher can rebuild the cohort and verify its fingerprint, regenerate embeddings and retrieval rows, rebuild </w:t>
+      </w:r>
+      <w:r>
+        <w:rPr>
+          <w:rFonts w:ascii="Calibri" w:hAnsi="Calibri"/>
+        </w:rPr>
+        <w:lastRenderedPageBreak/>
+        <w:t>prompt packs, rerun local generation and semantic evaluation, reproduce grouped statistics, verify artifact hashes, and rebuild qualitative materials. The public repository supplies code and aggregate evidence, while source data, weights, images, and large row-level artifacts must be obtained or retained locally according to their licenses and storage policy.</w:t>
+      </w:r>
+    </w:p>
+    <w:p>
+      <w:r>
+        <w:rPr>
+          <w:rFonts w:ascii="Calibri" w:hAnsi="Calibri"/>
+        </w:rPr>
+        <w:t>This balance between control, auditability, and bounded claims is central to the project. The method is complex enough to test a genuine multimodal RAG pipeline but modular enough that one favorable end-to-end score cannot hide the behavior of its components.</w:t>
       </w:r>
     </w:p>
     <w:p>
@@ -8616,7 +10102,7 @@
         <w:pStyle w:val="1"/>
         <w:pageBreakBefore/>
       </w:pPr>
-      <w:bookmarkStart w:id="33" w:name="_Toc238057041"/>
+      <w:bookmarkStart w:id="36" w:name="_Toc238057969"/>
       <w:r>
         <w:rPr>
           <w:rFonts w:ascii="Calibri" w:hAnsi="Calibri"/>
@@ -8624,20 +10110,20 @@
         <w:lastRenderedPageBreak/>
         <w:t>CHAPTER 4: RESULTS AND ANALYSIS</w:t>
       </w:r>
-      <w:bookmarkEnd w:id="33"/>
+      <w:bookmarkEnd w:id="36"/>
     </w:p>
     <w:p>
       <w:pPr>
         <w:pStyle w:val="21"/>
       </w:pPr>
-      <w:bookmarkStart w:id="34" w:name="_Toc238057042"/>
+      <w:bookmarkStart w:id="37" w:name="_Toc238057970"/>
       <w:r>
         <w:rPr>
           <w:rFonts w:ascii="Calibri" w:hAnsi="Calibri"/>
         </w:rPr>
         <w:t>4.1 Patient-Scope Ambiguity and the Indication Shortcut</w:t>
       </w:r>
-      <w:bookmarkEnd w:id="34"/>
+      <w:bookmarkEnd w:id="37"/>
     </w:p>
     <w:p>
       <w:r>
@@ -8651,14 +10137,14 @@
       <w:pPr>
         <w:pStyle w:val="af7"/>
       </w:pPr>
-      <w:bookmarkStart w:id="35" w:name="_Table41"/>
+      <w:bookmarkStart w:id="38" w:name="_Table41"/>
       <w:r>
         <w:rPr>
           <w:rFonts w:ascii="Calibri" w:hAnsi="Calibri"/>
         </w:rPr>
         <w:t>Table 4.1. Retrieval results under four principal input conditions</w:t>
       </w:r>
-      <w:bookmarkEnd w:id="35"/>
+      <w:bookmarkEnd w:id="38"/>
     </w:p>
     <w:tbl>
       <w:tblPr>
@@ -9474,17 +10960,56 @@
       </w:r>
     </w:p>
     <w:p>
+      <w:r>
+        <w:rPr>
+          <w:rFonts w:ascii="Calibri" w:hAnsi="Calibri"/>
+        </w:rPr>
+        <w:t>The question-only result quantifies the scope ambiguity built into the benchmark. With 240 candidates and only three repeated question forms, the query does not specify which examination is intended. Hit@1 of 0.0056 is close to what would be expected from a nearly non-identifying query over a large candidate set. The low value should not be interpreted as evidence that BM25 is generally unsuitable for radiology. It demonstrates that a generic question cannot perform the work of a patient or case identifier.</w:t>
+      </w:r>
+    </w:p>
+    <w:p>
+      <w:r>
+        <w:rPr>
+          <w:rFonts w:ascii="Calibri" w:hAnsi="Calibri"/>
+        </w:rPr>
+        <w:lastRenderedPageBreak/>
+        <w:t>The indication changes the information content of the query. Terms describing pain, cough, prior surgery, device placement, trauma, or follow-up can overlap with candidate reports and sharply reduce the plausible set. The increase to Hit@1 0.5889 shows that the benchmark contains substantial lexical linkage between referral text and report content. This is a useful system feature when indication is legitimately available, but it is also a shortcut that must be disclosed before attributing performance to ima</w:t>
+      </w:r>
+      <w:r>
+        <w:rPr>
+          <w:rFonts w:ascii="Calibri" w:hAnsi="Calibri"/>
+        </w:rPr>
+        <w:t>ge understanding.</w:t>
+      </w:r>
+    </w:p>
+    <w:p>
+      <w:r>
+        <w:rPr>
+          <w:rFonts w:ascii="Calibri" w:hAnsi="Calibri"/>
+        </w:rPr>
+        <w:t>The gap between Hit@1 and Hit@10 remains informative. Even with indication, the target was not first for approximately two-fifths of questions, while Hit@10 reached 0.7750. Thus, many targets were retrievable but not selected by a strict Top-1 policy. A workflow that allowed evidence comparison across several candidates might recover more targets, but it would introduce additional risks of cross-case mixing and require a new selection protocol.</w:t>
+      </w:r>
+    </w:p>
+    <w:p>
+      <w:r>
+        <w:rPr>
+          <w:rFonts w:ascii="Calibri" w:hAnsi="Calibri"/>
+        </w:rPr>
+        <w:t>The extractive proxy Token-F1 of 0.6602 under indication-plus-question retrieval indicates that the ranked evidence often contained target-answer wording. It does not mean the generator achieved that score. The difference between proxy evidence availability and generated final Token-F1 later shows how much performance is lost through Top-1 selection, generation, and verification.</w:t>
+      </w:r>
+    </w:p>
+    <w:p>
       <w:pPr>
         <w:pStyle w:val="21"/>
       </w:pPr>
-      <w:bookmarkStart w:id="36" w:name="_Toc238057043"/>
+      <w:bookmarkStart w:id="39" w:name="_Toc238057971"/>
       <w:r>
         <w:rPr>
           <w:rFonts w:ascii="Calibri" w:hAnsi="Calibri"/>
         </w:rPr>
         <w:t>4.2 Indication and Correct-Image Ablation</w:t>
       </w:r>
-      <w:bookmarkEnd w:id="36"/>
+      <w:bookmarkEnd w:id="39"/>
     </w:p>
     <w:p>
       <w:r>
@@ -9499,14 +11024,14 @@
         <w:rPr>
           <w:rFonts w:ascii="Calibri" w:hAnsi="Calibri"/>
         </w:rPr>
-        <w:t xml:space="preserve">Against the stronger indication-plus-question BM25 baseline, correctly aligned image reranking increased MRR by 0.0381, with case-bootstrap 95% CI [0.0159, 0.0614] and paired-randomization p=0.0012. Proxy Token-F1 increased by 0.0643, CI [0.0282, </w:t>
+        <w:t xml:space="preserve">Against the stronger indication-plus-question BM25 baseline, correctly aligned image reranking increased MRR by 0.0381, with case-bootstrap 95% CI [0.0159, 0.0614] and </w:t>
       </w:r>
       <w:r>
         <w:rPr>
           <w:rFonts w:ascii="Calibri" w:hAnsi="Calibri"/>
         </w:rPr>
         <w:lastRenderedPageBreak/>
-        <w:t>0.1029], p=0.0006. Hit@5 increased by 0.0556 and Hit@10 by 0.0639, with paired-randomization p=0.0024 and p=0.0052 respectively.</w:t>
+        <w:t>paired-randomization p=0.0012. Proxy Token-F1 increased by 0.0643, CI [0.0282, 0.1029], p=0.0006. Hit@5 increased by 0.0556 and Hit@10 by 0.0639, with paired-randomization p=0.0024 and p=0.0052 respectively.</w:t>
       </w:r>
     </w:p>
     <w:p>
@@ -9518,17 +11043,56 @@
       </w:r>
     </w:p>
     <w:p>
+      <w:r>
+        <w:rPr>
+          <w:rFonts w:ascii="Calibri" w:hAnsi="Calibri"/>
+        </w:rPr>
+        <w:t>The metric pattern is internally coherent. Image reranking produced larger gains for MRR, Hit@5, Hit@10, and proxy Token-F1 than for Hit@1. This suggests that image information often moved the correct report upward without always moving it past every competing report. The result matches the qualitative rank-improvement cases, where large changes from deep ranks to the upper list still stopped short of first place.</w:t>
+      </w:r>
+    </w:p>
+    <w:p>
+      <w:r>
+        <w:rPr>
+          <w:rFonts w:ascii="Calibri" w:hAnsi="Calibri"/>
+        </w:rPr>
+        <w:t>This distinction matters because different applications value ranks differently. A human-facing search tool may benefit when the correct report moves from rank 60 to rank 10. The V5 generator does not, because it consumes only rank one. MRR is therefore evidence of useful representation value, while Hit@1 is the operational measure for the implemented downstream path.</w:t>
+      </w:r>
+    </w:p>
+    <w:p>
+      <w:r>
+        <w:rPr>
+          <w:rFonts w:ascii="Calibri" w:hAnsi="Calibri"/>
+        </w:rPr>
+        <w:t>The question-plus-image condition provides another perspective. Its MRR of 0.0515 exceeded question-only BM25 but remained very low. The image alone could not reliably identify a report when reranking was constrained by an underidentified text shortlist. This shows complementarity rather than image dominance: the indication retrieves a plausible region of the corpus, and the aligned image improves ordering within that region.</w:t>
+      </w:r>
+    </w:p>
+    <w:p>
+      <w:r>
+        <w:rPr>
+          <w:rFonts w:ascii="Calibri" w:hAnsi="Calibri"/>
+        </w:rPr>
+        <w:t xml:space="preserve">Equal fusion weighting may also limit Top-1 effects. Text and image signals can disagree, and min-max normalization gives each relative rather than calibrated influence. </w:t>
+      </w:r>
+      <w:r>
+        <w:rPr>
+          <w:rFonts w:ascii="Calibri" w:hAnsi="Calibri"/>
+        </w:rPr>
+        <w:lastRenderedPageBreak/>
+        <w:t>A different weight might improve Hit@1, but selecting it after observing confirmation outcomes would compromise the frozen comparison. The reported result therefore characterizes the predetermined policy, not the theoretical maximum attainable with BioViL-T.</w:t>
+      </w:r>
+    </w:p>
+    <w:p>
       <w:pPr>
         <w:pStyle w:val="21"/>
       </w:pPr>
-      <w:bookmarkStart w:id="37" w:name="_Toc238057044"/>
+      <w:bookmarkStart w:id="40" w:name="_Toc238057972"/>
       <w:r>
         <w:rPr>
           <w:rFonts w:ascii="Calibri" w:hAnsi="Calibri"/>
         </w:rPr>
         <w:t>4.3 Correctly Aligned Versus Shuffled Images</w:t>
       </w:r>
-      <w:bookmarkEnd w:id="37"/>
+      <w:bookmarkEnd w:id="40"/>
     </w:p>
     <w:p>
       <w:r>
@@ -9547,17 +11111,56 @@
       </w:r>
     </w:p>
     <w:p>
+      <w:r>
+        <w:rPr>
+          <w:rFonts w:ascii="Calibri" w:hAnsi="Calibri"/>
+        </w:rPr>
+        <w:t>The shuffled means were lower than both the correct-alignment result and, for MRR, the indication-plus-question text baseline. Incorrect image fusion can therefore actively disturb a useful text ranking. This is an important safety-oriented observation: adding a visual modality is not automatically beneficial. Its value depends on whether the image is correctly associated with the query and whether the fusion policy handles conflicting signals.</w:t>
+      </w:r>
+    </w:p>
+    <w:p>
+      <w:r>
+        <w:rPr>
+          <w:rFonts w:ascii="Calibri" w:hAnsi="Calibri"/>
+        </w:rPr>
+        <w:t xml:space="preserve">The range across shuffled runs shows that mismatch effects vary with the accidental clinical similarity of assigned images. Some incorrect assignments may resemble the target report and preserve useful ordering, while others introduce misleading similarity. No single shuffled run can summarize this variability. The 100-run distribution </w:t>
+      </w:r>
+      <w:r>
+        <w:rPr>
+          <w:rFonts w:ascii="Calibri" w:hAnsi="Calibri"/>
+        </w:rPr>
+        <w:lastRenderedPageBreak/>
+        <w:t>demonstrates that the correctly aligned outcome was consistently stronger than the tested misalignments.</w:t>
+      </w:r>
+    </w:p>
+    <w:p>
+      <w:r>
+        <w:rPr>
+          <w:rFonts w:ascii="Calibri" w:hAnsi="Calibri"/>
+        </w:rPr>
+        <w:t>The plus-one value of 0.0099 is the smallest value available with 100 permutations when none meets or exceeds the observed statistic. It should not be described as a conventional exact p-value proving image causality. It is an empirical control result under the frozen permutation scheme. The conclusion is appropriately scoped: correct pairing carried information useful for this retrieval task beyond score perturbation caused by arbitrary images.</w:t>
+      </w:r>
+    </w:p>
+    <w:p>
+      <w:r>
+        <w:rPr>
+          <w:rFonts w:ascii="Calibri" w:hAnsi="Calibri"/>
+        </w:rPr>
+        <w:t>The control also tests data plumbing. If image paths or case mappings were ignored, correct and shuffled conditions would be similar. Their separation provides evidence that the implemented pipeline actually used the paired image association. It does not reveal which anatomical features the encoder used or whether those features are clinically appropriate.</w:t>
+      </w:r>
+    </w:p>
+    <w:p>
       <w:pPr>
         <w:pStyle w:val="21"/>
       </w:pPr>
-      <w:bookmarkStart w:id="38" w:name="_Toc238057045"/>
+      <w:bookmarkStart w:id="41" w:name="_Toc238057973"/>
       <w:r>
         <w:rPr>
           <w:rFonts w:ascii="Calibri" w:hAnsi="Calibri"/>
         </w:rPr>
         <w:t>4.4 End-to-End Question Answering</w:t>
       </w:r>
-      <w:bookmarkEnd w:id="38"/>
+      <w:bookmarkEnd w:id="41"/>
     </w:p>
     <w:p>
       <w:r>
@@ -9571,14 +11174,14 @@
       <w:pPr>
         <w:pStyle w:val="af7"/>
       </w:pPr>
-      <w:bookmarkStart w:id="39" w:name="_Table42"/>
+      <w:bookmarkStart w:id="42" w:name="_Table42"/>
       <w:r>
         <w:rPr>
           <w:rFonts w:ascii="Calibri" w:hAnsi="Calibri"/>
         </w:rPr>
         <w:t>Table 4.2. End-to-end QA comparison</w:t>
       </w:r>
-      <w:bookmarkEnd w:id="39"/>
+      <w:bookmarkEnd w:id="42"/>
     </w:p>
     <w:tbl>
       <w:tblPr>
@@ -10078,15 +11681,15 @@
         <w:rPr>
           <w:rFonts w:ascii="Calibri" w:hAnsi="Calibri"/>
         </w:rPr>
+        <w:t>Multimodal retrieval improved draft Token-F1 by 0.0265, CI [0.0094, 0.0441], paired-randomization p=0.0026. Final Token-F1 improved by 0.0302, CI [0.0101, 0.0511], p=0.0032. This demonstrates that the retrieval gain transferred to the final QA output under a fixed non-oracle generation path.</w:t>
+      </w:r>
+    </w:p>
+    <w:p>
+      <w:r>
+        <w:rPr>
+          <w:rFonts w:ascii="Calibri" w:hAnsi="Calibri"/>
+        </w:rPr>
         <w:lastRenderedPageBreak/>
-        <w:t>Multimodal retrieval improved draft Token-F1 by 0.0265, CI [0.0094, 0.0441], paired-randomization p=0.0026. Final Token-F1 improved by 0.0302, CI [0.0101, 0.0511], p=0.0032. This demonstrates that the retrieval gain transferred to the final QA output under a fixed non-oracle generation path.</w:t>
-      </w:r>
-    </w:p>
-    <w:p>
-      <w:r>
-        <w:rPr>
-          <w:rFonts w:ascii="Calibri" w:hAnsi="Calibri"/>
-        </w:rPr>
         <w:t>However, automated evidence support decreased by 0.0340, CI [-0.0566, -0.0122], p=0.0034. Final abstention increased by only 0.0056, with an interval crossing zero and p=0.7299. The central result is therefore a performance-grounding trade-off: reference overlap improved while the automated support signal declined.</w:t>
       </w:r>
     </w:p>
@@ -10099,17 +11702,58 @@
       </w:r>
     </w:p>
     <w:p>
+      <w:r>
+        <w:rPr>
+          <w:rFonts w:ascii="Calibri" w:hAnsi="Calibri"/>
+        </w:rPr>
+        <w:t>The draft improvement of 0.0265 indicates that better selected evidence affected generation before verification. The final improvement of 0.0302 is slightly larger, meaning that checker actions did not erase the overall multimodal advantage in reference overlap. This is the principal transfer result: under the same model and prompt, changing retrieval evidence changed downstream answer quality in the expected direction.</w:t>
+      </w:r>
+    </w:p>
+    <w:p>
+      <w:r>
+        <w:rPr>
+          <w:rFonts w:ascii="Calibri" w:hAnsi="Calibri"/>
+        </w:rPr>
+        <w:t>Absolute final Token-F1 remained modest. The multimodal value of 0.3865 is far below the extractive proxy of 0.7245 because the two metrics measure different objects and because several losses occur between ranking and final answer. The target may not be Top-1, the selected report may express the answer differently, the small generator may omit details, and the checker may remove content. The gap prevents the retrieval improvement from being mistaken for solved QA.</w:t>
+      </w:r>
+    </w:p>
+    <w:p>
+      <w:r>
+        <w:rPr>
+          <w:rFonts w:ascii="Calibri" w:hAnsi="Calibri"/>
+        </w:rPr>
+        <w:t>Revision rates were high in both systems, exceeding 0.72. The checker therefore intervened in most drafts rather than acting as a rare safeguard. A component that changes most outputs has substantial influence over the final metric and requires independent scrutiny. Similar revision rates between conditions do not imply similar revision quality because the content and evidence differ.</w:t>
+      </w:r>
+    </w:p>
+    <w:p>
+      <w:r>
+        <w:rPr>
+          <w:rFonts w:ascii="Calibri" w:hAnsi="Calibri"/>
+        </w:rPr>
+        <w:lastRenderedPageBreak/>
+        <w:t>The support decline can have several explanations. Multimodal retrieval may expose reports whose wording leads the generator to make more composite claims. The checker may be sensitive to paraphrase or sentence length. It may remove substantive supported content or only formulaic prefixes. The automated aggregate cannot distinguish these mechanisms; this is why the qualitative analysis is part of the result chain rather than a decorative appendix.</w:t>
+      </w:r>
+    </w:p>
+    <w:p>
+      <w:r>
+        <w:rPr>
+          <w:rFonts w:ascii="Calibri" w:hAnsi="Calibri"/>
+        </w:rPr>
+        <w:t>Final abstention increased by only 0.0056 and the paired interval included zero. The support-rate difference therefore did not translate into a clear general increase in no-answer behavior. Much of the checker effect occurred through revision of retained answers. This reinforces the need to inspect post-verification content rather than relying only on abstention frequency.</w:t>
+      </w:r>
+    </w:p>
+    <w:p>
       <w:pPr>
         <w:pStyle w:val="21"/>
       </w:pPr>
-      <w:bookmarkStart w:id="40" w:name="_Toc238057046"/>
+      <w:bookmarkStart w:id="43" w:name="_Toc238057974"/>
       <w:r>
         <w:rPr>
           <w:rFonts w:ascii="Calibri" w:hAnsi="Calibri"/>
         </w:rPr>
         <w:t>4.5 Researcher-Reviewed Qualitative Findings</w:t>
       </w:r>
-      <w:bookmarkEnd w:id="40"/>
+      <w:bookmarkEnd w:id="43"/>
     </w:p>
     <w:p>
       <w:r>
@@ -10235,30 +11879,94 @@
       </w:r>
     </w:p>
     <w:p>
+      <w:r>
+        <w:rPr>
+          <w:rFonts w:ascii="Calibri" w:hAnsi="Calibri"/>
+        </w:rPr>
+        <w:t>The first finding refines the interpretation of MRR gains. A large positive rank delta is useful evidence that the image altered ordering, but it is not equivalent to successful evidence delivery. In the six extreme improvement cases, targets rose from ranks 59-98 to ranks 10-27 and therefore remained unavailable to the Top-1 generator. These cases explain how statistically reliable MRR improvement can coexist with weaker Hit@1 evidence and a smaller downstream QA gain.</w:t>
+      </w:r>
+    </w:p>
+    <w:p>
+      <w:r>
+        <w:rPr>
+          <w:rFonts w:ascii="Calibri" w:hAnsi="Calibri"/>
+        </w:rPr>
+        <w:t xml:space="preserve">The second finding identifies a fundamental limitation of local faithfulness. When a wrong report is selected, the generator may accurately summarize its findings and the </w:t>
+      </w:r>
+      <w:r>
+        <w:rPr>
+          <w:rFonts w:ascii="Calibri" w:hAnsi="Calibri"/>
+        </w:rPr>
+        <w:lastRenderedPageBreak/>
+        <w:t>checker may correctly detect entailment. Every local component can appear successful while the response remains associated with the wrong frozen case. This is not ordinary hallucination because the statement may be present in evidence. It is an evidence-ownership failure produced upstream.</w:t>
+      </w:r>
+    </w:p>
+    <w:p>
+      <w:r>
+        <w:rPr>
+          <w:rFonts w:ascii="Calibri" w:hAnsi="Calibri"/>
+        </w:rPr>
+        <w:t>The third finding shows that correct retrieval is necessary but insufficient. Even when the target report is selected, a small generator may focus on a salient secondary detail, omit the principal conclusion, or compress findings in a way that diverges from the reference. Retrieval qrels cannot detect this behavior. It must be examined through generated text, reference comparison, and evidence traces.</w:t>
+      </w:r>
+    </w:p>
+    <w:p>
+      <w:r>
+        <w:rPr>
+          <w:rFonts w:ascii="Calibri" w:hAnsi="Calibri"/>
+        </w:rPr>
+        <w:t>The fourth and fifth findings qualify the support-rate result in opposite directions. Some filtered sentences appeared to contain report-supported clinical content, suggesting possible over-rejection and post-verification information loss. Other filtered material was only a generic answer prefix, so the lower support signal did not correspond to loss of the substantive conclusion. Aggregate support decline therefore combines meaningfully different outcomes.</w:t>
+      </w:r>
+    </w:p>
+    <w:p>
+      <w:r>
+        <w:rPr>
+          <w:rFonts w:ascii="Calibri" w:hAnsi="Calibri"/>
+        </w:rPr>
+        <w:t>Abstention cases further illustrate this heterogeneity. An abstention may be consistent with the available selected report when retrieval failed or evidence was insufficient. It may also be suspected unnecessary when the draft contained supported content that the checker removed. The review taxonomy records abstention as an outcome flag and uses separate interpretive labels for its possible cause.</w:t>
+      </w:r>
+    </w:p>
+    <w:p>
+      <w:r>
+        <w:rPr>
+          <w:rFonts w:ascii="Calibri" w:hAnsi="Calibri"/>
+        </w:rPr>
+        <w:t>Data ambiguity was retained as its own stage because not every discrepancy should be attributed to the model. De-identification placeholders can obscure syntax, and contradictions within a source report can make both a reference and verifier decision uncertain. A responsible analysis should expose such cases and avoid manufacturing certainty that the source document does not provide.</w:t>
+      </w:r>
+    </w:p>
+    <w:p>
+      <w:r>
+        <w:rPr>
+          <w:rFonts w:ascii="Calibri" w:hAnsi="Calibri"/>
+        </w:rPr>
+        <w:lastRenderedPageBreak/>
+        <w:t>The reviewed counts cannot be extrapolated to all 360 questions. The set was purposively selected to explain extreme rank movement, QA-support trade-offs, and correct-retrieval generation problems. It overrepresents these phenomena by design. Its value is mechanism discovery and illustration, not prevalence estimation.</w:t>
+      </w:r>
+    </w:p>
+    <w:p>
       <w:pPr>
         <w:pStyle w:val="21"/>
       </w:pPr>
-      <w:bookmarkStart w:id="41" w:name="_Toc238057047"/>
+      <w:bookmarkStart w:id="44" w:name="_Toc238057975"/>
       <w:r>
         <w:rPr>
           <w:rFonts w:ascii="Calibri" w:hAnsi="Calibri"/>
         </w:rPr>
         <w:t>4.6 Computational Cost</w:t>
       </w:r>
-      <w:bookmarkEnd w:id="41"/>
+      <w:bookmarkEnd w:id="44"/>
     </w:p>
     <w:p>
       <w:pPr>
         <w:pStyle w:val="af7"/>
       </w:pPr>
-      <w:bookmarkStart w:id="42" w:name="_Table43"/>
+      <w:bookmarkStart w:id="45" w:name="_Table43"/>
       <w:r>
         <w:rPr>
           <w:rFonts w:ascii="Calibri" w:hAnsi="Calibri"/>
         </w:rPr>
         <w:t>Table 4.3. Runtime and computational cost</w:t>
       </w:r>
-      <w:bookmarkEnd w:id="42"/>
+      <w:bookmarkEnd w:id="45"/>
     </w:p>
     <w:tbl>
       <w:tblPr>
@@ -10758,36 +12466,62 @@
         <w:rPr>
           <w:rFonts w:ascii="Calibri" w:hAnsi="Calibri"/>
         </w:rPr>
-        <w:t xml:space="preserve">Both QA runs used the same Qwen model and generation settings. The multimodal prompt path took approximately 10.84 seconds longer in total and generated 0.55 fewer </w:t>
-      </w:r>
+        <w:t>Both QA runs used the same Qwen model and generation settings. The multimodal prompt path took approximately 10.84 seconds longer in total and generated 0.55 fewer records per second, while peak allocated memory remained effectively unchanged. Earlier V4.2 measurements recorded approximately 14.91 ms mean single-image encoding, 1.73 ms BM25 retrieval, 0.28 ms cached reranking, and a 16.93 ms warm paired-request estimate.</w:t>
+      </w:r>
+    </w:p>
+    <w:p>
+      <w:r>
+        <w:rPr>
+          <w:rFonts w:ascii="Calibri" w:hAnsi="Calibri"/>
+        </w:rPr>
+        <w:t>These measurements show that the final system was feasible on a laptop GPU. They do not provide complete end-to-end production latency, energy consumption, or deployment cost.</w:t>
+      </w:r>
+    </w:p>
+    <w:p>
+      <w:r>
+        <w:rPr>
+          <w:rFonts w:ascii="Calibri" w:hAnsi="Calibri"/>
+        </w:rPr>
+        <w:t>The similar peak memory values are expected because both downstream runs load the same generator and checker. Multimodal retrieval mainly changes which report enters the prompt and adds cached reranking operations; it does not require the language model to ingest image pixels. The additional total time is therefore modest relative to generation.</w:t>
+      </w:r>
+    </w:p>
+    <w:p>
       <w:r>
         <w:rPr>
           <w:rFonts w:ascii="Calibri" w:hAnsi="Calibri"/>
         </w:rPr>
         <w:lastRenderedPageBreak/>
-        <w:t>records per second, while peak allocated memory remained effectively unchanged. Earlier V4.2 measurements recorded approximately 14.91 ms mean single-image encoding, 1.73 ms BM25 retrieval, 0.28 ms cached reranking, and a 16.93 ms warm paired-request estimate.</w:t>
-      </w:r>
-    </w:p>
-    <w:p>
-      <w:r>
-        <w:rPr>
-          <w:rFonts w:ascii="Calibri" w:hAnsi="Calibri"/>
-        </w:rPr>
-        <w:t>These measurements show that the final system was feasible on a laptop GPU. They do not provide complete end-to-end production latency, energy consumption, or deployment cost.</w:t>
+        <w:t>Generation dominates the measured runtime. Even the earlier uncached image encoding estimate is small compared with approximately 79-89 seconds for batched generation over 360 records. Optimizing retrieval alone would have limited effect on total batch time. Quantization, batching, prompt length, output length, and model size are more likely to determine deployment throughput.</w:t>
+      </w:r>
+    </w:p>
+    <w:p>
+      <w:r>
+        <w:rPr>
+          <w:rFonts w:ascii="Calibri" w:hAnsi="Calibri"/>
+        </w:rPr>
+        <w:t>The cost analysis also highlights the benefit of caching. Candidate report embeddings and case image vectors can be computed once and reused across questions and shuffled controls. Without caching, the 100 alignment runs would repeatedly invoke the vision-language encoder and greatly increase cost. The frozen artifacts distinguish cached reranking from image encoding so these operations are not conflated.</w:t>
+      </w:r>
+    </w:p>
+    <w:p>
+      <w:r>
+        <w:rPr>
+          <w:rFonts w:ascii="Calibri" w:hAnsi="Calibri"/>
+        </w:rPr>
+        <w:t>No cost value should be generalized directly to another machine. GPU model, driver, CUDA version, thermal conditions, model cache state, and storage all affect timing. The reported values establish feasibility and provide a reproducible reference point, not a hardware-independent performance guarantee.</w:t>
       </w:r>
     </w:p>
     <w:p>
       <w:pPr>
         <w:pStyle w:val="21"/>
       </w:pPr>
-      <w:bookmarkStart w:id="43" w:name="_Toc238057048"/>
+      <w:bookmarkStart w:id="46" w:name="_Toc238057976"/>
       <w:r>
         <w:rPr>
           <w:rFonts w:ascii="Calibri" w:hAnsi="Calibri"/>
         </w:rPr>
         <w:t>4.7 Results Summary</w:t>
       </w:r>
-      <w:bookmarkEnd w:id="43"/>
+      <w:bookmarkEnd w:id="46"/>
     </w:p>
     <w:p>
       <w:r>
@@ -10803,6 +12537,37 @@
           <w:rFonts w:ascii="Calibri" w:hAnsi="Calibri"/>
         </w:rPr>
         <w:t>The researcher-reviewed analysis explained why aggregate metrics moved differently. Some rank improvements stopped short of Top-1, some wrong-report answers remained locally grounded, some correct-report drafts lost content during verification, and some support-rate decreases reflected template filtering rather than substantive answer loss.</w:t>
+      </w:r>
+    </w:p>
+    <w:p>
+      <w:r>
+        <w:rPr>
+          <w:rFonts w:ascii="Calibri" w:hAnsi="Calibri"/>
+        </w:rPr>
+        <w:lastRenderedPageBreak/>
+        <w:t>Taken together, the results form a sequential evidence chain. The question-only condition establishes the patient-scope ambiguity. The indication ablation establishes the strength of a text shortcut. Correct-image reranking adds a smaller but statistically supported improvement in target ordering and proxy answer availability. Shuffled images fail to reproduce that improvement, supporting alignment specificity. The non-oracle QA path then shows transfer to generated reference overlap. Finally, the support t</w:t>
+      </w:r>
+      <w:r>
+        <w:rPr>
+          <w:rFonts w:ascii="Calibri" w:hAnsi="Calibri"/>
+        </w:rPr>
+        <w:t>rade-off and qualitative review demonstrate that retrieval improvement does not remove downstream grounding problems.</w:t>
+      </w:r>
+    </w:p>
+    <w:p>
+      <w:r>
+        <w:rPr>
+          <w:rFonts w:ascii="Calibri" w:hAnsi="Calibri"/>
+        </w:rPr>
+        <w:t>This sequence is stronger than presenting only the best multimodal score. Each claim has a corresponding comparison and boundary. The study can claim incremental aligned-image value for retrieval, but not image-only case identification. It can claim transfer to automatic answer overlap, but not clinical correctness. It can describe possible verifier over-rejection in reviewed cases, but not estimate verifier error prevalence.</w:t>
+      </w:r>
+    </w:p>
+    <w:p>
+      <w:r>
+        <w:rPr>
+          <w:rFonts w:ascii="Calibri" w:hAnsi="Calibri"/>
+        </w:rPr>
+        <w:t>The negative and mixed results contribute to the research value. Weak Hit@1 evidence, high revision rates, and declining automated support reveal where future work should focus. They also reduce the risk that the dashboard is interpreted as a finished clinical product. The final system is demonstrable and auditable precisely because its uncertainties remain visible.</w:t>
       </w:r>
     </w:p>
     <w:p>
@@ -10810,7 +12575,7 @@
         <w:pStyle w:val="1"/>
         <w:pageBreakBefore/>
       </w:pPr>
-      <w:bookmarkStart w:id="44" w:name="_Toc238057049"/>
+      <w:bookmarkStart w:id="47" w:name="_Toc238057977"/>
       <w:r>
         <w:rPr>
           <w:rFonts w:ascii="Calibri" w:hAnsi="Calibri"/>
@@ -10818,33 +12583,33 @@
         <w:lastRenderedPageBreak/>
         <w:t>CHAPTER 5: DISCUSSION AND CONCLUSION</w:t>
       </w:r>
-      <w:bookmarkEnd w:id="44"/>
+      <w:bookmarkEnd w:id="47"/>
     </w:p>
     <w:p>
       <w:pPr>
         <w:pStyle w:val="21"/>
       </w:pPr>
-      <w:bookmarkStart w:id="45" w:name="_Toc238057050"/>
+      <w:bookmarkStart w:id="48" w:name="_Toc238057978"/>
       <w:r>
         <w:rPr>
           <w:rFonts w:ascii="Calibri" w:hAnsi="Calibri"/>
         </w:rPr>
         <w:t>5.1 Answers to the Research Questions</w:t>
       </w:r>
-      <w:bookmarkEnd w:id="45"/>
+      <w:bookmarkEnd w:id="48"/>
     </w:p>
     <w:p>
       <w:pPr>
         <w:pStyle w:val="31"/>
       </w:pPr>
-      <w:bookmarkStart w:id="46" w:name="_Toc238057051"/>
+      <w:bookmarkStart w:id="49" w:name="_Toc238057979"/>
       <w:r>
         <w:rPr>
           <w:rFonts w:ascii="Calibri" w:hAnsi="Calibri"/>
         </w:rPr>
         <w:t>RQ1: How do indication and aligned images affect paired-report retrieval?</w:t>
       </w:r>
-      <w:bookmarkEnd w:id="46"/>
+      <w:bookmarkEnd w:id="49"/>
     </w:p>
     <w:p>
       <w:r>
@@ -10855,17 +12620,33 @@
       </w:r>
     </w:p>
     <w:p>
+      <w:r>
+        <w:rPr>
+          <w:rFonts w:ascii="Calibri" w:hAnsi="Calibri"/>
+        </w:rPr>
+        <w:t>The answer is therefore conditional on input availability. When neither patient scope nor indication is available, the repeated question does not define a unique target and image reranking within a BM25 shortlist provides only limited recovery. When indication is available, sparse retrieval identifies a much stronger candidate region and the aligned image improves ordering within it. The two modalities are complementary, but text supplies most of the measured retrieval signal in this benchmark.</w:t>
+      </w:r>
+    </w:p>
+    <w:p>
+      <w:r>
+        <w:rPr>
+          <w:rFonts w:ascii="Calibri" w:hAnsi="Calibri"/>
+        </w:rPr>
+        <w:t>The result also changes how the system should be described. It is not an image-to-report identification system operating from pixels alone. It is a case-aware retrieval pipeline that combines referral text with a paired image representation. This wording accurately reflects both the strong indication baseline and the incremental image effect.</w:t>
+      </w:r>
+    </w:p>
+    <w:p>
       <w:pPr>
         <w:pStyle w:val="31"/>
       </w:pPr>
-      <w:bookmarkStart w:id="47" w:name="_Toc238057052"/>
+      <w:bookmarkStart w:id="50" w:name="_Toc238057980"/>
       <w:r>
         <w:rPr>
           <w:rFonts w:ascii="Calibri" w:hAnsi="Calibri"/>
         </w:rPr>
         <w:t>RQ2: Was the image contribution alignment-specific?</w:t>
       </w:r>
-      <w:bookmarkEnd w:id="47"/>
+      <w:bookmarkEnd w:id="50"/>
     </w:p>
     <w:p>
       <w:r>
@@ -10876,17 +12657,40 @@
       </w:r>
     </w:p>
     <w:p>
+      <w:r>
+        <w:rPr>
+          <w:rFonts w:ascii="Calibri" w:hAnsi="Calibri"/>
+        </w:rPr>
+        <w:t xml:space="preserve">The control strengthens the result because arbitrary images were processed through the same encoder, normalization, and fusion code. A gain caused only by activating the image branch or changing score distributions should also appear in some shuffled </w:t>
+      </w:r>
+      <w:r>
+        <w:rPr>
+          <w:rFonts w:ascii="Calibri" w:hAnsi="Calibri"/>
+        </w:rPr>
+        <w:lastRenderedPageBreak/>
+        <w:t>conditions. The consistent separation instead supports the importance of the stored pairing relation.</w:t>
+      </w:r>
+    </w:p>
+    <w:p>
+      <w:r>
+        <w:rPr>
+          <w:rFonts w:ascii="Calibri" w:hAnsi="Calibri"/>
+        </w:rPr>
+        <w:t>The evidence remains representation-level. BioViL-T may exploit anatomy, acquisition view, devices, broad disease patterns, or other image properties. The experiment does not localize these features or compare them with radiologist annotations. Alignment-specific retrieval value and clinically valid visual reasoning are therefore distinct claims.</w:t>
+      </w:r>
+    </w:p>
+    <w:p>
       <w:pPr>
         <w:pStyle w:val="31"/>
       </w:pPr>
-      <w:bookmarkStart w:id="48" w:name="_Toc238057053"/>
+      <w:bookmarkStart w:id="51" w:name="_Toc238057981"/>
       <w:r>
         <w:rPr>
           <w:rFonts w:ascii="Calibri" w:hAnsi="Calibri"/>
         </w:rPr>
         <w:t>RQ3: Did retrieval improvement transfer to downstream QA?</w:t>
       </w:r>
-      <w:bookmarkEnd w:id="48"/>
+      <w:bookmarkEnd w:id="51"/>
     </w:p>
     <w:p>
       <w:r>
@@ -10897,69 +12701,108 @@
       </w:r>
     </w:p>
     <w:p>
+      <w:r>
+        <w:rPr>
+          <w:rFonts w:ascii="Calibri" w:hAnsi="Calibri"/>
+        </w:rPr>
+        <w:t>The transfer result is important because retrieval improvements do not always survive downstream generation. Here, the draft and final Token-F1 differences both favored multimodal retrieval under identical model settings. The evidence selected upstream therefore changed the answer, not only the retrieval table.</w:t>
+      </w:r>
+    </w:p>
+    <w:p>
+      <w:r>
+        <w:rPr>
+          <w:rFonts w:ascii="Calibri" w:hAnsi="Calibri"/>
+        </w:rPr>
+        <w:t>At the same time, the modest absolute score and support decline show that transfer was incomplete. The downstream system remained sensitive to Top-1 errors, generator focus, and verifier behavior. The answer to RQ3 is consequently positive but qualified: multimodal retrieval improved automatic reference consistency in the frozen pipeline, not clinical answer validity.</w:t>
+      </w:r>
+    </w:p>
+    <w:p>
       <w:pPr>
         <w:pStyle w:val="31"/>
       </w:pPr>
-      <w:bookmarkStart w:id="49" w:name="_Toc238057054"/>
+      <w:bookmarkStart w:id="52" w:name="_Toc238057982"/>
       <w:r>
         <w:rPr>
           <w:rFonts w:ascii="Calibri" w:hAnsi="Calibri"/>
         </w:rPr>
         <w:t>RQ4: What failure modes remained?</w:t>
       </w:r>
-      <w:bookmarkEnd w:id="49"/>
-    </w:p>
-    <w:p>
-      <w:r>
-        <w:rPr>
-          <w:rFonts w:ascii="Calibri" w:hAnsi="Calibri"/>
-        </w:rPr>
-        <w:t>The remaining failures occurred at several stages. Target rank could improve without reaching Top-1. Wrong-report answers could be internally supported but misaligned with the frozen target case. Correct retrieval could still be followed by generation-focus error. Finally, checker filtering could remove report-supported content or only remove harmless template prefixes. These distinct mechanisms cannot be represented by one aggregate support score.</w:t>
+      <w:bookmarkEnd w:id="52"/>
+    </w:p>
+    <w:p>
+      <w:r>
+        <w:rPr>
+          <w:rFonts w:ascii="Calibri" w:hAnsi="Calibri"/>
+        </w:rPr>
+        <w:t xml:space="preserve">The remaining failures occurred at several stages. Target rank could improve without reaching Top-1. Wrong-report answers could be internally supported but misaligned </w:t>
+      </w:r>
+      <w:r>
+        <w:rPr>
+          <w:rFonts w:ascii="Calibri" w:hAnsi="Calibri"/>
+        </w:rPr>
+        <w:lastRenderedPageBreak/>
+        <w:t>with the frozen target case. Correct retrieval could still be followed by generation-focus error. Finally, checker filtering could remove report-supported content or only remove harmless template prefixes. These distinct mechanisms cannot be represented by one aggregate support score.</w:t>
+      </w:r>
+    </w:p>
+    <w:p>
+      <w:r>
+        <w:rPr>
+          <w:rFonts w:ascii="Calibri" w:hAnsi="Calibri"/>
+        </w:rPr>
+        <w:t>The failure analysis also reveals interactions. A retrieval failure can create an apparently faithful answer; a generation omission can be worsened by verification; a de-identification token can cause a checker disagreement; and an abstention can be either cautious or unnecessary depending on earlier stages. Pipeline stages should therefore be logged separately but interpreted together.</w:t>
+      </w:r>
+    </w:p>
+    <w:p>
+      <w:r>
+        <w:rPr>
+          <w:rFonts w:ascii="Calibri" w:hAnsi="Calibri"/>
+        </w:rPr>
+        <w:t>The refined taxonomy is useful precisely because it permits multiple labels. A case can be a Top-1 retrieval failure, a report-faithful generation, and a target-case alignment failure at the same time. Forcing it into one category would conceal the mechanism and lead to an oversimplified error count.</w:t>
       </w:r>
     </w:p>
     <w:p>
       <w:pPr>
         <w:pStyle w:val="21"/>
       </w:pPr>
-      <w:bookmarkStart w:id="50" w:name="_Toc238057055"/>
+      <w:bookmarkStart w:id="53" w:name="_Toc238057983"/>
+      <w:r>
+        <w:rPr>
+          <w:rFonts w:ascii="Calibri" w:hAnsi="Calibri"/>
+        </w:rPr>
+        <w:t>5.2 Research Contributions</w:t>
+      </w:r>
+      <w:bookmarkEnd w:id="53"/>
+    </w:p>
+    <w:p>
+      <w:r>
+        <w:rPr>
+          <w:rFonts w:ascii="Calibri" w:hAnsi="Calibri"/>
+        </w:rPr>
+        <w:t>The first contribution is a reproducible paired image-report retrieval and QA pipeline over real OpenI/IU-Xray cases. The system links text retrieval, BioViL-T image reranking, local generation, sentence-level evidence checking, abstention, and trace preservation.</w:t>
+      </w:r>
+    </w:p>
+    <w:p>
+      <w:r>
+        <w:rPr>
+          <w:rFonts w:ascii="Calibri" w:hAnsi="Calibri"/>
+        </w:rPr>
+        <w:t>The second contribution is an alignment-specific evaluation design. Indication ablation prevents the image effect from being confused with referral-text shortcuts, while fixed-point-free shuffled images test whether gains depend on the correct image-report pairing.</w:t>
+      </w:r>
+    </w:p>
+    <w:p>
+      <w:r>
+        <w:rPr>
+          <w:rFonts w:ascii="Calibri" w:hAnsi="Calibri"/>
+        </w:rPr>
+        <w:t>The third contribution is evidence that report-level faithfulness and target-case alignment are separate requirements. This extends the earlier cross-case contamination finding: an answer can be well supported by retrieved evidence even when that evidence belongs to the wrong case.</w:t>
+      </w:r>
+    </w:p>
+    <w:p>
       <w:r>
         <w:rPr>
           <w:rFonts w:ascii="Calibri" w:hAnsi="Calibri"/>
         </w:rPr>
         <w:lastRenderedPageBreak/>
-        <w:t>5.2 Research Contributions</w:t>
-      </w:r>
-      <w:bookmarkEnd w:id="50"/>
-    </w:p>
-    <w:p>
-      <w:r>
-        <w:rPr>
-          <w:rFonts w:ascii="Calibri" w:hAnsi="Calibri"/>
-        </w:rPr>
-        <w:t>The first contribution is a reproducible paired image-report retrieval and QA pipeline over real OpenI/IU-Xray cases. The system links text retrieval, BioViL-T image reranking, local generation, sentence-level evidence checking, abstention, and trace preservation.</w:t>
-      </w:r>
-    </w:p>
-    <w:p>
-      <w:r>
-        <w:rPr>
-          <w:rFonts w:ascii="Calibri" w:hAnsi="Calibri"/>
-        </w:rPr>
-        <w:t>The second contribution is an alignment-specific evaluation design. Indication ablation prevents the image effect from being confused with referral-text shortcuts, while fixed-point-free shuffled images test whether gains depend on the correct image-report pairing.</w:t>
-      </w:r>
-    </w:p>
-    <w:p>
-      <w:r>
-        <w:rPr>
-          <w:rFonts w:ascii="Calibri" w:hAnsi="Calibri"/>
-        </w:rPr>
-        <w:t>The third contribution is evidence that report-level faithfulness and target-case alignment are separate requirements. This extends the earlier cross-case contamination finding: an answer can be well supported by retrieved evidence even when that evidence belongs to the wrong case.</w:t>
-      </w:r>
-    </w:p>
-    <w:p>
-      <w:r>
-        <w:rPr>
-          <w:rFonts w:ascii="Calibri" w:hAnsi="Calibri"/>
-        </w:rPr>
         <w:t>The fourth contribution is a stage-specific qualitative taxonomy with an auditable v1.0-to-v1.1 mapping. It separates retrieval movement, Top-1 outcome, generation behavior, post-verification loss, abstention, and data ambiguity without overwriting the frozen protocol labels.</w:t>
       </w:r>
     </w:p>
@@ -10972,69 +12815,165 @@
       </w:r>
     </w:p>
     <w:p>
+      <w:r>
+        <w:rPr>
+          <w:rFonts w:ascii="Calibri" w:hAnsi="Calibri"/>
+        </w:rPr>
+        <w:t>Together, these contributions move the work beyond a conventional system implementation. The novelty does not lie in inventing BM25, BioViL-T, Qwen, or NLI. It lies in arranging these components into a controlled experiment that asks a specific question about paired evidence identity and follows the answer through retrieval, generation, verification, and qualitative audit.</w:t>
+      </w:r>
+    </w:p>
+    <w:p>
+      <w:r>
+        <w:rPr>
+          <w:rFonts w:ascii="Calibri" w:hAnsi="Calibri"/>
+        </w:rPr>
+        <w:t>The contribution is also methodological rather than purely performance-based. A small positive metric difference can be scientifically useful when the comparison isolates alignment and its limitations are explicit. Conversely, a high benchmark score can be weak evidence when indication leakage, patient overlap, or oracle evidence selection is hidden. The thesis prioritizes attribution and auditability over leaderboard breadth.</w:t>
+      </w:r>
+    </w:p>
+    <w:p>
+      <w:r>
+        <w:rPr>
+          <w:rFonts w:ascii="Calibri" w:hAnsi="Calibri"/>
+        </w:rPr>
+        <w:t>The public and local artifacts support this contribution. Aggregate results, configuration, hashes, taxonomy documents, and review indices provide a visible audit trail. Large data and generation files remain local, but their role and paths are documented. This balance supports reproducibility without misrepresenting repository completeness or redistributing source data indiscriminately.</w:t>
+      </w:r>
+    </w:p>
+    <w:p>
+      <w:r>
+        <w:rPr>
+          <w:rFonts w:ascii="Calibri" w:hAnsi="Calibri"/>
+        </w:rPr>
+        <w:t xml:space="preserve">Finally, the work connects an engineering concern to a clinical-data principle. Evidence about one patient must not be treated as evidence about another merely </w:t>
+      </w:r>
+      <w:r>
+        <w:rPr>
+          <w:rFonts w:ascii="Calibri" w:hAnsi="Calibri"/>
+        </w:rPr>
+        <w:lastRenderedPageBreak/>
+        <w:t>because the reports are semantically similar. Target-case alignment is therefore not just another retrieval metric; it is a computational expression of evidence ownership.</w:t>
+      </w:r>
+    </w:p>
+    <w:p>
       <w:pPr>
         <w:pStyle w:val="21"/>
       </w:pPr>
-      <w:bookmarkStart w:id="51" w:name="_Toc238057056"/>
+      <w:bookmarkStart w:id="54" w:name="_Toc238057984"/>
       <w:r>
         <w:rPr>
           <w:rFonts w:ascii="Calibri" w:hAnsi="Calibri"/>
         </w:rPr>
         <w:t>5.3 Theoretical and Practical Implications</w:t>
       </w:r>
-      <w:bookmarkEnd w:id="51"/>
-    </w:p>
-    <w:p>
-      <w:r>
-        <w:rPr>
-          <w:rFonts w:ascii="Calibri" w:hAnsi="Calibri"/>
-        </w:rPr>
-        <w:t xml:space="preserve">The study supports a layered definition of grounding. Sentence-level support asks whether an answer claim appears in selected evidence. Report-level support asks whether the answer is faithful to the selected report. Target-case alignment asks </w:t>
+      <w:bookmarkEnd w:id="54"/>
+    </w:p>
+    <w:p>
+      <w:r>
+        <w:rPr>
+          <w:rFonts w:ascii="Calibri" w:hAnsi="Calibri"/>
+        </w:rPr>
+        <w:t>The study supports a layered definition of grounding. Sentence-level support asks whether an answer claim appears in selected evidence. Report-level support asks whether the answer is faithful to the selected report. Target-case alignment asks whether the report is associated with the intended case. These layers are related but not interchangeable.</w:t>
+      </w:r>
+    </w:p>
+    <w:p>
+      <w:r>
+        <w:rPr>
+          <w:rFonts w:ascii="Calibri" w:hAnsi="Calibri"/>
+        </w:rPr>
+        <w:t>For system design, the result implies that evidence ownership should be checked before local faithfulness. A verifier applied only after retrieval cannot repair a wrong-case selection if it is restricted to asking whether the answer follows from the selected report. Retrieval traces should therefore expose both the selected case and the evidence used for each answer sentence.</w:t>
+      </w:r>
+    </w:p>
+    <w:p>
+      <w:r>
+        <w:rPr>
+          <w:rFonts w:ascii="Calibri" w:hAnsi="Calibri"/>
+        </w:rPr>
+        <w:t>The shuffled-image result also supports using paired images as a reranking signal when patient identity is genuinely unknown within the research task. In a real clinical workflow where an authorized patient record identifier already exists, identity should not be inferred from visual similarity. Authentication and record scope should be enforced first.</w:t>
+      </w:r>
+    </w:p>
+    <w:p>
+      <w:r>
+        <w:rPr>
+          <w:rFonts w:ascii="Calibri" w:hAnsi="Calibri"/>
+        </w:rPr>
+        <w:t>Finally, the support-rate trade-off shows that automated verifier metrics require their own evaluation. Lower support may represent removal of unsupported content, over-rejection of supported content, or filtering of harmless formatting. Treating support rate as a gold-standard faithfulness score would conceal these mechanisms.</w:t>
+      </w:r>
+    </w:p>
+    <w:p>
+      <w:r>
+        <w:rPr>
+          <w:rFonts w:ascii="Calibri" w:hAnsi="Calibri"/>
+        </w:rPr>
+        <w:t xml:space="preserve">Theoretically, the results support a layered rather than binary account of grounding. At the lowest layer, an answer sentence has a textual relation to a report. At the next layer, that report has an ownership relation to a target case. At another layer, the </w:t>
       </w:r>
       <w:r>
         <w:rPr>
           <w:rFonts w:ascii="Calibri" w:hAnsi="Calibri"/>
         </w:rPr>
         <w:lastRenderedPageBreak/>
-        <w:t>whether the report is associated with the intended case. These layers are related but not interchangeable.</w:t>
-      </w:r>
-    </w:p>
-    <w:p>
-      <w:r>
-        <w:rPr>
-          <w:rFonts w:ascii="Calibri" w:hAnsi="Calibri"/>
-        </w:rPr>
-        <w:t>For system design, the result implies that evidence ownership should be checked before local faithfulness. A verifier applied only after retrieval cannot repair a wrong-case selection if it is restricted to asking whether the answer follows from the selected report. Retrieval traces should therefore expose both the selected case and the evidence used for each answer sentence.</w:t>
-      </w:r>
-    </w:p>
-    <w:p>
-      <w:r>
-        <w:rPr>
-          <w:rFonts w:ascii="Calibri" w:hAnsi="Calibri"/>
-        </w:rPr>
-        <w:t>The shuffled-image result also supports using paired images as a reranking signal when patient identity is genuinely unknown within the research task. In a real clinical workflow where an authorized patient record identifier already exists, identity should not be inferred from visual similarity. Authentication and record scope should be enforced first.</w:t>
-      </w:r>
-    </w:p>
-    <w:p>
-      <w:r>
-        <w:rPr>
-          <w:rFonts w:ascii="Calibri" w:hAnsi="Calibri"/>
-        </w:rPr>
-        <w:t>Finally, the support-rate trade-off shows that automated verifier metrics require their own evaluation. Lower support may represent removal of unsupported content, over-rejection of supported content, or filtering of harmless formatting. Treating support rate as a gold-standard faithfulness score would conceal these mechanisms.</w:t>
+        <w:t>answer has a semantic relation to a frozen reference. Clinical validity adds external knowledge, patient context, and expert judgment. A system can succeed at one layer and fail at another, so a single grounded/not-grounded label is insufficient.</w:t>
+      </w:r>
+    </w:p>
+    <w:p>
+      <w:r>
+        <w:rPr>
+          <w:rFonts w:ascii="Calibri" w:hAnsi="Calibri"/>
+        </w:rPr>
+        <w:t>This layered account helps clarify the relationship between hallucination and misalignment. A hallucinated statement lacks support in the evidence. A misaligned statement may be fully supported, but by evidence belonging to the wrong target. The mitigation strategies differ. Better generation or NLI may reduce unsupported claims, whereas target misalignment requires stronger scoping, retrieval, identity controls, or abstention before generation.</w:t>
+      </w:r>
+    </w:p>
+    <w:p>
+      <w:r>
+        <w:rPr>
+          <w:rFonts w:ascii="Calibri" w:hAnsi="Calibri"/>
+        </w:rPr>
+        <w:t>For benchmark design, indication should be treated as an experimental variable rather than neutral metadata. Referral text can legitimately support retrieval, but it may also leak distinctive report language. Future benchmarks should report performance with and without indication, quantify overlap, and include hard negatives that share clinical terms. Otherwise, improvements may primarily reflect metadata matching.</w:t>
+      </w:r>
+    </w:p>
+    <w:p>
+      <w:r>
+        <w:rPr>
+          <w:rFonts w:ascii="Calibri" w:hAnsi="Calibri"/>
+        </w:rPr>
+        <w:t>For multimodal system design, correct pairing is a data-governance requirement as well as a modeling assumption. The shuffled experiment demonstrates that an image from another case can degrade retrieval while still producing a normal-looking score. Production pipelines need reliable association keys, provenance checks, and failure alarms before visual features are fused with records.</w:t>
+      </w:r>
+    </w:p>
+    <w:p>
+      <w:r>
+        <w:rPr>
+          <w:rFonts w:ascii="Calibri" w:hAnsi="Calibri"/>
+        </w:rPr>
+        <w:t>For verifier design, the results favor atomic claim representation over coarse sentence filtering. A sentence can contain several findings and one unsupported modifier. Future checkers could decompose statements into finding, location, laterality, severity, temporal, and uncertainty attributes, then preserve supported components. Such a system would still require target-case verification before local entailment.</w:t>
+      </w:r>
+    </w:p>
+    <w:p>
+      <w:r>
+        <w:rPr>
+          <w:rFonts w:ascii="Calibri" w:hAnsi="Calibri"/>
+        </w:rPr>
+        <w:lastRenderedPageBreak/>
+        <w:t>For user-interface design, uncertainty should be shown through evidence and rank information rather than hidden behind fluent prose. A research dashboard can expose the candidate report identifier, component scores, selected evidence, draft, verifier actions, and final response. It should avoid turning an automatic support score into a green clinical approval badge.</w:t>
+      </w:r>
+    </w:p>
+    <w:p>
+      <w:r>
+        <w:rPr>
+          <w:rFonts w:ascii="Calibri" w:hAnsi="Calibri"/>
+        </w:rPr>
+        <w:t>For research practice, mixed outcomes should remain visible. The support-rate decline and weak Hit@1 comparison constrain the claim but also make the analysis more credible. Reporting only MRR and final Token-F1 would omit important failure evidence. A mature medical AI study should present performance, coverage, grounding, alignment, and cost together.</w:t>
       </w:r>
     </w:p>
     <w:p>
       <w:pPr>
         <w:pStyle w:val="21"/>
       </w:pPr>
-      <w:bookmarkStart w:id="52" w:name="_Toc238057057"/>
+      <w:bookmarkStart w:id="55" w:name="_Toc238057985"/>
       <w:r>
         <w:rPr>
           <w:rFonts w:ascii="Calibri" w:hAnsi="Calibri"/>
         </w:rPr>
         <w:t>5.4 Limitations</w:t>
       </w:r>
-      <w:bookmarkEnd w:id="52"/>
+      <w:bookmarkEnd w:id="55"/>
     </w:p>
     <w:p>
       <w:r>
@@ -11057,15 +12996,15 @@
         <w:rPr>
           <w:rFonts w:ascii="Calibri" w:hAnsi="Calibri"/>
         </w:rPr>
+        <w:t>The image encoder was frozen and evaluated as a retrieval signal. The project did not train a vision-language model, diagnose images, localize pathology, or test image-report consistency with independent image-level annotations. The aligned-image result therefore supports paired-report retrieval, not autonomous visual diagnosis.</w:t>
+      </w:r>
+    </w:p>
+    <w:p>
+      <w:r>
+        <w:rPr>
+          <w:rFonts w:ascii="Calibri" w:hAnsi="Calibri"/>
+        </w:rPr>
         <w:lastRenderedPageBreak/>
-        <w:t>The image encoder was frozen and evaluated as a retrieval signal. The project did not train a vision-language model, diagnose images, localize pathology, or test image-report consistency with independent image-level annotations. The aligned-image result therefore supports paired-report retrieval, not autonomous visual diagnosis.</w:t>
-      </w:r>
-    </w:p>
-    <w:p>
-      <w:r>
-        <w:rPr>
-          <w:rFonts w:ascii="Calibri" w:hAnsi="Calibri"/>
-        </w:rPr>
         <w:t>Only Qwen2.5-1.5B-Instruct and one frozen semantic checker were evaluated in the final path. Larger or clinically specialized generators might behave differently. The checker was not validated against independent expert entailment labels.</w:t>
       </w:r>
     </w:p>
@@ -11086,24 +13025,221 @@
       </w:r>
     </w:p>
     <w:p>
+      <w:r>
+        <w:rPr>
+          <w:rFonts w:ascii="Calibri" w:hAnsi="Calibri"/>
+        </w:rPr>
+        <w:t>These limitations can be organized as threats to internal, construct, statistical-conclusion, and external validity.</w:t>
+      </w:r>
+    </w:p>
+    <w:p>
+      <w:r>
+        <w:rPr>
+          <w:rFonts w:ascii="Calibri" w:hAnsi="Calibri"/>
+          <w:b/>
+        </w:rPr>
+        <w:t>Internal validity.</w:t>
+      </w:r>
+      <w:r>
+        <w:rPr>
+          <w:rFonts w:ascii="Calibri" w:hAnsi="Calibri"/>
+        </w:rPr>
+        <w:t xml:space="preserve"> The paired design controls many factors, but the multimodal effect may still depend on implementation choices such as shortlist size, normalization, equal fusion weights, and view averaging. These were frozen before confirmation analysis, which prevents outcome-driven tuning but does not prove they are optimal. Cached embeddings and deterministic tie breaking reduce runtime variation and ordering ambiguity. The shuffled control provides evidence that image pairing matters under this implementation, yet it </w:t>
+      </w:r>
+      <w:r>
+        <w:rPr>
+          <w:rFonts w:ascii="Calibri" w:hAnsi="Calibri"/>
+        </w:rPr>
+        <w:t>cannot exclude every confound in the learned representation.</w:t>
+      </w:r>
+    </w:p>
+    <w:p>
+      <w:r>
+        <w:rPr>
+          <w:rFonts w:ascii="Calibri" w:hAnsi="Calibri"/>
+        </w:rPr>
+        <w:t>The indication is both a legitimate input and a potential shortcut. Because referral language can overlap with report text, part of retrieval performance may reflect lexical leakage rather than general clinical reasoning. The ablation makes this visible, but the benchmark does not contain an independent indication rewritten to remove report-</w:t>
+      </w:r>
+      <w:r>
+        <w:rPr>
+          <w:rFonts w:ascii="Calibri" w:hAnsi="Calibri"/>
+        </w:rPr>
+        <w:lastRenderedPageBreak/>
+        <w:t>specific phrases. Consequently, the image effect should be interpreted as incremental to this particular text baseline.</w:t>
+      </w:r>
+    </w:p>
+    <w:p>
+      <w:r>
+        <w:rPr>
+          <w:rFonts w:ascii="Calibri" w:hAnsi="Calibri"/>
+        </w:rPr>
+        <w:t>The technical freeze was local and prospectively specified, not formally preregistered or externally timestamped before all outcomes were observed. Earlier project development informed the final design, and some individual outputs were inspected during pipeline verification. The fresh cohort and artifact hashes reduce direct adaptation to confirmation cases, but they do not provide the evidential strength of an external preregistration.</w:t>
+      </w:r>
+    </w:p>
+    <w:p>
+      <w:r>
+        <w:rPr>
+          <w:rFonts w:ascii="Calibri" w:hAnsi="Calibri"/>
+          <w:b/>
+        </w:rPr>
+        <w:t>Construct validity.</w:t>
+      </w:r>
+      <w:r>
+        <w:rPr>
+          <w:rFonts w:ascii="Calibri" w:hAnsi="Calibri"/>
+        </w:rPr>
+        <w:t xml:space="preserve"> Hit@1 operationalizes target-report selection in the closed corpus, but it is not patient identification in a clinical system. MRR rewards rank movement even when the downstream generator still receives the wrong report. The extractive proxy measures answer-bearing lexical availability, not retrieval relevance judged by a radiologist. Each metric therefore captures only part of the intended construct.</w:t>
+      </w:r>
+    </w:p>
+    <w:p>
+      <w:r>
+        <w:rPr>
+          <w:rFonts w:ascii="Calibri" w:hAnsi="Calibri"/>
+        </w:rPr>
+        <w:t>Token-F1 is sensitive to wording and treats all tokens similarly. It may undervalue valid paraphrases, overvalue copied phrases, and fail to represent the clinical importance of negation, laterality, or severity. References were derived from report sections rather than independently written and adjudicated answers. The QA results establish reproducible reference consistency, not clinical correctness.</w:t>
+      </w:r>
+    </w:p>
+    <w:p>
+      <w:r>
+        <w:rPr>
+          <w:rFonts w:ascii="Calibri" w:hAnsi="Calibri"/>
+        </w:rPr>
+        <w:t>Automated support is also an imperfect construct. The NLI checker uses selected-report evidence and cannot assess target ownership. Its sentence segmentation and thresholds may reject supported paraphrases or retain partially unsupported composite claims. The qualitative review identified plausible examples of both substantive and non-substantive filtering, but no independent expert verifier labels were available.</w:t>
+      </w:r>
+    </w:p>
+    <w:p>
+      <w:r>
+        <w:rPr>
+          <w:rFonts w:ascii="Calibri" w:hAnsi="Calibri"/>
+        </w:rPr>
+        <w:t xml:space="preserve">The image construct is limited to BioViL-T embedding utility. The encoder is pretrained on radiology image-text data, and its similarity can improve retrieval, but the </w:t>
+      </w:r>
+      <w:r>
+        <w:rPr>
+          <w:rFonts w:ascii="Calibri" w:hAnsi="Calibri"/>
+        </w:rPr>
+        <w:lastRenderedPageBreak/>
+        <w:t>experiment does not demonstrate explicit pathology recognition, localization, explanation, or calibration. Calling the result image diagnosis would therefore exceed the measured construct.</w:t>
+      </w:r>
+    </w:p>
+    <w:p>
+      <w:r>
+        <w:rPr>
+          <w:rFonts w:ascii="Calibri" w:hAnsi="Calibri"/>
+          <w:b/>
+        </w:rPr>
+        <w:t>Statistical-conclusion validity.</w:t>
+      </w:r>
+      <w:r>
+        <w:rPr>
+          <w:rFonts w:ascii="Calibri" w:hAnsi="Calibri"/>
+        </w:rPr>
+        <w:t xml:space="preserve"> Grouped bootstrap and paired randomization preserve within-case dependence and are appropriate for paired metric differences. However, the number of independent confirmation cases is 120, not 360. Confidence intervals may remain sensitive to cohort composition, especially for Hit@1 where the estimated difference is small. Multiple secondary metrics were reported, so individual p-values should be interpreted as supporting evidence within the predefined analysis rather than as independent discoveries.</w:t>
+      </w:r>
+    </w:p>
+    <w:p>
+      <w:r>
+        <w:rPr>
+          <w:rFonts w:ascii="Calibri" w:hAnsi="Calibri"/>
+        </w:rPr>
+        <w:t>The 100 shuffled permutations limit the resolution of the Monte Carlo result to 1/101 after plus-one correction. The fact that no shuffled run matched the aligned statistic is strong within that empirical set, but more permutations would provide finer resolution. The shuffled runs are also correlated because they reuse the same cases, questions, and candidate reports.</w:t>
+      </w:r>
+    </w:p>
+    <w:p>
+      <w:r>
+        <w:rPr>
+          <w:rFonts w:ascii="Calibri" w:hAnsi="Calibri"/>
+        </w:rPr>
+        <w:t>The qualitative sample was purposive rather than random. Counts within its 24 rows cannot estimate population frequencies, and labels were accepted by the researcher without an independent second reviewer. The analysis supports mechanism interpretation and auditability, not prevalence, sensitivity, specificity, or inter-rater reliability.</w:t>
+      </w:r>
+    </w:p>
+    <w:p>
+      <w:r>
+        <w:rPr>
+          <w:rFonts w:ascii="Calibri" w:hAnsi="Calibri"/>
+          <w:b/>
+        </w:rPr>
+        <w:t>External validity.</w:t>
+      </w:r>
+      <w:r>
+        <w:rPr>
+          <w:rFonts w:ascii="Calibri" w:hAnsi="Calibri"/>
+        </w:rPr>
+        <w:t xml:space="preserve"> All cases came from IU X-Ray/OpenI. The fresh split protects against reuse within the project but does not test another institution, scanner population, reporting style, demographic distribution, or disease prevalence. Candidate-pool size was only 240 and the target was guaranteed to be present. Real archives may contain </w:t>
+      </w:r>
+      <w:r>
+        <w:rPr>
+          <w:rFonts w:ascii="Calibri" w:hAnsi="Calibri"/>
+        </w:rPr>
+        <w:lastRenderedPageBreak/>
+        <w:t>millions of studies, prior examinations, duplicate text, incomplete linkage, and absent targets.</w:t>
+      </w:r>
+    </w:p>
+    <w:p>
+      <w:r>
+        <w:rPr>
+          <w:rFonts w:ascii="Calibri" w:hAnsi="Calibri"/>
+        </w:rPr>
+        <w:t>Questions were three report-derived templates. Natural clinicians use varied phrasing, ask follow-up questions, refer to temporal comparisons, and sometimes request information absent from the report. The system's planner and abstention behavior were not validated under these conditions. Physician-authored RadQA or a newly adjudicated external set would better test linguistic and clinical generalization.</w:t>
+      </w:r>
+    </w:p>
+    <w:p>
+      <w:r>
+        <w:rPr>
+          <w:rFonts w:ascii="Calibri" w:hAnsi="Calibri"/>
+        </w:rPr>
+        <w:t>Only one small generator, one vision-language encoder, one sparse retriever, and one checker configuration were frozen in the final path. Results may differ with larger models, alternative medical encoders, dense text retrieval, learned fusion, or claim-level verification. The narrow comparison improves attribution but limits model generalization.</w:t>
+      </w:r>
+    </w:p>
+    <w:p>
+      <w:r>
+        <w:rPr>
+          <w:rFonts w:ascii="Calibri" w:hAnsi="Calibri"/>
+          <w:b/>
+        </w:rPr>
+        <w:t>Ecological and clinical validity.</w:t>
+      </w:r>
+      <w:r>
+        <w:rPr>
+          <w:rFonts w:ascii="Calibri" w:hAnsi="Calibri"/>
+        </w:rPr>
+        <w:t xml:space="preserve"> A real hospital workflow already has authenticated patient and encounter identifiers. It should retrieve within that authorized scope rather than infer identity from image similarity. The benchmark intentionally removes this identity information to study paired retrieval, so its operational setting differs from safe clinical architecture.</w:t>
+      </w:r>
+    </w:p>
+    <w:p>
+      <w:r>
+        <w:rPr>
+          <w:rFonts w:ascii="Calibri" w:hAnsi="Calibri"/>
+        </w:rPr>
+        <w:t>No clinicians used the dashboard in practice, and no decision or patient outcome was measured. The project does not establish usefulness, trust, workflow integration, fairness, or safety. These are not minor deployment details; they are separate research questions requiring governance, prospective study, and expert oversight.</w:t>
+      </w:r>
+    </w:p>
+    <w:p>
       <w:pPr>
         <w:pStyle w:val="21"/>
       </w:pPr>
-      <w:bookmarkStart w:id="53" w:name="_Toc238057058"/>
+      <w:bookmarkStart w:id="56" w:name="_Toc238057986"/>
       <w:r>
         <w:rPr>
           <w:rFonts w:ascii="Calibri" w:hAnsi="Calibri"/>
         </w:rPr>
         <w:t>5.5 Future Work</w:t>
       </w:r>
-      <w:bookmarkEnd w:id="53"/>
-    </w:p>
-    <w:p>
-      <w:r>
-        <w:rPr>
-          <w:rFonts w:ascii="Calibri" w:hAnsi="Calibri"/>
-        </w:rPr>
-        <w:t>The highest-priority extension is external evaluation on physician-authored report QA with natural unanswerable questions. RadQA remains appropriate once authorized access is available. Public auxiliary evaluation can use report-grounded datasets while clearly distinguishing datasets derived from the same IU-Xray source from truly external validation.</w:t>
+      <w:bookmarkEnd w:id="56"/>
+    </w:p>
+    <w:p>
+      <w:r>
+        <w:rPr>
+          <w:rFonts w:ascii="Calibri" w:hAnsi="Calibri"/>
+        </w:rPr>
+        <w:t xml:space="preserve">The highest-priority extension is external evaluation on physician-authored report QA with natural unanswerable questions. RadQA remains appropriate once authorized access is available. Public auxiliary evaluation can use report-grounded datasets while </w:t>
+      </w:r>
+      <w:r>
+        <w:rPr>
+          <w:rFonts w:ascii="Calibri" w:hAnsi="Calibri"/>
+        </w:rPr>
+        <w:lastRenderedPageBreak/>
+        <w:t>clearly distinguishing datasets derived from the same IU-Xray source from truly external validation.</w:t>
       </w:r>
     </w:p>
     <w:p>
@@ -11119,38 +13255,140 @@
         <w:rPr>
           <w:rFonts w:ascii="Calibri" w:hAnsi="Calibri"/>
         </w:rPr>
+        <w:t>Future verifier studies should obtain independent labels for entailment, contradiction, unsupported additions, composite claims, and appropriate abstention. They should report risk-coverage behavior rather than treating one threshold as universally valid.</w:t>
+      </w:r>
+    </w:p>
+    <w:p>
+      <w:r>
+        <w:rPr>
+          <w:rFonts w:ascii="Calibri" w:hAnsi="Calibri"/>
+        </w:rPr>
+        <w:t>Further multimodal work could compare BioViL-T with alternative medical image-text encoders, test multi-view fusion policies, evaluate calibration, and measure performance as the candidate pool grows. These experiments should preserve correct-versus-shuffled alignment controls.</w:t>
+      </w:r>
+    </w:p>
+    <w:p>
+      <w:r>
+        <w:rPr>
+          <w:rFonts w:ascii="Calibri" w:hAnsi="Calibri"/>
+        </w:rPr>
+        <w:t>Independent radiologist review remains desirable. It should assess answer correctness, evidence grounding, target-case alignment, harmfulness, and whether verifier filtering removed clinically relevant content. This remains future work rather than a fabricated result.</w:t>
+      </w:r>
+    </w:p>
+    <w:p>
+      <w:r>
+        <w:rPr>
+          <w:rFonts w:ascii="Calibri" w:hAnsi="Calibri"/>
+        </w:rPr>
+        <w:t>Future work can be organized into four phases rather than adding components without a validation plan.</w:t>
+      </w:r>
+    </w:p>
+    <w:p>
+      <w:r>
+        <w:rPr>
+          <w:rFonts w:ascii="Calibri" w:hAnsi="Calibri"/>
+        </w:rPr>
+        <w:t xml:space="preserve">The first phase should strengthen the benchmark. Authorized RadQA access would introduce physician-authored questions, natural unanswerable cases, and answer evidence over radiology reports. Because RadQA is derived from a different restricted clinical source, it would also provide a more meaningful external test than another subset of IU-Xray. Until access is obtained, a public auxiliary benchmark can test </w:t>
+      </w:r>
+      <w:r>
+        <w:rPr>
+          <w:rFonts w:ascii="Calibri" w:hAnsi="Calibri"/>
+        </w:rPr>
         <w:lastRenderedPageBreak/>
-        <w:t>Future verifier studies should obtain independent labels for entailment, contradiction, unsupported additions, composite claims, and appropriate abstention. They should report risk-coverage behavior rather than treating one threshold as universally valid.</w:t>
-      </w:r>
-    </w:p>
-    <w:p>
-      <w:r>
-        <w:rPr>
-          <w:rFonts w:ascii="Calibri" w:hAnsi="Calibri"/>
-        </w:rPr>
-        <w:t>Further multimodal work could compare BioViL-T with alternative medical image-text encoders, test multi-view fusion policies, evaluate calibration, and measure performance as the candidate pool grows. These experiments should preserve correct-versus-shuffled alignment controls.</w:t>
-      </w:r>
-    </w:p>
-    <w:p>
-      <w:r>
-        <w:rPr>
-          <w:rFonts w:ascii="Calibri" w:hAnsi="Calibri"/>
-        </w:rPr>
-        <w:t>Independent radiologist review remains desirable. It should assess answer correctness, evidence grounding, target-case alignment, harmfulness, and whether verifier filtering removed clinically relevant content. This remains future work rather than a fabricated result.</w:t>
+        <w:t>additional report attributes, but it must be described accurately when it shares the IU-Xray source.</w:t>
+      </w:r>
+    </w:p>
+    <w:p>
+      <w:r>
+        <w:rPr>
+          <w:rFonts w:ascii="Calibri" w:hAnsi="Calibri"/>
+        </w:rPr>
+        <w:t>An improved internal benchmark should include paraphrased questions, indication-reduced queries, hard negatives with similar findings, targets absent from the candidate pool, and temporal comparison questions. Patient-level splitting should be supplemented by institution-level separation when possible. Reference answers and evidence spans should be written or verified independently rather than derived only from report sections.</w:t>
+      </w:r>
+    </w:p>
+    <w:p>
+      <w:r>
+        <w:rPr>
+          <w:rFonts w:ascii="Calibri" w:hAnsi="Calibri"/>
+        </w:rPr>
+        <w:t>The second phase should improve retrieval while preserving the V5 controls. Alternative sparse and biomedical dense retrievers can be compared on the same candidate set. BioViL-T can be compared with other radiology image-text encoders, and learned fusion can be evaluated using a development-only tuning protocol. Candidate-pool scaling experiments should measure how Hit@1, MRR, latency, and memory change from hundreds to thousands or more reports.</w:t>
+      </w:r>
+    </w:p>
+    <w:p>
+      <w:r>
+        <w:rPr>
+          <w:rFonts w:ascii="Calibri" w:hAnsi="Calibri"/>
+        </w:rPr>
+        <w:t>Multi-view fusion deserves a dedicated ablation. Frontal-only, lateral-only, average fusion, max similarity, and attention-based fusion could be compared. Such experiments should retain correctly aligned and fixed-point-free shuffled controls so a more complex fusion method is not credited for generic score perturbation.</w:t>
+      </w:r>
+    </w:p>
+    <w:p>
+      <w:r>
+        <w:rPr>
+          <w:rFonts w:ascii="Calibri" w:hAnsi="Calibri"/>
+        </w:rPr>
+        <w:t>The third phase should improve generation and verification. Multiple generators can be tested under the same retrieved evidence, including medically adapted and larger local models. Evaluation should separate concise answer quality, omission, unsupported addition, negation, laterality, uncertainty, and abstention. Claim decomposition could allow a verifier to filter unsupported attributes without deleting an otherwise correct sentence.</w:t>
+      </w:r>
+    </w:p>
+    <w:p>
+      <w:r>
+        <w:rPr>
+          <w:rFonts w:ascii="Calibri" w:hAnsi="Calibri"/>
+        </w:rPr>
+        <w:lastRenderedPageBreak/>
+        <w:t>Verifier thresholds should be calibrated against independent human labels. A labeled set should include entailed, contradicted, partially supported, and insufficient-evidence claims, with explicit treatment of composite statements. Risk-coverage curves could then show how correctness changes as the system abstains more often. Calibration should be performed on development data and evaluated once on a held-out set.</w:t>
+      </w:r>
+    </w:p>
+    <w:p>
+      <w:r>
+        <w:rPr>
+          <w:rFonts w:ascii="Calibri" w:hAnsi="Calibri"/>
+        </w:rPr>
+        <w:t>The fourth phase should evaluate people and workflows. Independent radiologists or appropriately qualified clinicians should review randomized outputs without knowing the system condition. They should score target-case alignment, report faithfulness, answer correctness, clinically important omission, harmfulness, and whether an abstention is appropriate. More than one reviewer would permit agreement analysis and adjudication of disagreements.</w:t>
+      </w:r>
+    </w:p>
+    <w:p>
+      <w:r>
+        <w:rPr>
+          <w:rFonts w:ascii="Calibri" w:hAnsi="Calibri"/>
+        </w:rPr>
+        <w:t>A future dashboard study should assess whether traces help users detect errors or merely increase apparent confidence. Participants could compare answers with and without selected-report identifiers, rank information, evidence sentences, and verifier actions. Usability outcomes should be separated from clinical performance, and the interface should continue to avoid claims of patient matching.</w:t>
+      </w:r>
+    </w:p>
+    <w:p>
+      <w:r>
+        <w:rPr>
+          <w:rFonts w:ascii="Calibri" w:hAnsi="Calibri"/>
+        </w:rPr>
+        <w:t>Deployment-oriented work would require security and governance beyond model evaluation. Required components include authenticated record scope, access logging, encryption, versioned evidence, incident reporting, human override, monitoring for distribution shift, and procedures for withdrawing an unsafe model. These requirements should be designed with clinicians, information-security staff, and institutional governance rather than added after model development.</w:t>
+      </w:r>
+    </w:p>
+    <w:p>
+      <w:r>
+        <w:rPr>
+          <w:rFonts w:ascii="Calibri" w:hAnsi="Calibri"/>
+        </w:rPr>
+        <w:t xml:space="preserve">The current V5 freeze provides a baseline for these extensions. New experiments should use new version identifiers, predefine their comparisons, preserve the V5 </w:t>
+      </w:r>
+      <w:r>
+        <w:rPr>
+          <w:rFonts w:ascii="Calibri" w:hAnsi="Calibri"/>
+        </w:rPr>
+        <w:lastRenderedPageBreak/>
+        <w:t>artifacts, and avoid retroactively changing reported outcomes. This allows future improvements to accumulate evidence rather than rewriting the history of the project.</w:t>
       </w:r>
     </w:p>
     <w:p>
       <w:pPr>
         <w:pStyle w:val="21"/>
       </w:pPr>
-      <w:bookmarkStart w:id="54" w:name="_Toc238057059"/>
+      <w:bookmarkStart w:id="57" w:name="_Toc238057987"/>
       <w:r>
         <w:rPr>
           <w:rFonts w:ascii="Calibri" w:hAnsi="Calibri"/>
         </w:rPr>
         <w:t>5.6 Conclusion</w:t>
       </w:r>
-      <w:bookmarkEnd w:id="54"/>
+      <w:bookmarkEnd w:id="57"/>
     </w:p>
     <w:p>
       <w:r>
@@ -11173,14 +13411,38 @@
         <w:rPr>
           <w:rFonts w:ascii="Calibri" w:hAnsi="Calibri"/>
         </w:rPr>
-        <w:t xml:space="preserve">The final contribution is therefore not a clinically autonomous diagnostic agent. It is a reproducible and auditable framework for separating target-case retrieval, report-level faithfulness, answer generation, verification, abstention, and image-report </w:t>
+        <w:t>The final contribution is therefore not a clinically autonomous diagnostic agent. It is a reproducible and auditable framework for separating target-case retrieval, report-level faithfulness, answer generation, verification, abstention, and image-report alignment. These distinctions provide a stronger foundation for future multimodal medical RAG research, but clinical validity requires independent expert evaluation and external data.</w:t>
+      </w:r>
+    </w:p>
+    <w:p>
+      <w:r>
+        <w:rPr>
+          <w:rFonts w:ascii="Calibri" w:hAnsi="Calibri"/>
+        </w:rPr>
+        <w:t xml:space="preserve">In practical terms, the project demonstrates both possibility and restraint. A paired chest X-ray can contribute information beyond referral text when ranking its associated report, and that improvement can benefit a fixed local QA pipeline. The same experiment also shows that a well-grounded sentence can belong to the wrong case, a correct report can still produce an incomplete answer, and a verifier can alter supported </w:t>
       </w:r>
       <w:r>
         <w:rPr>
           <w:rFonts w:ascii="Calibri" w:hAnsi="Calibri"/>
         </w:rPr>
         <w:lastRenderedPageBreak/>
-        <w:t>alignment. These distinctions provide a stronger foundation for future multimodal medical RAG research, but clinical validity requires independent expert evaluation and external data.</w:t>
+        <w:t>content. These are not peripheral exceptions; they define the conditions under which the system should be evaluated and demonstrated.</w:t>
+      </w:r>
+    </w:p>
+    <w:p>
+      <w:r>
+        <w:rPr>
+          <w:rFonts w:ascii="Calibri" w:hAnsi="Calibri"/>
+        </w:rPr>
+        <w:t>The central lesson is that evidence must be correct in two senses: it must support the claim, and it must belong to the intended case. Multimodal retrieval addresses part of the second problem, while report-grounded generation and verification address part of the first. Neither layer is sufficient alone. A responsible medical RAG system must preserve both relations and expose them for audit.</w:t>
+      </w:r>
+    </w:p>
+    <w:p>
+      <w:r>
+        <w:rPr>
+          <w:rFonts w:ascii="Calibri" w:hAnsi="Calibri"/>
+        </w:rPr>
+        <w:t>Accordingly, the thesis contributes a bounded research result rather than a deployment claim. Within the frozen OpenI/IU-Xray benchmark, correctly aligned images improved target ordering beyond a strong indication baseline, shuffled images did not reproduce the effect, and the gain transferred to automatic answer overlap. Beyond that benchmark, external data, natural questions, independent clinical review, and prospective workflow evaluation remain necessary.</w:t>
       </w:r>
     </w:p>
     <w:p>
@@ -11188,7 +13450,7 @@
         <w:pStyle w:val="1"/>
         <w:pageBreakBefore/>
       </w:pPr>
-      <w:bookmarkStart w:id="55" w:name="_Toc238057060"/>
+      <w:bookmarkStart w:id="58" w:name="_Toc238057988"/>
       <w:r>
         <w:rPr>
           <w:rFonts w:ascii="Calibri" w:hAnsi="Calibri"/>
@@ -11196,7 +13458,7 @@
         <w:lastRenderedPageBreak/>
         <w:t>References</w:t>
       </w:r>
-      <w:bookmarkEnd w:id="55"/>
+      <w:bookmarkEnd w:id="58"/>
     </w:p>
     <w:p>
       <w:pPr>
@@ -11408,7 +13670,7 @@
         <w:pStyle w:val="1"/>
         <w:pageBreakBefore/>
       </w:pPr>
-      <w:bookmarkStart w:id="56" w:name="_Toc238057061"/>
+      <w:bookmarkStart w:id="59" w:name="_Toc238057989"/>
       <w:r>
         <w:rPr>
           <w:rFonts w:ascii="Calibri" w:hAnsi="Calibri"/>
@@ -11416,20 +13678,20 @@
         <w:lastRenderedPageBreak/>
         <w:t>Appendices</w:t>
       </w:r>
-      <w:bookmarkEnd w:id="56"/>
+      <w:bookmarkEnd w:id="59"/>
     </w:p>
     <w:p>
       <w:pPr>
         <w:pStyle w:val="21"/>
       </w:pPr>
-      <w:bookmarkStart w:id="57" w:name="_Toc238057062"/>
+      <w:bookmarkStart w:id="60" w:name="_Toc238057990"/>
       <w:r>
         <w:rPr>
           <w:rFonts w:ascii="Calibri" w:hAnsi="Calibri"/>
         </w:rPr>
         <w:t>Appendix A: Frozen V5 Result Sources</w:t>
       </w:r>
-      <w:bookmarkEnd w:id="57"/>
+      <w:bookmarkEnd w:id="60"/>
     </w:p>
     <w:p>
       <w:pPr>
@@ -11623,14 +13885,14 @@
       <w:pPr>
         <w:pStyle w:val="21"/>
       </w:pPr>
-      <w:bookmarkStart w:id="58" w:name="_Toc238057063"/>
+      <w:bookmarkStart w:id="61" w:name="_Toc238057991"/>
       <w:r>
         <w:rPr>
           <w:rFonts w:ascii="Calibri" w:hAnsi="Calibri"/>
         </w:rPr>
         <w:t>Appendix B: Qualitative Audit Trail</w:t>
       </w:r>
-      <w:bookmarkEnd w:id="58"/>
+      <w:bookmarkEnd w:id="61"/>
     </w:p>
     <w:p>
       <w:pPr>
@@ -11806,14 +14068,14 @@
       <w:pPr>
         <w:pStyle w:val="21"/>
       </w:pPr>
-      <w:bookmarkStart w:id="59" w:name="_Toc238057064"/>
+      <w:bookmarkStart w:id="62" w:name="_Toc238057992"/>
       <w:r>
         <w:rPr>
           <w:rFonts w:ascii="Calibri" w:hAnsi="Calibri"/>
         </w:rPr>
         <w:t>Appendix C: Reproduction Entry Points</w:t>
       </w:r>
-      <w:bookmarkEnd w:id="59"/>
+      <w:bookmarkEnd w:id="62"/>
     </w:p>
     <w:p>
       <w:r>
@@ -11856,9 +14118,6 @@
     <w:p>
       <w:pPr>
         <w:pStyle w:val="CodeBlock"/>
-        <w:rPr>
-          <w:rFonts w:hint="eastAsia"/>
-        </w:rPr>
       </w:pPr>
       <w:r>
         <w:t>&amp; ".\.venv\Scripts\python.exe" scripts\build_multimodal_v5_cohort.py</w:t>
@@ -11867,9 +14126,6 @@
     <w:p>
       <w:pPr>
         <w:pStyle w:val="CodeBlock"/>
-        <w:rPr>
-          <w:rFonts w:hint="eastAsia"/>
-        </w:rPr>
       </w:pPr>
       <w:r>
         <w:t>&amp; ".\.venv\Scripts\python.exe" scripts\run_multimodal_v5_retrieval.py --split confirmation --device cuda</w:t>
@@ -11878,9 +14134,6 @@
     <w:p>
       <w:pPr>
         <w:pStyle w:val="CodeBlock"/>
-        <w:rPr>
-          <w:rFonts w:hint="eastAsia"/>
-        </w:rPr>
       </w:pPr>
       <w:r>
         <w:t>&amp; ".\.venv\Scripts\python.exe" scripts\build_multimodal_v5_prompt_packs.py --split confirmation</w:t>
@@ -11889,9 +14142,6 @@
     <w:p>
       <w:pPr>
         <w:pStyle w:val="CodeBlock"/>
-        <w:rPr>
-          <w:rFonts w:hint="eastAsia"/>
-        </w:rPr>
       </w:pPr>
       <w:r>
         <w:t>&amp; ".\.venv\Scripts\python.exe" scripts\analyze_multimodal_v5_statistics.py</w:t>
@@ -11900,9 +14150,6 @@
     <w:p>
       <w:pPr>
         <w:pStyle w:val="CodeBlock"/>
-        <w:rPr>
-          <w:rFonts w:hint="eastAsia"/>
-        </w:rPr>
       </w:pPr>
       <w:r>
         <w:t>&amp; ".\.venv\Scripts\python.exe" scripts\build_v5_artifact_manifest.py</w:t>
@@ -11911,9 +14158,6 @@
     <w:p>
       <w:pPr>
         <w:pStyle w:val="CodeBlock"/>
-        <w:rPr>
-          <w:rFonts w:hint="eastAsia"/>
-        </w:rPr>
       </w:pPr>
       <w:r>
         <w:t>&amp; ".\.venv\Scripts\python.exe" scripts\build_v5_qualitative_review_materials.py</w:t>
@@ -11922,9 +14166,6 @@
     <w:p>
       <w:pPr>
         <w:pStyle w:val="CodeBlock"/>
-        <w:rPr>
-          <w:rFonts w:hint="eastAsia"/>
-        </w:rPr>
       </w:pPr>
       <w:r>
         <w:t>&amp; ".\.venv\Scripts\python.exe" -m pytest -q</w:t>
@@ -11956,14 +14197,14 @@
       <w:pPr>
         <w:pStyle w:val="21"/>
       </w:pPr>
-      <w:bookmarkStart w:id="60" w:name="_Toc238057065"/>
+      <w:bookmarkStart w:id="63" w:name="_Toc238057993"/>
       <w:r>
         <w:rPr>
           <w:rFonts w:ascii="Calibri" w:hAnsi="Calibri"/>
         </w:rPr>
         <w:t>Appendix D: Researcher Review and Human-Evaluation Boundary</w:t>
       </w:r>
-      <w:bookmarkEnd w:id="60"/>
+      <w:bookmarkEnd w:id="63"/>
     </w:p>
     <w:p>
       <w:r>
@@ -11985,14 +14226,14 @@
       <w:pPr>
         <w:pStyle w:val="21"/>
       </w:pPr>
-      <w:bookmarkStart w:id="61" w:name="_Toc238057066"/>
+      <w:bookmarkStart w:id="64" w:name="_Toc238057994"/>
       <w:r>
         <w:rPr>
           <w:rFonts w:ascii="Calibri" w:hAnsi="Calibri"/>
         </w:rPr>
         <w:t>Appendix E: Dashboard Demonstration Boundary</w:t>
       </w:r>
-      <w:bookmarkEnd w:id="61"/>
+      <w:bookmarkEnd w:id="64"/>
     </w:p>
     <w:p>
       <w:r>
@@ -23799,7 +26040,7 @@
     <w:autoRedefine/>
     <w:uiPriority w:val="39"/>
     <w:unhideWhenUsed/>
-    <w:rsid w:val="00A4243E"/>
+    <w:rsid w:val="00AD097A"/>
   </w:style>
   <w:style w:type="paragraph" w:styleId="TOC2">
     <w:name w:val="toc 2"/>
@@ -23808,7 +26049,7 @@
     <w:autoRedefine/>
     <w:uiPriority w:val="39"/>
     <w:unhideWhenUsed/>
-    <w:rsid w:val="00A4243E"/>
+    <w:rsid w:val="00AD097A"/>
     <w:pPr>
       <w:ind w:leftChars="200" w:left="420"/>
     </w:pPr>
@@ -23820,7 +26061,7 @@
     <w:autoRedefine/>
     <w:uiPriority w:val="39"/>
     <w:unhideWhenUsed/>
-    <w:rsid w:val="00A4243E"/>
+    <w:rsid w:val="00AD097A"/>
     <w:pPr>
       <w:ind w:leftChars="400" w:left="840"/>
     </w:pPr>
@@ -23830,7 +26071,7 @@
     <w:basedOn w:val="a2"/>
     <w:uiPriority w:val="99"/>
     <w:unhideWhenUsed/>
-    <w:rsid w:val="00A4243E"/>
+    <w:rsid w:val="00AD097A"/>
     <w:rPr>
       <w:color w:val="0000FF" w:themeColor="hyperlink"/>
       <w:u w:val="single"/>
